--- a/report/빅데이터 20기 프로젝트_보고서_LSJ.docx
+++ b/report/빅데이터 20기 프로젝트_보고서_LSJ.docx
@@ -4,179 +4,67 @@
   <w:body>
     <w:p>
       <w:pPr>
-        <w:pStyle w:val="2"/>
-        <w:rPr>
-          <w:rFonts w:hint="eastAsia"/>
-        </w:rPr>
+        <w:pStyle w:val="1"/>
       </w:pPr>
       <w:r>
         <w:rPr>
           <w:rFonts w:hint="eastAsia"/>
         </w:rPr>
-        <w:t>2.2 탐색적 데이터 분석</w:t>
-      </w:r>
-    </w:p>
-    <w:p>
-      <w:r>
-        <w:rPr>
-          <w:rFonts w:hint="eastAsia"/>
-        </w:rPr>
-        <w:t xml:space="preserve">위에서 설명한 </w:t>
-      </w:r>
-      <w:r>
-        <w:rPr>
-          <w:rFonts w:hint="eastAsia"/>
-        </w:rPr>
-        <w:t>데이터들을 분석전에 처리</w:t>
-      </w:r>
-      <w:r>
-        <w:rPr>
-          <w:rFonts w:hint="eastAsia"/>
-        </w:rPr>
-        <w:t xml:space="preserve">한다. </w:t>
-      </w:r>
-      <w:r>
-        <w:br/>
-      </w:r>
-      <w:r>
-        <w:rPr>
-          <w:rFonts w:hint="eastAsia"/>
-        </w:rPr>
-        <w:t xml:space="preserve">우선 원본 데이터셋에서 분석에 필요 없다고 판단한 </w:t>
-      </w:r>
-      <w:r>
-        <w:t>‘</w:t>
-      </w:r>
-      <w:r>
-        <w:rPr>
-          <w:rFonts w:hint="eastAsia"/>
-        </w:rPr>
-        <w:t>ID</w:t>
-      </w:r>
-      <w:r>
-        <w:t>’</w:t>
-      </w:r>
-      <w:r>
-        <w:rPr>
-          <w:rFonts w:hint="eastAsia"/>
-        </w:rPr>
-        <w:t xml:space="preserve"> </w:t>
+        <w:t xml:space="preserve">2. </w:t>
       </w:r>
       <w:proofErr w:type="spellStart"/>
       <w:r>
         <w:rPr>
           <w:rFonts w:hint="eastAsia"/>
         </w:rPr>
-        <w:t>피쳐와</w:t>
+        <w:t>산탄데르</w:t>
       </w:r>
       <w:proofErr w:type="spellEnd"/>
       <w:r>
         <w:rPr>
           <w:rFonts w:hint="eastAsia"/>
         </w:rPr>
-        <w:t xml:space="preserve"> 레이블인 </w:t>
+        <w:t xml:space="preserve"> 고객 만족평가</w:t>
       </w:r>
-      <w:r>
-        <w:t>‘</w:t>
-      </w:r>
+    </w:p>
+    <w:p>
+      <w:pPr>
+        <w:pStyle w:val="2"/>
+        <w:rPr>
+          <w:rFonts w:hint="eastAsia"/>
+        </w:rPr>
+      </w:pPr>
       <w:r>
         <w:rPr>
           <w:rFonts w:hint="eastAsia"/>
         </w:rPr>
-        <w:t>TARGET</w:t>
-      </w:r>
-      <w:r>
-        <w:t>’</w:t>
+        <w:t xml:space="preserve">2.2 </w:t>
       </w:r>
       <w:r>
         <w:rPr>
-          <w:rFonts w:hint="eastAsia"/>
+          <w:bCs/>
         </w:rPr>
-        <w:t xml:space="preserve"> </w:t>
-      </w:r>
-      <w:proofErr w:type="spellStart"/>
-      <w:r>
-        <w:rPr>
-          <w:rFonts w:hint="eastAsia"/>
-        </w:rPr>
-        <w:t>피쳐를</w:t>
-      </w:r>
-      <w:proofErr w:type="spellEnd"/>
-      <w:r>
-        <w:rPr>
-          <w:rFonts w:hint="eastAsia"/>
-        </w:rPr>
-        <w:t xml:space="preserve"> 삭제했다.</w:t>
+        <w:t>탐색적 데이터 분석 (EDA)</w:t>
       </w:r>
     </w:p>
     <w:p>
       <w:pPr>
-        <w:pStyle w:val="3"/>
+        <w:pStyle w:val="4"/>
+        <w:rPr>
+          <w:bCs/>
+          <w:iCs w:val="0"/>
+          <w:sz w:val="28"/>
+          <w:szCs w:val="32"/>
+        </w:rPr>
       </w:pPr>
       <w:r>
         <w:rPr>
-          <w:rFonts w:hint="eastAsia"/>
+          <w:bCs/>
+          <w:iCs w:val="0"/>
+          <w:sz w:val="28"/>
+          <w:szCs w:val="32"/>
         </w:rPr>
-        <w:t>1</w:t>
-      </w:r>
-      <w:r>
-        <w:t>.</w:t>
-      </w:r>
-      <w:r>
-        <w:rPr>
-          <w:rFonts w:hint="eastAsia"/>
-        </w:rPr>
-        <w:t>1</w:t>
-      </w:r>
-      <w:r>
-        <w:t xml:space="preserve">.1 </w:t>
-      </w:r>
-      <w:r>
-        <w:rPr>
-          <w:rFonts w:hint="eastAsia"/>
-        </w:rPr>
-        <w:t>제목3</w:t>
-      </w:r>
-    </w:p>
-    <w:p>
-      <w:pPr>
-        <w:pStyle w:val="4"/>
-      </w:pPr>
-      <w:r>
-        <w:rPr>
-          <w:rFonts w:hint="eastAsia"/>
-        </w:rPr>
-        <w:t>1</w:t>
-      </w:r>
-      <w:r>
-        <w:rPr>
-          <w:rFonts w:hint="eastAsia"/>
-        </w:rPr>
-        <w:t>.</w:t>
-      </w:r>
-      <w:r>
-        <w:rPr>
-          <w:rFonts w:hint="eastAsia"/>
-        </w:rPr>
-        <w:t>1</w:t>
-      </w:r>
-      <w:r>
-        <w:rPr>
-          <w:rFonts w:hint="eastAsia"/>
-        </w:rPr>
-        <w:t>.1.1</w:t>
-      </w:r>
-      <w:r>
-        <w:rPr>
-          <w:rFonts w:hint="eastAsia"/>
-        </w:rPr>
-        <w:t>제목4</w:t>
-      </w:r>
-      <w:r>
-        <w:rPr>
-          <w:rFonts w:hint="eastAsia"/>
-        </w:rPr>
-        <w:t xml:space="preserve"> </w:t>
+        <w:t>2.2.1 통계적 요약</w:t>
       </w:r>
     </w:p>
     <w:p>
@@ -432,6 +320,3850 @@
         <w:t xml:space="preserve"> </w:t>
       </w:r>
     </w:p>
+    <w:p>
+      <w:pPr>
+        <w:pStyle w:val="5"/>
+        <w:numPr>
+          <w:ilvl w:val="3"/>
+          <w:numId w:val="46"/>
+        </w:numPr>
+        <w:rPr>
+          <w:b/>
+          <w:bCs/>
+          <w:sz w:val="24"/>
+          <w:szCs w:val="24"/>
+        </w:rPr>
+      </w:pPr>
+      <w:r>
+        <w:rPr>
+          <w:b/>
+          <w:bCs/>
+          <w:sz w:val="24"/>
+          <w:szCs w:val="24"/>
+        </w:rPr>
+        <w:t>수치형 변수 기술통계</w:t>
+      </w:r>
+    </w:p>
+    <w:p>
+      <w:pPr>
+        <w:pStyle w:val="af4"/>
+        <w:rPr>
+          <w:rFonts w:asciiTheme="minorHAnsi" w:eastAsiaTheme="minorHAnsi" w:hAnsiTheme="minorHAnsi"/>
+          <w:sz w:val="21"/>
+          <w:szCs w:val="21"/>
+        </w:rPr>
+      </w:pPr>
+      <w:r>
+        <w:rPr>
+          <w:rFonts w:asciiTheme="minorHAnsi" w:eastAsiaTheme="minorHAnsi" w:hAnsiTheme="minorHAnsi" w:hint="eastAsia"/>
+          <w:sz w:val="21"/>
+          <w:szCs w:val="21"/>
+        </w:rPr>
+        <w:t>아래</w:t>
+      </w:r>
+      <w:r>
+        <w:rPr>
+          <w:rFonts w:asciiTheme="minorHAnsi" w:eastAsiaTheme="minorHAnsi" w:hAnsiTheme="minorHAnsi"/>
+          <w:sz w:val="21"/>
+          <w:szCs w:val="21"/>
+        </w:rPr>
+        <w:t xml:space="preserve"> 그림은 </w:t>
+      </w:r>
+      <w:proofErr w:type="spellStart"/>
+      <w:r>
+        <w:rPr>
+          <w:rFonts w:asciiTheme="minorHAnsi" w:eastAsiaTheme="minorHAnsi" w:hAnsiTheme="minorHAnsi"/>
+          <w:b/>
+          <w:bCs/>
+          <w:sz w:val="21"/>
+          <w:szCs w:val="21"/>
+        </w:rPr>
+        <w:t>XGBoost</w:t>
+      </w:r>
+      <w:proofErr w:type="spellEnd"/>
+      <w:r>
+        <w:rPr>
+          <w:rFonts w:asciiTheme="minorHAnsi" w:eastAsiaTheme="minorHAnsi" w:hAnsiTheme="minorHAnsi"/>
+          <w:b/>
+          <w:bCs/>
+          <w:sz w:val="21"/>
+          <w:szCs w:val="21"/>
+        </w:rPr>
+        <w:t xml:space="preserve">, </w:t>
+      </w:r>
+      <w:proofErr w:type="spellStart"/>
+      <w:r>
+        <w:rPr>
+          <w:rFonts w:asciiTheme="minorHAnsi" w:eastAsiaTheme="minorHAnsi" w:hAnsiTheme="minorHAnsi"/>
+          <w:b/>
+          <w:bCs/>
+          <w:sz w:val="21"/>
+          <w:szCs w:val="21"/>
+        </w:rPr>
+        <w:t>LightGBM</w:t>
+      </w:r>
+      <w:proofErr w:type="spellEnd"/>
+      <w:r>
+        <w:rPr>
+          <w:rFonts w:asciiTheme="minorHAnsi" w:eastAsiaTheme="minorHAnsi" w:hAnsiTheme="minorHAnsi"/>
+          <w:b/>
+          <w:bCs/>
+          <w:sz w:val="21"/>
+          <w:szCs w:val="21"/>
+        </w:rPr>
+        <w:t xml:space="preserve">, </w:t>
+      </w:r>
+      <w:proofErr w:type="spellStart"/>
+      <w:r>
+        <w:rPr>
+          <w:rFonts w:asciiTheme="minorHAnsi" w:eastAsiaTheme="minorHAnsi" w:hAnsiTheme="minorHAnsi"/>
+          <w:b/>
+          <w:bCs/>
+          <w:sz w:val="21"/>
+          <w:szCs w:val="21"/>
+        </w:rPr>
+        <w:t>RandomForest</w:t>
+      </w:r>
+      <w:proofErr w:type="spellEnd"/>
+      <w:r>
+        <w:rPr>
+          <w:rFonts w:asciiTheme="minorHAnsi" w:eastAsiaTheme="minorHAnsi" w:hAnsiTheme="minorHAnsi"/>
+          <w:b/>
+          <w:bCs/>
+          <w:sz w:val="21"/>
+          <w:szCs w:val="21"/>
+        </w:rPr>
+        <w:t xml:space="preserve">, </w:t>
+      </w:r>
+      <w:proofErr w:type="spellStart"/>
+      <w:r>
+        <w:rPr>
+          <w:rFonts w:asciiTheme="minorHAnsi" w:eastAsiaTheme="minorHAnsi" w:hAnsiTheme="minorHAnsi"/>
+          <w:b/>
+          <w:bCs/>
+          <w:sz w:val="21"/>
+          <w:szCs w:val="21"/>
+        </w:rPr>
+        <w:t>LogisticRegression</w:t>
+      </w:r>
+      <w:proofErr w:type="spellEnd"/>
+      <w:r>
+        <w:rPr>
+          <w:rFonts w:asciiTheme="minorHAnsi" w:eastAsiaTheme="minorHAnsi" w:hAnsiTheme="minorHAnsi"/>
+          <w:sz w:val="21"/>
+          <w:szCs w:val="21"/>
+        </w:rPr>
+        <w:t xml:space="preserve"> 네 가지 모델에 대해 상위 10개의 주요 피처 중요도를 비교한 결과이다.</w:t>
+      </w:r>
+    </w:p>
+    <w:p>
+      <w:pPr>
+        <w:pStyle w:val="af4"/>
+        <w:rPr>
+          <w:rFonts w:asciiTheme="minorHAnsi" w:eastAsiaTheme="minorHAnsi" w:hAnsiTheme="minorHAnsi"/>
+          <w:sz w:val="21"/>
+          <w:szCs w:val="21"/>
+        </w:rPr>
+      </w:pPr>
+      <w:r>
+        <w:rPr>
+          <w:rFonts w:asciiTheme="minorHAnsi" w:eastAsiaTheme="minorHAnsi" w:hAnsiTheme="minorHAnsi"/>
+          <w:sz w:val="21"/>
+          <w:szCs w:val="21"/>
+        </w:rPr>
+        <w:br/>
+        <w:t xml:space="preserve">모든 모델에서 </w:t>
+      </w:r>
+      <w:r>
+        <w:rPr>
+          <w:rStyle w:val="ad"/>
+          <w:rFonts w:asciiTheme="minorHAnsi" w:eastAsiaTheme="minorHAnsi" w:hAnsiTheme="minorHAnsi"/>
+          <w:b w:val="0"/>
+          <w:bCs w:val="0"/>
+          <w:sz w:val="21"/>
+          <w:szCs w:val="21"/>
+        </w:rPr>
+        <w:t>var15(고객 연령 변수)</w:t>
+      </w:r>
+      <w:r>
+        <w:rPr>
+          <w:rFonts w:asciiTheme="minorHAnsi" w:eastAsiaTheme="minorHAnsi" w:hAnsiTheme="minorHAnsi"/>
+          <w:b/>
+          <w:bCs/>
+          <w:sz w:val="21"/>
+          <w:szCs w:val="21"/>
+        </w:rPr>
+        <w:t xml:space="preserve">, </w:t>
+      </w:r>
+      <w:proofErr w:type="spellStart"/>
+      <w:r>
+        <w:rPr>
+          <w:rStyle w:val="ad"/>
+          <w:rFonts w:asciiTheme="minorHAnsi" w:eastAsiaTheme="minorHAnsi" w:hAnsiTheme="minorHAnsi"/>
+          <w:sz w:val="21"/>
+          <w:szCs w:val="21"/>
+        </w:rPr>
+        <w:t>saldo</w:t>
+      </w:r>
+      <w:proofErr w:type="spellEnd"/>
+      <w:r>
+        <w:rPr>
+          <w:rStyle w:val="ad"/>
+          <w:rFonts w:asciiTheme="minorHAnsi" w:eastAsiaTheme="minorHAnsi" w:hAnsiTheme="minorHAnsi"/>
+          <w:b w:val="0"/>
+          <w:bCs w:val="0"/>
+          <w:sz w:val="21"/>
+          <w:szCs w:val="21"/>
+        </w:rPr>
+        <w:t xml:space="preserve"> 계열 변수(계좌 잔액 관련 변수)</w:t>
+      </w:r>
+      <w:r>
+        <w:rPr>
+          <w:rFonts w:asciiTheme="minorHAnsi" w:eastAsiaTheme="minorHAnsi" w:hAnsiTheme="minorHAnsi"/>
+          <w:sz w:val="21"/>
+          <w:szCs w:val="21"/>
+        </w:rPr>
+        <w:t xml:space="preserve">, 그리고 </w:t>
+      </w:r>
+      <w:proofErr w:type="spellStart"/>
+      <w:r>
+        <w:rPr>
+          <w:rStyle w:val="ad"/>
+          <w:rFonts w:asciiTheme="minorHAnsi" w:eastAsiaTheme="minorHAnsi" w:hAnsiTheme="minorHAnsi"/>
+          <w:sz w:val="21"/>
+          <w:szCs w:val="21"/>
+        </w:rPr>
+        <w:t>imp_var</w:t>
+      </w:r>
+      <w:proofErr w:type="spellEnd"/>
+      <w:r>
+        <w:rPr>
+          <w:rStyle w:val="ad"/>
+          <w:rFonts w:asciiTheme="minorHAnsi" w:eastAsiaTheme="minorHAnsi" w:hAnsiTheme="minorHAnsi"/>
+          <w:b w:val="0"/>
+          <w:bCs w:val="0"/>
+          <w:sz w:val="21"/>
+          <w:szCs w:val="21"/>
+        </w:rPr>
+        <w:t xml:space="preserve"> 및 </w:t>
+      </w:r>
+      <w:proofErr w:type="spellStart"/>
+      <w:r>
+        <w:rPr>
+          <w:rStyle w:val="ad"/>
+          <w:rFonts w:asciiTheme="minorHAnsi" w:eastAsiaTheme="minorHAnsi" w:hAnsiTheme="minorHAnsi"/>
+          <w:sz w:val="21"/>
+          <w:szCs w:val="21"/>
+        </w:rPr>
+        <w:t>saldo_medio</w:t>
+      </w:r>
+      <w:proofErr w:type="spellEnd"/>
+      <w:r>
+        <w:rPr>
+          <w:rStyle w:val="ad"/>
+          <w:rFonts w:asciiTheme="minorHAnsi" w:eastAsiaTheme="minorHAnsi" w:hAnsiTheme="minorHAnsi"/>
+          <w:b w:val="0"/>
+          <w:bCs w:val="0"/>
+          <w:sz w:val="21"/>
+          <w:szCs w:val="21"/>
+        </w:rPr>
+        <w:t xml:space="preserve"> 계열의 금융 거래 규모 변수</w:t>
+      </w:r>
+      <w:r>
+        <w:rPr>
+          <w:rFonts w:asciiTheme="minorHAnsi" w:eastAsiaTheme="minorHAnsi" w:hAnsiTheme="minorHAnsi"/>
+          <w:sz w:val="21"/>
+          <w:szCs w:val="21"/>
+        </w:rPr>
+        <w:t>가 반복적으로 상위권에 나타났다. 이는 고객의 나이, 잔액 규모, 그리고 최근 거래 활동이 고객 만족 여부를 예측하는 데 중요한 요인임을 의미한다.</w:t>
+      </w:r>
+    </w:p>
+    <w:p>
+      <w:pPr>
+        <w:pStyle w:val="af4"/>
+        <w:rPr>
+          <w:rFonts w:asciiTheme="minorHAnsi" w:eastAsiaTheme="minorHAnsi" w:hAnsiTheme="minorHAnsi"/>
+          <w:sz w:val="21"/>
+          <w:szCs w:val="21"/>
+        </w:rPr>
+      </w:pPr>
+      <w:r>
+        <w:rPr>
+          <w:rFonts w:asciiTheme="minorHAnsi" w:eastAsiaTheme="minorHAnsi" w:hAnsiTheme="minorHAnsi"/>
+          <w:sz w:val="21"/>
+          <w:szCs w:val="21"/>
+        </w:rPr>
+        <w:t xml:space="preserve">특히, </w:t>
+      </w:r>
+      <w:proofErr w:type="spellStart"/>
+      <w:r>
+        <w:rPr>
+          <w:rFonts w:asciiTheme="minorHAnsi" w:eastAsiaTheme="minorHAnsi" w:hAnsiTheme="minorHAnsi"/>
+          <w:b/>
+          <w:bCs/>
+          <w:sz w:val="21"/>
+          <w:szCs w:val="21"/>
+        </w:rPr>
+        <w:t>XGBoost</w:t>
+      </w:r>
+      <w:proofErr w:type="spellEnd"/>
+      <w:r>
+        <w:rPr>
+          <w:rFonts w:asciiTheme="minorHAnsi" w:eastAsiaTheme="minorHAnsi" w:hAnsiTheme="minorHAnsi"/>
+          <w:sz w:val="21"/>
+          <w:szCs w:val="21"/>
+        </w:rPr>
+        <w:t xml:space="preserve">와 </w:t>
+      </w:r>
+      <w:proofErr w:type="spellStart"/>
+      <w:r>
+        <w:rPr>
+          <w:rFonts w:asciiTheme="minorHAnsi" w:eastAsiaTheme="minorHAnsi" w:hAnsiTheme="minorHAnsi"/>
+          <w:b/>
+          <w:bCs/>
+          <w:sz w:val="21"/>
+          <w:szCs w:val="21"/>
+        </w:rPr>
+        <w:t>RandomForest</w:t>
+      </w:r>
+      <w:proofErr w:type="spellEnd"/>
+      <w:r>
+        <w:rPr>
+          <w:rFonts w:asciiTheme="minorHAnsi" w:eastAsiaTheme="minorHAnsi" w:hAnsiTheme="minorHAnsi"/>
+          <w:sz w:val="21"/>
+          <w:szCs w:val="21"/>
+        </w:rPr>
+        <w:t xml:space="preserve">에서는 </w:t>
+      </w:r>
+      <w:r>
+        <w:rPr>
+          <w:rStyle w:val="HTML"/>
+          <w:rFonts w:asciiTheme="minorHAnsi" w:eastAsiaTheme="minorHAnsi" w:hAnsiTheme="minorHAnsi"/>
+          <w:sz w:val="21"/>
+          <w:szCs w:val="21"/>
+        </w:rPr>
+        <w:t>saldo_var30</w:t>
+      </w:r>
+      <w:r>
+        <w:rPr>
+          <w:rStyle w:val="ad"/>
+          <w:rFonts w:asciiTheme="minorHAnsi" w:eastAsiaTheme="minorHAnsi" w:hAnsiTheme="minorHAnsi"/>
+          <w:b w:val="0"/>
+          <w:bCs w:val="0"/>
+          <w:sz w:val="21"/>
+          <w:szCs w:val="21"/>
+        </w:rPr>
+        <w:t>과</w:t>
+      </w:r>
+      <w:r>
+        <w:rPr>
+          <w:rStyle w:val="ad"/>
+          <w:rFonts w:asciiTheme="minorHAnsi" w:eastAsiaTheme="minorHAnsi" w:hAnsiTheme="minorHAnsi"/>
+          <w:sz w:val="21"/>
+          <w:szCs w:val="21"/>
+        </w:rPr>
+        <w:t xml:space="preserve"> </w:t>
+      </w:r>
+      <w:r>
+        <w:rPr>
+          <w:rStyle w:val="HTML"/>
+          <w:rFonts w:asciiTheme="minorHAnsi" w:eastAsiaTheme="minorHAnsi" w:hAnsiTheme="minorHAnsi"/>
+          <w:sz w:val="21"/>
+          <w:szCs w:val="21"/>
+        </w:rPr>
+        <w:t>var15</w:t>
+      </w:r>
+      <w:r>
+        <w:rPr>
+          <w:rStyle w:val="ad"/>
+          <w:rFonts w:asciiTheme="minorHAnsi" w:eastAsiaTheme="minorHAnsi" w:hAnsiTheme="minorHAnsi"/>
+          <w:b w:val="0"/>
+          <w:bCs w:val="0"/>
+          <w:sz w:val="21"/>
+          <w:szCs w:val="21"/>
+        </w:rPr>
+        <w:t>가 가장 높은 비중을 기록</w:t>
+      </w:r>
+      <w:r>
+        <w:rPr>
+          <w:rFonts w:asciiTheme="minorHAnsi" w:eastAsiaTheme="minorHAnsi" w:hAnsiTheme="minorHAnsi"/>
+          <w:sz w:val="21"/>
+          <w:szCs w:val="21"/>
+        </w:rPr>
+        <w:t xml:space="preserve">하였으며, </w:t>
+      </w:r>
+      <w:proofErr w:type="spellStart"/>
+      <w:r>
+        <w:rPr>
+          <w:rFonts w:asciiTheme="minorHAnsi" w:eastAsiaTheme="minorHAnsi" w:hAnsiTheme="minorHAnsi"/>
+          <w:b/>
+          <w:bCs/>
+          <w:sz w:val="21"/>
+          <w:szCs w:val="21"/>
+        </w:rPr>
+        <w:t>LightGBM</w:t>
+      </w:r>
+      <w:proofErr w:type="spellEnd"/>
+      <w:r>
+        <w:rPr>
+          <w:rFonts w:asciiTheme="minorHAnsi" w:eastAsiaTheme="minorHAnsi" w:hAnsiTheme="minorHAnsi"/>
+          <w:sz w:val="21"/>
+          <w:szCs w:val="21"/>
+        </w:rPr>
+        <w:t xml:space="preserve">에서는 </w:t>
+      </w:r>
+      <w:r>
+        <w:rPr>
+          <w:rStyle w:val="HTML"/>
+          <w:rFonts w:asciiTheme="minorHAnsi" w:eastAsiaTheme="minorHAnsi" w:hAnsiTheme="minorHAnsi"/>
+          <w:sz w:val="21"/>
+          <w:szCs w:val="21"/>
+        </w:rPr>
+        <w:t>var38</w:t>
+      </w:r>
+      <w:r>
+        <w:rPr>
+          <w:rFonts w:asciiTheme="minorHAnsi" w:eastAsiaTheme="minorHAnsi" w:hAnsiTheme="minorHAnsi"/>
+          <w:sz w:val="21"/>
+          <w:szCs w:val="21"/>
+        </w:rPr>
+        <w:t xml:space="preserve">(대규모 금액 관련 변수)이 가장 중요한 변수로 나타났다. </w:t>
+      </w:r>
+      <w:proofErr w:type="spellStart"/>
+      <w:r>
+        <w:rPr>
+          <w:rFonts w:asciiTheme="minorHAnsi" w:eastAsiaTheme="minorHAnsi" w:hAnsiTheme="minorHAnsi"/>
+          <w:b/>
+          <w:bCs/>
+          <w:sz w:val="21"/>
+          <w:szCs w:val="21"/>
+        </w:rPr>
+        <w:t>LogisticRegression</w:t>
+      </w:r>
+      <w:proofErr w:type="spellEnd"/>
+      <w:r>
+        <w:rPr>
+          <w:rFonts w:asciiTheme="minorHAnsi" w:eastAsiaTheme="minorHAnsi" w:hAnsiTheme="minorHAnsi"/>
+          <w:sz w:val="21"/>
+          <w:szCs w:val="21"/>
+        </w:rPr>
+        <w:t xml:space="preserve">은 </w:t>
+      </w:r>
+      <w:r>
+        <w:rPr>
+          <w:rFonts w:asciiTheme="minorHAnsi" w:eastAsiaTheme="minorHAnsi" w:hAnsiTheme="minorHAnsi"/>
+          <w:sz w:val="21"/>
+          <w:szCs w:val="21"/>
+        </w:rPr>
+        <w:lastRenderedPageBreak/>
+        <w:t xml:space="preserve">트리 기반 모델과 달리 변수 영향력이 다르게 나타났으나, 동일하게 </w:t>
+      </w:r>
+      <w:r>
+        <w:rPr>
+          <w:rStyle w:val="HTML"/>
+          <w:rFonts w:asciiTheme="minorHAnsi" w:eastAsiaTheme="minorHAnsi" w:hAnsiTheme="minorHAnsi"/>
+          <w:sz w:val="21"/>
+          <w:szCs w:val="21"/>
+        </w:rPr>
+        <w:t>var15</w:t>
+      </w:r>
+      <w:r>
+        <w:rPr>
+          <w:rFonts w:asciiTheme="minorHAnsi" w:eastAsiaTheme="minorHAnsi" w:hAnsiTheme="minorHAnsi"/>
+          <w:sz w:val="21"/>
+          <w:szCs w:val="21"/>
+        </w:rPr>
+        <w:t xml:space="preserve"> 및 </w:t>
+      </w:r>
+      <w:proofErr w:type="spellStart"/>
+      <w:r>
+        <w:rPr>
+          <w:rStyle w:val="HTML"/>
+          <w:rFonts w:asciiTheme="minorHAnsi" w:eastAsiaTheme="minorHAnsi" w:hAnsiTheme="minorHAnsi"/>
+          <w:b/>
+          <w:bCs/>
+          <w:sz w:val="21"/>
+          <w:szCs w:val="21"/>
+        </w:rPr>
+        <w:t>saldo_medio</w:t>
+      </w:r>
+      <w:proofErr w:type="spellEnd"/>
+      <w:r>
+        <w:rPr>
+          <w:rFonts w:asciiTheme="minorHAnsi" w:eastAsiaTheme="minorHAnsi" w:hAnsiTheme="minorHAnsi"/>
+          <w:b/>
+          <w:bCs/>
+          <w:sz w:val="21"/>
+          <w:szCs w:val="21"/>
+        </w:rPr>
+        <w:t xml:space="preserve"> </w:t>
+      </w:r>
+      <w:r>
+        <w:rPr>
+          <w:rFonts w:asciiTheme="minorHAnsi" w:eastAsiaTheme="minorHAnsi" w:hAnsiTheme="minorHAnsi"/>
+          <w:sz w:val="21"/>
+          <w:szCs w:val="21"/>
+        </w:rPr>
+        <w:t>관련 변수가 의미 있게 작용하였다.</w:t>
+      </w:r>
+    </w:p>
+    <w:p>
+      <w:pPr>
+        <w:pStyle w:val="af4"/>
+        <w:rPr>
+          <w:rFonts w:asciiTheme="minorHAnsi" w:eastAsiaTheme="minorHAnsi" w:hAnsiTheme="minorHAnsi"/>
+          <w:sz w:val="21"/>
+          <w:szCs w:val="21"/>
+        </w:rPr>
+      </w:pPr>
+      <w:r>
+        <w:rPr>
+          <w:rFonts w:asciiTheme="minorHAnsi" w:eastAsiaTheme="minorHAnsi" w:hAnsiTheme="minorHAnsi"/>
+          <w:sz w:val="21"/>
+          <w:szCs w:val="21"/>
+        </w:rPr>
+        <w:t xml:space="preserve">이 결과는 모델 종류와 내부 학습 방식이 다르더라도, </w:t>
+      </w:r>
+      <w:r>
+        <w:rPr>
+          <w:rStyle w:val="ad"/>
+          <w:rFonts w:asciiTheme="minorHAnsi" w:eastAsiaTheme="minorHAnsi" w:hAnsiTheme="minorHAnsi"/>
+          <w:b w:val="0"/>
+          <w:bCs w:val="0"/>
+          <w:sz w:val="21"/>
+          <w:szCs w:val="21"/>
+        </w:rPr>
+        <w:t>특정 변수들이 일관적으로 고객 만족 예측에 중요한 역할을 수행한다</w:t>
+      </w:r>
+      <w:r>
+        <w:rPr>
+          <w:rFonts w:asciiTheme="minorHAnsi" w:eastAsiaTheme="minorHAnsi" w:hAnsiTheme="minorHAnsi"/>
+          <w:sz w:val="21"/>
+          <w:szCs w:val="21"/>
+        </w:rPr>
+        <w:t xml:space="preserve">는 점을 보여준다. 따라서 이후 분석에서는 이러한 주요 변수들을 중심으로 </w:t>
+      </w:r>
+      <w:r>
+        <w:rPr>
+          <w:rStyle w:val="ad"/>
+          <w:rFonts w:asciiTheme="minorHAnsi" w:eastAsiaTheme="minorHAnsi" w:hAnsiTheme="minorHAnsi"/>
+          <w:b w:val="0"/>
+          <w:bCs w:val="0"/>
+          <w:sz w:val="21"/>
+          <w:szCs w:val="21"/>
+        </w:rPr>
+        <w:t>추가적인 탐색 분석, 이상치 검토, Feature Selection 및 모델 해석</w:t>
+      </w:r>
+      <w:r>
+        <w:rPr>
+          <w:rFonts w:asciiTheme="minorHAnsi" w:eastAsiaTheme="minorHAnsi" w:hAnsiTheme="minorHAnsi"/>
+          <w:sz w:val="21"/>
+          <w:szCs w:val="21"/>
+        </w:rPr>
+        <w:t>을</w:t>
+      </w:r>
+      <w:r>
+        <w:rPr>
+          <w:rFonts w:asciiTheme="minorHAnsi" w:eastAsiaTheme="minorHAnsi" w:hAnsiTheme="minorHAnsi"/>
+          <w:b/>
+          <w:bCs/>
+          <w:sz w:val="21"/>
+          <w:szCs w:val="21"/>
+        </w:rPr>
+        <w:t xml:space="preserve"> </w:t>
+      </w:r>
+      <w:r>
+        <w:rPr>
+          <w:rFonts w:asciiTheme="minorHAnsi" w:eastAsiaTheme="minorHAnsi" w:hAnsiTheme="minorHAnsi"/>
+          <w:sz w:val="21"/>
+          <w:szCs w:val="21"/>
+        </w:rPr>
+        <w:t>진행하였다.</w:t>
+      </w:r>
+    </w:p>
+    <w:p/>
+    <w:p>
+      <w:r>
+        <w:rPr>
+          <w:noProof/>
+        </w:rPr>
+        <w:drawing>
+          <wp:inline distT="0" distB="0" distL="0" distR="0" wp14:anchorId="1CD476AA" wp14:editId="397FBB52">
+            <wp:extent cx="6645910" cy="5250815"/>
+            <wp:effectExtent l="0" t="0" r="2540" b="6985"/>
+            <wp:docPr id="1310461694" name="그림 2"/>
+            <wp:cNvGraphicFramePr>
+              <a:graphicFrameLocks xmlns:a="http://schemas.openxmlformats.org/drawingml/2006/main" noChangeAspect="1"/>
+            </wp:cNvGraphicFramePr>
+            <a:graphic xmlns:a="http://schemas.openxmlformats.org/drawingml/2006/main">
+              <a:graphicData uri="http://schemas.openxmlformats.org/drawingml/2006/picture">
+                <pic:pic xmlns:pic="http://schemas.openxmlformats.org/drawingml/2006/picture">
+                  <pic:nvPicPr>
+                    <pic:cNvPr id="0" name="Picture 1"/>
+                    <pic:cNvPicPr>
+                      <a:picLocks noChangeAspect="1" noChangeArrowheads="1"/>
+                    </pic:cNvPicPr>
+                  </pic:nvPicPr>
+                  <pic:blipFill>
+                    <a:blip r:embed="rId9" cstate="print">
+                      <a:extLst>
+                        <a:ext uri="{28A0092B-C50C-407E-A947-70E740481C1C}">
+                          <a14:useLocalDpi xmlns:a14="http://schemas.microsoft.com/office/drawing/2010/main" val="0"/>
+                        </a:ext>
+                      </a:extLst>
+                    </a:blip>
+                    <a:srcRect/>
+                    <a:stretch>
+                      <a:fillRect/>
+                    </a:stretch>
+                  </pic:blipFill>
+                  <pic:spPr bwMode="auto">
+                    <a:xfrm>
+                      <a:off x="0" y="0"/>
+                      <a:ext cx="6645910" cy="5250815"/>
+                    </a:xfrm>
+                    <a:prstGeom prst="rect">
+                      <a:avLst/>
+                    </a:prstGeom>
+                    <a:noFill/>
+                    <a:ln>
+                      <a:noFill/>
+                    </a:ln>
+                  </pic:spPr>
+                </pic:pic>
+              </a:graphicData>
+            </a:graphic>
+          </wp:inline>
+        </w:drawing>
+      </w:r>
+    </w:p>
+    <w:p>
+      <w:r>
+        <w:rPr>
+          <w:rFonts w:hint="eastAsia"/>
+        </w:rPr>
+        <w:t xml:space="preserve">[그림 </w:t>
+      </w:r>
+      <w:r>
+        <w:rPr>
+          <w:rFonts w:hint="eastAsia"/>
+        </w:rPr>
+        <w:t>2</w:t>
+      </w:r>
+      <w:r>
+        <w:rPr>
+          <w:rFonts w:hint="eastAsia"/>
+        </w:rPr>
+        <w:t>.</w:t>
+      </w:r>
+      <w:r>
+        <w:rPr>
+          <w:rFonts w:hint="eastAsia"/>
+        </w:rPr>
+        <w:t>2</w:t>
+      </w:r>
+      <w:r>
+        <w:rPr>
+          <w:rFonts w:hint="eastAsia"/>
+        </w:rPr>
+        <w:t xml:space="preserve">.1.1 </w:t>
+      </w:r>
+      <w:r>
+        <w:rPr>
+          <w:rFonts w:hint="eastAsia"/>
+        </w:rPr>
+        <w:t>Feature importance</w:t>
+      </w:r>
+      <w:r>
+        <w:rPr>
+          <w:rFonts w:hint="eastAsia"/>
+        </w:rPr>
+        <w:t>]</w:t>
+      </w:r>
+    </w:p>
+    <w:p/>
+    <w:p/>
+    <w:p>
+      <w:pPr>
+        <w:rPr>
+          <w:rFonts w:hint="eastAsia"/>
+        </w:rPr>
+      </w:pPr>
+    </w:p>
+    <w:p/>
+    <w:tbl>
+      <w:tblPr>
+        <w:tblW w:w="0" w:type="auto"/>
+        <w:tblCellSpacing w:w="15" w:type="dxa"/>
+        <w:tblCellMar>
+          <w:top w:w="15" w:type="dxa"/>
+          <w:left w:w="15" w:type="dxa"/>
+          <w:bottom w:w="15" w:type="dxa"/>
+          <w:right w:w="15" w:type="dxa"/>
+        </w:tblCellMar>
+        <w:tblLook w:val="04A0" w:firstRow="1" w:lastRow="0" w:firstColumn="1" w:lastColumn="0" w:noHBand="0" w:noVBand="1"/>
+      </w:tblPr>
+      <w:tblGrid>
+        <w:gridCol w:w="2634"/>
+        <w:gridCol w:w="1098"/>
+        <w:gridCol w:w="1098"/>
+        <w:gridCol w:w="820"/>
+        <w:gridCol w:w="936"/>
+        <w:gridCol w:w="1387"/>
+        <w:gridCol w:w="1098"/>
+        <w:gridCol w:w="1274"/>
+      </w:tblGrid>
+      <w:tr>
+        <w:trPr>
+          <w:tblHeader/>
+          <w:tblCellSpacing w:w="15" w:type="dxa"/>
+        </w:trPr>
+        <w:tc>
+          <w:tcPr>
+            <w:tcW w:w="0" w:type="auto"/>
+            <w:tcBorders>
+              <w:bottom w:val="single" w:sz="4" w:space="0" w:color="auto"/>
+            </w:tcBorders>
+            <w:vAlign w:val="center"/>
+            <w:hideMark/>
+          </w:tcPr>
+          <w:p>
+            <w:pPr>
+              <w:rPr>
+                <w:b/>
+                <w:bCs/>
+              </w:rPr>
+            </w:pPr>
+            <w:proofErr w:type="spellStart"/>
+            <w:r>
+              <w:rPr>
+                <w:b/>
+                <w:bCs/>
+              </w:rPr>
+              <w:lastRenderedPageBreak/>
+              <w:t>변수명</w:t>
+            </w:r>
+            <w:proofErr w:type="spellEnd"/>
+          </w:p>
+        </w:tc>
+        <w:tc>
+          <w:tcPr>
+            <w:tcW w:w="0" w:type="auto"/>
+            <w:tcBorders>
+              <w:bottom w:val="single" w:sz="4" w:space="0" w:color="auto"/>
+            </w:tcBorders>
+            <w:vAlign w:val="center"/>
+            <w:hideMark/>
+          </w:tcPr>
+          <w:p>
+            <w:pPr>
+              <w:rPr>
+                <w:b/>
+                <w:bCs/>
+              </w:rPr>
+            </w:pPr>
+            <w:r>
+              <w:rPr>
+                <w:b/>
+                <w:bCs/>
+              </w:rPr>
+              <w:t>Mean</w:t>
+            </w:r>
+          </w:p>
+        </w:tc>
+        <w:tc>
+          <w:tcPr>
+            <w:tcW w:w="0" w:type="auto"/>
+            <w:tcBorders>
+              <w:bottom w:val="single" w:sz="4" w:space="0" w:color="auto"/>
+            </w:tcBorders>
+            <w:vAlign w:val="center"/>
+            <w:hideMark/>
+          </w:tcPr>
+          <w:p>
+            <w:pPr>
+              <w:rPr>
+                <w:b/>
+                <w:bCs/>
+              </w:rPr>
+            </w:pPr>
+            <w:r>
+              <w:rPr>
+                <w:b/>
+                <w:bCs/>
+              </w:rPr>
+              <w:t>Std</w:t>
+            </w:r>
+          </w:p>
+        </w:tc>
+        <w:tc>
+          <w:tcPr>
+            <w:tcW w:w="0" w:type="auto"/>
+            <w:tcBorders>
+              <w:bottom w:val="single" w:sz="4" w:space="0" w:color="auto"/>
+            </w:tcBorders>
+            <w:vAlign w:val="center"/>
+            <w:hideMark/>
+          </w:tcPr>
+          <w:p>
+            <w:pPr>
+              <w:rPr>
+                <w:b/>
+                <w:bCs/>
+              </w:rPr>
+            </w:pPr>
+            <w:r>
+              <w:rPr>
+                <w:b/>
+                <w:bCs/>
+              </w:rPr>
+              <w:t>Min</w:t>
+            </w:r>
+          </w:p>
+        </w:tc>
+        <w:tc>
+          <w:tcPr>
+            <w:tcW w:w="0" w:type="auto"/>
+            <w:tcBorders>
+              <w:bottom w:val="single" w:sz="4" w:space="0" w:color="auto"/>
+            </w:tcBorders>
+            <w:vAlign w:val="center"/>
+            <w:hideMark/>
+          </w:tcPr>
+          <w:p>
+            <w:pPr>
+              <w:rPr>
+                <w:b/>
+                <w:bCs/>
+              </w:rPr>
+            </w:pPr>
+            <w:r>
+              <w:rPr>
+                <w:b/>
+                <w:bCs/>
+              </w:rPr>
+              <w:t>25%</w:t>
+            </w:r>
+          </w:p>
+        </w:tc>
+        <w:tc>
+          <w:tcPr>
+            <w:tcW w:w="0" w:type="auto"/>
+            <w:tcBorders>
+              <w:bottom w:val="single" w:sz="4" w:space="0" w:color="auto"/>
+            </w:tcBorders>
+            <w:vAlign w:val="center"/>
+            <w:hideMark/>
+          </w:tcPr>
+          <w:p>
+            <w:pPr>
+              <w:rPr>
+                <w:b/>
+                <w:bCs/>
+              </w:rPr>
+            </w:pPr>
+            <w:proofErr w:type="gramStart"/>
+            <w:r>
+              <w:rPr>
+                <w:b/>
+                <w:bCs/>
+              </w:rPr>
+              <w:t>Median(</w:t>
+            </w:r>
+            <w:proofErr w:type="gramEnd"/>
+            <w:r>
+              <w:rPr>
+                <w:b/>
+                <w:bCs/>
+              </w:rPr>
+              <w:t>50%)</w:t>
+            </w:r>
+          </w:p>
+        </w:tc>
+        <w:tc>
+          <w:tcPr>
+            <w:tcW w:w="0" w:type="auto"/>
+            <w:tcBorders>
+              <w:bottom w:val="single" w:sz="4" w:space="0" w:color="auto"/>
+            </w:tcBorders>
+            <w:vAlign w:val="center"/>
+            <w:hideMark/>
+          </w:tcPr>
+          <w:p>
+            <w:pPr>
+              <w:rPr>
+                <w:b/>
+                <w:bCs/>
+              </w:rPr>
+            </w:pPr>
+            <w:r>
+              <w:rPr>
+                <w:b/>
+                <w:bCs/>
+              </w:rPr>
+              <w:t>75%</w:t>
+            </w:r>
+          </w:p>
+        </w:tc>
+        <w:tc>
+          <w:tcPr>
+            <w:tcW w:w="0" w:type="auto"/>
+            <w:tcBorders>
+              <w:bottom w:val="single" w:sz="4" w:space="0" w:color="auto"/>
+            </w:tcBorders>
+            <w:vAlign w:val="center"/>
+            <w:hideMark/>
+          </w:tcPr>
+          <w:p>
+            <w:pPr>
+              <w:rPr>
+                <w:b/>
+                <w:bCs/>
+              </w:rPr>
+            </w:pPr>
+            <w:r>
+              <w:rPr>
+                <w:b/>
+                <w:bCs/>
+              </w:rPr>
+              <w:t>Max</w:t>
+            </w:r>
+          </w:p>
+        </w:tc>
+      </w:tr>
+      <w:tr>
+        <w:trPr>
+          <w:tblCellSpacing w:w="15" w:type="dxa"/>
+        </w:trPr>
+        <w:tc>
+          <w:tcPr>
+            <w:tcW w:w="0" w:type="auto"/>
+            <w:tcBorders>
+              <w:top w:val="single" w:sz="4" w:space="0" w:color="auto"/>
+              <w:left w:val="single" w:sz="4" w:space="0" w:color="auto"/>
+              <w:bottom w:val="single" w:sz="4" w:space="0" w:color="auto"/>
+              <w:right w:val="single" w:sz="4" w:space="0" w:color="auto"/>
+            </w:tcBorders>
+            <w:vAlign w:val="center"/>
+            <w:hideMark/>
+          </w:tcPr>
+          <w:p>
+            <w:r>
+              <w:t>saldo_var30</w:t>
+            </w:r>
+          </w:p>
+        </w:tc>
+        <w:tc>
+          <w:tcPr>
+            <w:tcW w:w="0" w:type="auto"/>
+            <w:tcBorders>
+              <w:top w:val="single" w:sz="4" w:space="0" w:color="auto"/>
+              <w:left w:val="single" w:sz="4" w:space="0" w:color="auto"/>
+              <w:bottom w:val="single" w:sz="4" w:space="0" w:color="auto"/>
+              <w:right w:val="single" w:sz="4" w:space="0" w:color="auto"/>
+            </w:tcBorders>
+            <w:vAlign w:val="center"/>
+            <w:hideMark/>
+          </w:tcPr>
+          <w:p>
+            <w:r>
+              <w:t>0.11</w:t>
+            </w:r>
+          </w:p>
+        </w:tc>
+        <w:tc>
+          <w:tcPr>
+            <w:tcW w:w="0" w:type="auto"/>
+            <w:tcBorders>
+              <w:top w:val="single" w:sz="4" w:space="0" w:color="auto"/>
+              <w:left w:val="single" w:sz="4" w:space="0" w:color="auto"/>
+              <w:bottom w:val="single" w:sz="4" w:space="0" w:color="auto"/>
+              <w:right w:val="single" w:sz="4" w:space="0" w:color="auto"/>
+            </w:tcBorders>
+            <w:vAlign w:val="center"/>
+            <w:hideMark/>
+          </w:tcPr>
+          <w:p>
+            <w:r>
+              <w:t>1.03</w:t>
+            </w:r>
+          </w:p>
+        </w:tc>
+        <w:tc>
+          <w:tcPr>
+            <w:tcW w:w="0" w:type="auto"/>
+            <w:tcBorders>
+              <w:top w:val="single" w:sz="4" w:space="0" w:color="auto"/>
+              <w:left w:val="single" w:sz="4" w:space="0" w:color="auto"/>
+              <w:bottom w:val="single" w:sz="4" w:space="0" w:color="auto"/>
+              <w:right w:val="single" w:sz="4" w:space="0" w:color="auto"/>
+            </w:tcBorders>
+            <w:vAlign w:val="center"/>
+            <w:hideMark/>
+          </w:tcPr>
+          <w:p>
+            <w:r>
+              <w:t>0.00</w:t>
+            </w:r>
+          </w:p>
+        </w:tc>
+        <w:tc>
+          <w:tcPr>
+            <w:tcW w:w="0" w:type="auto"/>
+            <w:tcBorders>
+              <w:top w:val="single" w:sz="4" w:space="0" w:color="auto"/>
+              <w:left w:val="single" w:sz="4" w:space="0" w:color="auto"/>
+              <w:bottom w:val="single" w:sz="4" w:space="0" w:color="auto"/>
+              <w:right w:val="single" w:sz="4" w:space="0" w:color="auto"/>
+            </w:tcBorders>
+            <w:vAlign w:val="center"/>
+            <w:hideMark/>
+          </w:tcPr>
+          <w:p>
+            <w:r>
+              <w:t>0.00</w:t>
+            </w:r>
+          </w:p>
+        </w:tc>
+        <w:tc>
+          <w:tcPr>
+            <w:tcW w:w="0" w:type="auto"/>
+            <w:tcBorders>
+              <w:top w:val="single" w:sz="4" w:space="0" w:color="auto"/>
+              <w:left w:val="single" w:sz="4" w:space="0" w:color="auto"/>
+              <w:bottom w:val="single" w:sz="4" w:space="0" w:color="auto"/>
+              <w:right w:val="single" w:sz="4" w:space="0" w:color="auto"/>
+            </w:tcBorders>
+            <w:vAlign w:val="center"/>
+            <w:hideMark/>
+          </w:tcPr>
+          <w:p>
+            <w:r>
+              <w:t>0.00</w:t>
+            </w:r>
+          </w:p>
+        </w:tc>
+        <w:tc>
+          <w:tcPr>
+            <w:tcW w:w="0" w:type="auto"/>
+            <w:tcBorders>
+              <w:top w:val="single" w:sz="4" w:space="0" w:color="auto"/>
+              <w:left w:val="single" w:sz="4" w:space="0" w:color="auto"/>
+              <w:bottom w:val="single" w:sz="4" w:space="0" w:color="auto"/>
+              <w:right w:val="single" w:sz="4" w:space="0" w:color="auto"/>
+            </w:tcBorders>
+            <w:vAlign w:val="center"/>
+            <w:hideMark/>
+          </w:tcPr>
+          <w:p>
+            <w:r>
+              <w:t>0.00</w:t>
+            </w:r>
+          </w:p>
+        </w:tc>
+        <w:tc>
+          <w:tcPr>
+            <w:tcW w:w="0" w:type="auto"/>
+            <w:tcBorders>
+              <w:top w:val="single" w:sz="4" w:space="0" w:color="auto"/>
+              <w:left w:val="single" w:sz="4" w:space="0" w:color="auto"/>
+              <w:bottom w:val="single" w:sz="4" w:space="0" w:color="auto"/>
+              <w:right w:val="single" w:sz="4" w:space="0" w:color="auto"/>
+            </w:tcBorders>
+            <w:vAlign w:val="center"/>
+            <w:hideMark/>
+          </w:tcPr>
+          <w:p>
+            <w:r>
+              <w:t>35.00</w:t>
+            </w:r>
+          </w:p>
+        </w:tc>
+      </w:tr>
+      <w:tr>
+        <w:trPr>
+          <w:tblCellSpacing w:w="15" w:type="dxa"/>
+        </w:trPr>
+        <w:tc>
+          <w:tcPr>
+            <w:tcW w:w="0" w:type="auto"/>
+            <w:tcBorders>
+              <w:top w:val="single" w:sz="4" w:space="0" w:color="auto"/>
+              <w:left w:val="single" w:sz="4" w:space="0" w:color="auto"/>
+              <w:bottom w:val="single" w:sz="4" w:space="0" w:color="auto"/>
+              <w:right w:val="single" w:sz="4" w:space="0" w:color="auto"/>
+            </w:tcBorders>
+            <w:vAlign w:val="center"/>
+            <w:hideMark/>
+          </w:tcPr>
+          <w:p>
+            <w:r>
+              <w:t>var15</w:t>
+            </w:r>
+          </w:p>
+        </w:tc>
+        <w:tc>
+          <w:tcPr>
+            <w:tcW w:w="0" w:type="auto"/>
+            <w:tcBorders>
+              <w:top w:val="single" w:sz="4" w:space="0" w:color="auto"/>
+              <w:left w:val="single" w:sz="4" w:space="0" w:color="auto"/>
+              <w:bottom w:val="single" w:sz="4" w:space="0" w:color="auto"/>
+              <w:right w:val="single" w:sz="4" w:space="0" w:color="auto"/>
+            </w:tcBorders>
+            <w:vAlign w:val="center"/>
+            <w:hideMark/>
+          </w:tcPr>
+          <w:p>
+            <w:r>
+              <w:t>33.21</w:t>
+            </w:r>
+          </w:p>
+        </w:tc>
+        <w:tc>
+          <w:tcPr>
+            <w:tcW w:w="0" w:type="auto"/>
+            <w:tcBorders>
+              <w:top w:val="single" w:sz="4" w:space="0" w:color="auto"/>
+              <w:left w:val="single" w:sz="4" w:space="0" w:color="auto"/>
+              <w:bottom w:val="single" w:sz="4" w:space="0" w:color="auto"/>
+              <w:right w:val="single" w:sz="4" w:space="0" w:color="auto"/>
+            </w:tcBorders>
+            <w:vAlign w:val="center"/>
+            <w:hideMark/>
+          </w:tcPr>
+          <w:p>
+            <w:r>
+              <w:t>12.96</w:t>
+            </w:r>
+          </w:p>
+        </w:tc>
+        <w:tc>
+          <w:tcPr>
+            <w:tcW w:w="0" w:type="auto"/>
+            <w:tcBorders>
+              <w:top w:val="single" w:sz="4" w:space="0" w:color="auto"/>
+              <w:left w:val="single" w:sz="4" w:space="0" w:color="auto"/>
+              <w:bottom w:val="single" w:sz="4" w:space="0" w:color="auto"/>
+              <w:right w:val="single" w:sz="4" w:space="0" w:color="auto"/>
+            </w:tcBorders>
+            <w:vAlign w:val="center"/>
+            <w:hideMark/>
+          </w:tcPr>
+          <w:p>
+            <w:r>
+              <w:t>5.00</w:t>
+            </w:r>
+          </w:p>
+        </w:tc>
+        <w:tc>
+          <w:tcPr>
+            <w:tcW w:w="0" w:type="auto"/>
+            <w:tcBorders>
+              <w:top w:val="single" w:sz="4" w:space="0" w:color="auto"/>
+              <w:left w:val="single" w:sz="4" w:space="0" w:color="auto"/>
+              <w:bottom w:val="single" w:sz="4" w:space="0" w:color="auto"/>
+              <w:right w:val="single" w:sz="4" w:space="0" w:color="auto"/>
+            </w:tcBorders>
+            <w:vAlign w:val="center"/>
+            <w:hideMark/>
+          </w:tcPr>
+          <w:p>
+            <w:r>
+              <w:t>23.00</w:t>
+            </w:r>
+          </w:p>
+        </w:tc>
+        <w:tc>
+          <w:tcPr>
+            <w:tcW w:w="0" w:type="auto"/>
+            <w:tcBorders>
+              <w:top w:val="single" w:sz="4" w:space="0" w:color="auto"/>
+              <w:left w:val="single" w:sz="4" w:space="0" w:color="auto"/>
+              <w:bottom w:val="single" w:sz="4" w:space="0" w:color="auto"/>
+              <w:right w:val="single" w:sz="4" w:space="0" w:color="auto"/>
+            </w:tcBorders>
+            <w:vAlign w:val="center"/>
+            <w:hideMark/>
+          </w:tcPr>
+          <w:p>
+            <w:r>
+              <w:t>23.00</w:t>
+            </w:r>
+          </w:p>
+        </w:tc>
+        <w:tc>
+          <w:tcPr>
+            <w:tcW w:w="0" w:type="auto"/>
+            <w:tcBorders>
+              <w:top w:val="single" w:sz="4" w:space="0" w:color="auto"/>
+              <w:left w:val="single" w:sz="4" w:space="0" w:color="auto"/>
+              <w:bottom w:val="single" w:sz="4" w:space="0" w:color="auto"/>
+              <w:right w:val="single" w:sz="4" w:space="0" w:color="auto"/>
+            </w:tcBorders>
+            <w:vAlign w:val="center"/>
+            <w:hideMark/>
+          </w:tcPr>
+          <w:p>
+            <w:r>
+              <w:t>47.00</w:t>
+            </w:r>
+          </w:p>
+        </w:tc>
+        <w:tc>
+          <w:tcPr>
+            <w:tcW w:w="0" w:type="auto"/>
+            <w:tcBorders>
+              <w:top w:val="single" w:sz="4" w:space="0" w:color="auto"/>
+              <w:left w:val="single" w:sz="4" w:space="0" w:color="auto"/>
+              <w:bottom w:val="single" w:sz="4" w:space="0" w:color="auto"/>
+              <w:right w:val="single" w:sz="4" w:space="0" w:color="auto"/>
+            </w:tcBorders>
+            <w:vAlign w:val="center"/>
+            <w:hideMark/>
+          </w:tcPr>
+          <w:p>
+            <w:r>
+              <w:t>105.00</w:t>
+            </w:r>
+          </w:p>
+        </w:tc>
+      </w:tr>
+      <w:tr>
+        <w:trPr>
+          <w:tblCellSpacing w:w="15" w:type="dxa"/>
+        </w:trPr>
+        <w:tc>
+          <w:tcPr>
+            <w:tcW w:w="0" w:type="auto"/>
+            <w:tcBorders>
+              <w:top w:val="single" w:sz="4" w:space="0" w:color="auto"/>
+              <w:left w:val="single" w:sz="4" w:space="0" w:color="auto"/>
+              <w:bottom w:val="single" w:sz="4" w:space="0" w:color="auto"/>
+              <w:right w:val="single" w:sz="4" w:space="0" w:color="auto"/>
+            </w:tcBorders>
+            <w:vAlign w:val="center"/>
+            <w:hideMark/>
+          </w:tcPr>
+          <w:p>
+            <w:r>
+              <w:t>ind_var30_0</w:t>
+            </w:r>
+          </w:p>
+        </w:tc>
+        <w:tc>
+          <w:tcPr>
+            <w:tcW w:w="0" w:type="auto"/>
+            <w:tcBorders>
+              <w:top w:val="single" w:sz="4" w:space="0" w:color="auto"/>
+              <w:left w:val="single" w:sz="4" w:space="0" w:color="auto"/>
+              <w:bottom w:val="single" w:sz="4" w:space="0" w:color="auto"/>
+              <w:right w:val="single" w:sz="4" w:space="0" w:color="auto"/>
+            </w:tcBorders>
+            <w:vAlign w:val="center"/>
+            <w:hideMark/>
+          </w:tcPr>
+          <w:p>
+            <w:r>
+              <w:t>0.01</w:t>
+            </w:r>
+          </w:p>
+        </w:tc>
+        <w:tc>
+          <w:tcPr>
+            <w:tcW w:w="0" w:type="auto"/>
+            <w:tcBorders>
+              <w:top w:val="single" w:sz="4" w:space="0" w:color="auto"/>
+              <w:left w:val="single" w:sz="4" w:space="0" w:color="auto"/>
+              <w:bottom w:val="single" w:sz="4" w:space="0" w:color="auto"/>
+              <w:right w:val="single" w:sz="4" w:space="0" w:color="auto"/>
+            </w:tcBorders>
+            <w:vAlign w:val="center"/>
+            <w:hideMark/>
+          </w:tcPr>
+          <w:p>
+            <w:r>
+              <w:t>0.11</w:t>
+            </w:r>
+          </w:p>
+        </w:tc>
+        <w:tc>
+          <w:tcPr>
+            <w:tcW w:w="0" w:type="auto"/>
+            <w:tcBorders>
+              <w:top w:val="single" w:sz="4" w:space="0" w:color="auto"/>
+              <w:left w:val="single" w:sz="4" w:space="0" w:color="auto"/>
+              <w:bottom w:val="single" w:sz="4" w:space="0" w:color="auto"/>
+              <w:right w:val="single" w:sz="4" w:space="0" w:color="auto"/>
+            </w:tcBorders>
+            <w:vAlign w:val="center"/>
+            <w:hideMark/>
+          </w:tcPr>
+          <w:p>
+            <w:r>
+              <w:t>0.00</w:t>
+            </w:r>
+          </w:p>
+        </w:tc>
+        <w:tc>
+          <w:tcPr>
+            <w:tcW w:w="0" w:type="auto"/>
+            <w:tcBorders>
+              <w:top w:val="single" w:sz="4" w:space="0" w:color="auto"/>
+              <w:left w:val="single" w:sz="4" w:space="0" w:color="auto"/>
+              <w:bottom w:val="single" w:sz="4" w:space="0" w:color="auto"/>
+              <w:right w:val="single" w:sz="4" w:space="0" w:color="auto"/>
+            </w:tcBorders>
+            <w:vAlign w:val="center"/>
+            <w:hideMark/>
+          </w:tcPr>
+          <w:p>
+            <w:r>
+              <w:t>0.00</w:t>
+            </w:r>
+          </w:p>
+        </w:tc>
+        <w:tc>
+          <w:tcPr>
+            <w:tcW w:w="0" w:type="auto"/>
+            <w:tcBorders>
+              <w:top w:val="single" w:sz="4" w:space="0" w:color="auto"/>
+              <w:left w:val="single" w:sz="4" w:space="0" w:color="auto"/>
+              <w:bottom w:val="single" w:sz="4" w:space="0" w:color="auto"/>
+              <w:right w:val="single" w:sz="4" w:space="0" w:color="auto"/>
+            </w:tcBorders>
+            <w:vAlign w:val="center"/>
+            <w:hideMark/>
+          </w:tcPr>
+          <w:p>
+            <w:r>
+              <w:t>0.00</w:t>
+            </w:r>
+          </w:p>
+        </w:tc>
+        <w:tc>
+          <w:tcPr>
+            <w:tcW w:w="0" w:type="auto"/>
+            <w:tcBorders>
+              <w:top w:val="single" w:sz="4" w:space="0" w:color="auto"/>
+              <w:left w:val="single" w:sz="4" w:space="0" w:color="auto"/>
+              <w:bottom w:val="single" w:sz="4" w:space="0" w:color="auto"/>
+              <w:right w:val="single" w:sz="4" w:space="0" w:color="auto"/>
+            </w:tcBorders>
+            <w:vAlign w:val="center"/>
+            <w:hideMark/>
+          </w:tcPr>
+          <w:p>
+            <w:r>
+              <w:t>0.00</w:t>
+            </w:r>
+          </w:p>
+        </w:tc>
+        <w:tc>
+          <w:tcPr>
+            <w:tcW w:w="0" w:type="auto"/>
+            <w:tcBorders>
+              <w:top w:val="single" w:sz="4" w:space="0" w:color="auto"/>
+              <w:left w:val="single" w:sz="4" w:space="0" w:color="auto"/>
+              <w:bottom w:val="single" w:sz="4" w:space="0" w:color="auto"/>
+              <w:right w:val="single" w:sz="4" w:space="0" w:color="auto"/>
+            </w:tcBorders>
+            <w:vAlign w:val="center"/>
+            <w:hideMark/>
+          </w:tcPr>
+          <w:p>
+            <w:r>
+              <w:t>1.00</w:t>
+            </w:r>
+          </w:p>
+        </w:tc>
+      </w:tr>
+      <w:tr>
+        <w:trPr>
+          <w:tblCellSpacing w:w="15" w:type="dxa"/>
+        </w:trPr>
+        <w:tc>
+          <w:tcPr>
+            <w:tcW w:w="0" w:type="auto"/>
+            <w:tcBorders>
+              <w:top w:val="single" w:sz="4" w:space="0" w:color="auto"/>
+              <w:left w:val="single" w:sz="4" w:space="0" w:color="auto"/>
+              <w:bottom w:val="single" w:sz="4" w:space="0" w:color="auto"/>
+              <w:right w:val="single" w:sz="4" w:space="0" w:color="auto"/>
+            </w:tcBorders>
+            <w:vAlign w:val="center"/>
+            <w:hideMark/>
+          </w:tcPr>
+          <w:p>
+            <w:r>
+              <w:t>saldo_medio_var5_ult1</w:t>
+            </w:r>
+          </w:p>
+        </w:tc>
+        <w:tc>
+          <w:tcPr>
+            <w:tcW w:w="0" w:type="auto"/>
+            <w:tcBorders>
+              <w:top w:val="single" w:sz="4" w:space="0" w:color="auto"/>
+              <w:left w:val="single" w:sz="4" w:space="0" w:color="auto"/>
+              <w:bottom w:val="single" w:sz="4" w:space="0" w:color="auto"/>
+              <w:right w:val="single" w:sz="4" w:space="0" w:color="auto"/>
+            </w:tcBorders>
+            <w:vAlign w:val="center"/>
+            <w:hideMark/>
+          </w:tcPr>
+          <w:p>
+            <w:r>
+              <w:t>76.03</w:t>
+            </w:r>
+          </w:p>
+        </w:tc>
+        <w:tc>
+          <w:tcPr>
+            <w:tcW w:w="0" w:type="auto"/>
+            <w:tcBorders>
+              <w:top w:val="single" w:sz="4" w:space="0" w:color="auto"/>
+              <w:left w:val="single" w:sz="4" w:space="0" w:color="auto"/>
+              <w:bottom w:val="single" w:sz="4" w:space="0" w:color="auto"/>
+              <w:right w:val="single" w:sz="4" w:space="0" w:color="auto"/>
+            </w:tcBorders>
+            <w:vAlign w:val="center"/>
+            <w:hideMark/>
+          </w:tcPr>
+          <w:p>
+            <w:r>
+              <w:t>4040.33</w:t>
+            </w:r>
+          </w:p>
+        </w:tc>
+        <w:tc>
+          <w:tcPr>
+            <w:tcW w:w="0" w:type="auto"/>
+            <w:tcBorders>
+              <w:top w:val="single" w:sz="4" w:space="0" w:color="auto"/>
+              <w:left w:val="single" w:sz="4" w:space="0" w:color="auto"/>
+              <w:bottom w:val="single" w:sz="4" w:space="0" w:color="auto"/>
+              <w:right w:val="single" w:sz="4" w:space="0" w:color="auto"/>
+            </w:tcBorders>
+            <w:vAlign w:val="center"/>
+            <w:hideMark/>
+          </w:tcPr>
+          <w:p>
+            <w:r>
+              <w:t>0.00</w:t>
+            </w:r>
+          </w:p>
+        </w:tc>
+        <w:tc>
+          <w:tcPr>
+            <w:tcW w:w="0" w:type="auto"/>
+            <w:tcBorders>
+              <w:top w:val="single" w:sz="4" w:space="0" w:color="auto"/>
+              <w:left w:val="single" w:sz="4" w:space="0" w:color="auto"/>
+              <w:bottom w:val="single" w:sz="4" w:space="0" w:color="auto"/>
+              <w:right w:val="single" w:sz="4" w:space="0" w:color="auto"/>
+            </w:tcBorders>
+            <w:vAlign w:val="center"/>
+            <w:hideMark/>
+          </w:tcPr>
+          <w:p>
+            <w:r>
+              <w:t>0.00</w:t>
+            </w:r>
+          </w:p>
+        </w:tc>
+        <w:tc>
+          <w:tcPr>
+            <w:tcW w:w="0" w:type="auto"/>
+            <w:tcBorders>
+              <w:top w:val="single" w:sz="4" w:space="0" w:color="auto"/>
+              <w:left w:val="single" w:sz="4" w:space="0" w:color="auto"/>
+              <w:bottom w:val="single" w:sz="4" w:space="0" w:color="auto"/>
+              <w:right w:val="single" w:sz="4" w:space="0" w:color="auto"/>
+            </w:tcBorders>
+            <w:vAlign w:val="center"/>
+            <w:hideMark/>
+          </w:tcPr>
+          <w:p>
+            <w:r>
+              <w:t>0.00</w:t>
+            </w:r>
+          </w:p>
+        </w:tc>
+        <w:tc>
+          <w:tcPr>
+            <w:tcW w:w="0" w:type="auto"/>
+            <w:tcBorders>
+              <w:top w:val="single" w:sz="4" w:space="0" w:color="auto"/>
+              <w:left w:val="single" w:sz="4" w:space="0" w:color="auto"/>
+              <w:bottom w:val="single" w:sz="4" w:space="0" w:color="auto"/>
+              <w:right w:val="single" w:sz="4" w:space="0" w:color="auto"/>
+            </w:tcBorders>
+            <w:vAlign w:val="center"/>
+            <w:hideMark/>
+          </w:tcPr>
+          <w:p>
+            <w:r>
+              <w:t>0.00</w:t>
+            </w:r>
+          </w:p>
+        </w:tc>
+        <w:tc>
+          <w:tcPr>
+            <w:tcW w:w="0" w:type="auto"/>
+            <w:tcBorders>
+              <w:top w:val="single" w:sz="4" w:space="0" w:color="auto"/>
+              <w:left w:val="single" w:sz="4" w:space="0" w:color="auto"/>
+              <w:bottom w:val="single" w:sz="4" w:space="0" w:color="auto"/>
+              <w:right w:val="single" w:sz="4" w:space="0" w:color="auto"/>
+            </w:tcBorders>
+            <w:vAlign w:val="center"/>
+            <w:hideMark/>
+          </w:tcPr>
+          <w:p>
+            <w:r>
+              <w:t>12000.00</w:t>
+            </w:r>
+          </w:p>
+        </w:tc>
+      </w:tr>
+      <w:tr>
+        <w:trPr>
+          <w:tblCellSpacing w:w="15" w:type="dxa"/>
+        </w:trPr>
+        <w:tc>
+          <w:tcPr>
+            <w:tcW w:w="0" w:type="auto"/>
+            <w:tcBorders>
+              <w:top w:val="single" w:sz="4" w:space="0" w:color="auto"/>
+              <w:left w:val="single" w:sz="4" w:space="0" w:color="auto"/>
+              <w:bottom w:val="single" w:sz="4" w:space="0" w:color="auto"/>
+              <w:right w:val="single" w:sz="4" w:space="0" w:color="auto"/>
+            </w:tcBorders>
+            <w:vAlign w:val="center"/>
+            <w:hideMark/>
+          </w:tcPr>
+          <w:p>
+            <w:r>
+              <w:t>ind_var30</w:t>
+            </w:r>
+          </w:p>
+        </w:tc>
+        <w:tc>
+          <w:tcPr>
+            <w:tcW w:w="0" w:type="auto"/>
+            <w:tcBorders>
+              <w:top w:val="single" w:sz="4" w:space="0" w:color="auto"/>
+              <w:left w:val="single" w:sz="4" w:space="0" w:color="auto"/>
+              <w:bottom w:val="single" w:sz="4" w:space="0" w:color="auto"/>
+              <w:right w:val="single" w:sz="4" w:space="0" w:color="auto"/>
+            </w:tcBorders>
+            <w:vAlign w:val="center"/>
+            <w:hideMark/>
+          </w:tcPr>
+          <w:p>
+            <w:r>
+              <w:t>0.49</w:t>
+            </w:r>
+          </w:p>
+        </w:tc>
+        <w:tc>
+          <w:tcPr>
+            <w:tcW w:w="0" w:type="auto"/>
+            <w:tcBorders>
+              <w:top w:val="single" w:sz="4" w:space="0" w:color="auto"/>
+              <w:left w:val="single" w:sz="4" w:space="0" w:color="auto"/>
+              <w:bottom w:val="single" w:sz="4" w:space="0" w:color="auto"/>
+              <w:right w:val="single" w:sz="4" w:space="0" w:color="auto"/>
+            </w:tcBorders>
+            <w:vAlign w:val="center"/>
+            <w:hideMark/>
+          </w:tcPr>
+          <w:p>
+            <w:r>
+              <w:t>1.29</w:t>
+            </w:r>
+          </w:p>
+        </w:tc>
+        <w:tc>
+          <w:tcPr>
+            <w:tcW w:w="0" w:type="auto"/>
+            <w:tcBorders>
+              <w:top w:val="single" w:sz="4" w:space="0" w:color="auto"/>
+              <w:left w:val="single" w:sz="4" w:space="0" w:color="auto"/>
+              <w:bottom w:val="single" w:sz="4" w:space="0" w:color="auto"/>
+              <w:right w:val="single" w:sz="4" w:space="0" w:color="auto"/>
+            </w:tcBorders>
+            <w:vAlign w:val="center"/>
+            <w:hideMark/>
+          </w:tcPr>
+          <w:p>
+            <w:r>
+              <w:t>0.00</w:t>
+            </w:r>
+          </w:p>
+        </w:tc>
+        <w:tc>
+          <w:tcPr>
+            <w:tcW w:w="0" w:type="auto"/>
+            <w:tcBorders>
+              <w:top w:val="single" w:sz="4" w:space="0" w:color="auto"/>
+              <w:left w:val="single" w:sz="4" w:space="0" w:color="auto"/>
+              <w:bottom w:val="single" w:sz="4" w:space="0" w:color="auto"/>
+              <w:right w:val="single" w:sz="4" w:space="0" w:color="auto"/>
+            </w:tcBorders>
+            <w:vAlign w:val="center"/>
+            <w:hideMark/>
+          </w:tcPr>
+          <w:p>
+            <w:r>
+              <w:t>0.00</w:t>
+            </w:r>
+          </w:p>
+        </w:tc>
+        <w:tc>
+          <w:tcPr>
+            <w:tcW w:w="0" w:type="auto"/>
+            <w:tcBorders>
+              <w:top w:val="single" w:sz="4" w:space="0" w:color="auto"/>
+              <w:left w:val="single" w:sz="4" w:space="0" w:color="auto"/>
+              <w:bottom w:val="single" w:sz="4" w:space="0" w:color="auto"/>
+              <w:right w:val="single" w:sz="4" w:space="0" w:color="auto"/>
+            </w:tcBorders>
+            <w:vAlign w:val="center"/>
+            <w:hideMark/>
+          </w:tcPr>
+          <w:p>
+            <w:r>
+              <w:t>0.00</w:t>
+            </w:r>
+          </w:p>
+        </w:tc>
+        <w:tc>
+          <w:tcPr>
+            <w:tcW w:w="0" w:type="auto"/>
+            <w:tcBorders>
+              <w:top w:val="single" w:sz="4" w:space="0" w:color="auto"/>
+              <w:left w:val="single" w:sz="4" w:space="0" w:color="auto"/>
+              <w:bottom w:val="single" w:sz="4" w:space="0" w:color="auto"/>
+              <w:right w:val="single" w:sz="4" w:space="0" w:color="auto"/>
+            </w:tcBorders>
+            <w:vAlign w:val="center"/>
+            <w:hideMark/>
+          </w:tcPr>
+          <w:p>
+            <w:r>
+              <w:t>0.00</w:t>
+            </w:r>
+          </w:p>
+        </w:tc>
+        <w:tc>
+          <w:tcPr>
+            <w:tcW w:w="0" w:type="auto"/>
+            <w:tcBorders>
+              <w:top w:val="single" w:sz="4" w:space="0" w:color="auto"/>
+              <w:left w:val="single" w:sz="4" w:space="0" w:color="auto"/>
+              <w:bottom w:val="single" w:sz="4" w:space="0" w:color="auto"/>
+              <w:right w:val="single" w:sz="4" w:space="0" w:color="auto"/>
+            </w:tcBorders>
+            <w:vAlign w:val="center"/>
+            <w:hideMark/>
+          </w:tcPr>
+          <w:p>
+            <w:r>
+              <w:t>44.00</w:t>
+            </w:r>
+          </w:p>
+        </w:tc>
+      </w:tr>
+      <w:tr>
+        <w:trPr>
+          <w:tblCellSpacing w:w="15" w:type="dxa"/>
+        </w:trPr>
+        <w:tc>
+          <w:tcPr>
+            <w:tcW w:w="0" w:type="auto"/>
+            <w:tcBorders>
+              <w:top w:val="single" w:sz="4" w:space="0" w:color="auto"/>
+              <w:left w:val="single" w:sz="4" w:space="0" w:color="auto"/>
+              <w:bottom w:val="single" w:sz="4" w:space="0" w:color="auto"/>
+              <w:right w:val="single" w:sz="4" w:space="0" w:color="auto"/>
+            </w:tcBorders>
+            <w:vAlign w:val="center"/>
+            <w:hideMark/>
+          </w:tcPr>
+          <w:p>
+            <w:r>
+              <w:t>imp_op_var41_efect_ult3</w:t>
+            </w:r>
+          </w:p>
+        </w:tc>
+        <w:tc>
+          <w:tcPr>
+            <w:tcW w:w="0" w:type="auto"/>
+            <w:tcBorders>
+              <w:top w:val="single" w:sz="4" w:space="0" w:color="auto"/>
+              <w:left w:val="single" w:sz="4" w:space="0" w:color="auto"/>
+              <w:bottom w:val="single" w:sz="4" w:space="0" w:color="auto"/>
+              <w:right w:val="single" w:sz="4" w:space="0" w:color="auto"/>
+            </w:tcBorders>
+            <w:vAlign w:val="center"/>
+            <w:hideMark/>
+          </w:tcPr>
+          <w:p>
+            <w:r>
+              <w:t>13.88</w:t>
+            </w:r>
+          </w:p>
+        </w:tc>
+        <w:tc>
+          <w:tcPr>
+            <w:tcW w:w="0" w:type="auto"/>
+            <w:tcBorders>
+              <w:top w:val="single" w:sz="4" w:space="0" w:color="auto"/>
+              <w:left w:val="single" w:sz="4" w:space="0" w:color="auto"/>
+              <w:bottom w:val="single" w:sz="4" w:space="0" w:color="auto"/>
+              <w:right w:val="single" w:sz="4" w:space="0" w:color="auto"/>
+            </w:tcBorders>
+            <w:vAlign w:val="center"/>
+            <w:hideMark/>
+          </w:tcPr>
+          <w:p>
+            <w:r>
+              <w:t>140.19</w:t>
+            </w:r>
+          </w:p>
+        </w:tc>
+        <w:tc>
+          <w:tcPr>
+            <w:tcW w:w="0" w:type="auto"/>
+            <w:tcBorders>
+              <w:top w:val="single" w:sz="4" w:space="0" w:color="auto"/>
+              <w:left w:val="single" w:sz="4" w:space="0" w:color="auto"/>
+              <w:bottom w:val="single" w:sz="4" w:space="0" w:color="auto"/>
+              <w:right w:val="single" w:sz="4" w:space="0" w:color="auto"/>
+            </w:tcBorders>
+            <w:vAlign w:val="center"/>
+            <w:hideMark/>
+          </w:tcPr>
+          <w:p>
+            <w:r>
+              <w:t>0.00</w:t>
+            </w:r>
+          </w:p>
+        </w:tc>
+        <w:tc>
+          <w:tcPr>
+            <w:tcW w:w="0" w:type="auto"/>
+            <w:tcBorders>
+              <w:top w:val="single" w:sz="4" w:space="0" w:color="auto"/>
+              <w:left w:val="single" w:sz="4" w:space="0" w:color="auto"/>
+              <w:bottom w:val="single" w:sz="4" w:space="0" w:color="auto"/>
+              <w:right w:val="single" w:sz="4" w:space="0" w:color="auto"/>
+            </w:tcBorders>
+            <w:vAlign w:val="center"/>
+            <w:hideMark/>
+          </w:tcPr>
+          <w:p>
+            <w:r>
+              <w:t>0.00</w:t>
+            </w:r>
+          </w:p>
+        </w:tc>
+        <w:tc>
+          <w:tcPr>
+            <w:tcW w:w="0" w:type="auto"/>
+            <w:tcBorders>
+              <w:top w:val="single" w:sz="4" w:space="0" w:color="auto"/>
+              <w:left w:val="single" w:sz="4" w:space="0" w:color="auto"/>
+              <w:bottom w:val="single" w:sz="4" w:space="0" w:color="auto"/>
+              <w:right w:val="single" w:sz="4" w:space="0" w:color="auto"/>
+            </w:tcBorders>
+            <w:vAlign w:val="center"/>
+            <w:hideMark/>
+          </w:tcPr>
+          <w:p>
+            <w:r>
+              <w:t>0.00</w:t>
+            </w:r>
+          </w:p>
+        </w:tc>
+        <w:tc>
+          <w:tcPr>
+            <w:tcW w:w="0" w:type="auto"/>
+            <w:tcBorders>
+              <w:top w:val="single" w:sz="4" w:space="0" w:color="auto"/>
+              <w:left w:val="single" w:sz="4" w:space="0" w:color="auto"/>
+              <w:bottom w:val="single" w:sz="4" w:space="0" w:color="auto"/>
+              <w:right w:val="single" w:sz="4" w:space="0" w:color="auto"/>
+            </w:tcBorders>
+            <w:vAlign w:val="center"/>
+            <w:hideMark/>
+          </w:tcPr>
+          <w:p>
+            <w:r>
+              <w:t>0.00</w:t>
+            </w:r>
+          </w:p>
+        </w:tc>
+        <w:tc>
+          <w:tcPr>
+            <w:tcW w:w="0" w:type="auto"/>
+            <w:tcBorders>
+              <w:top w:val="single" w:sz="4" w:space="0" w:color="auto"/>
+              <w:left w:val="single" w:sz="4" w:space="0" w:color="auto"/>
+              <w:bottom w:val="single" w:sz="4" w:space="0" w:color="auto"/>
+              <w:right w:val="single" w:sz="4" w:space="0" w:color="auto"/>
+            </w:tcBorders>
+            <w:vAlign w:val="center"/>
+            <w:hideMark/>
+          </w:tcPr>
+          <w:p>
+            <w:r>
+              <w:t>2500.00</w:t>
+            </w:r>
+          </w:p>
+        </w:tc>
+      </w:tr>
+      <w:tr>
+        <w:trPr>
+          <w:tblCellSpacing w:w="15" w:type="dxa"/>
+        </w:trPr>
+        <w:tc>
+          <w:tcPr>
+            <w:tcW w:w="0" w:type="auto"/>
+            <w:tcBorders>
+              <w:top w:val="single" w:sz="4" w:space="0" w:color="auto"/>
+              <w:left w:val="single" w:sz="4" w:space="0" w:color="auto"/>
+              <w:bottom w:val="single" w:sz="4" w:space="0" w:color="auto"/>
+              <w:right w:val="single" w:sz="4" w:space="0" w:color="auto"/>
+            </w:tcBorders>
+            <w:vAlign w:val="center"/>
+            <w:hideMark/>
+          </w:tcPr>
+          <w:p>
+            <w:r>
+              <w:t>ind_var8_0</w:t>
+            </w:r>
+          </w:p>
+        </w:tc>
+        <w:tc>
+          <w:tcPr>
+            <w:tcW w:w="0" w:type="auto"/>
+            <w:tcBorders>
+              <w:top w:val="single" w:sz="4" w:space="0" w:color="auto"/>
+              <w:left w:val="single" w:sz="4" w:space="0" w:color="auto"/>
+              <w:bottom w:val="single" w:sz="4" w:space="0" w:color="auto"/>
+              <w:right w:val="single" w:sz="4" w:space="0" w:color="auto"/>
+            </w:tcBorders>
+            <w:vAlign w:val="center"/>
+            <w:hideMark/>
+          </w:tcPr>
+          <w:p>
+            <w:r>
+              <w:t>0.02</w:t>
+            </w:r>
+          </w:p>
+        </w:tc>
+        <w:tc>
+          <w:tcPr>
+            <w:tcW w:w="0" w:type="auto"/>
+            <w:tcBorders>
+              <w:top w:val="single" w:sz="4" w:space="0" w:color="auto"/>
+              <w:left w:val="single" w:sz="4" w:space="0" w:color="auto"/>
+              <w:bottom w:val="single" w:sz="4" w:space="0" w:color="auto"/>
+              <w:right w:val="single" w:sz="4" w:space="0" w:color="auto"/>
+            </w:tcBorders>
+            <w:vAlign w:val="center"/>
+            <w:hideMark/>
+          </w:tcPr>
+          <w:p>
+            <w:r>
+              <w:t>0.13</w:t>
+            </w:r>
+          </w:p>
+        </w:tc>
+        <w:tc>
+          <w:tcPr>
+            <w:tcW w:w="0" w:type="auto"/>
+            <w:tcBorders>
+              <w:top w:val="single" w:sz="4" w:space="0" w:color="auto"/>
+              <w:left w:val="single" w:sz="4" w:space="0" w:color="auto"/>
+              <w:bottom w:val="single" w:sz="4" w:space="0" w:color="auto"/>
+              <w:right w:val="single" w:sz="4" w:space="0" w:color="auto"/>
+            </w:tcBorders>
+            <w:vAlign w:val="center"/>
+            <w:hideMark/>
+          </w:tcPr>
+          <w:p>
+            <w:r>
+              <w:t>0.00</w:t>
+            </w:r>
+          </w:p>
+        </w:tc>
+        <w:tc>
+          <w:tcPr>
+            <w:tcW w:w="0" w:type="auto"/>
+            <w:tcBorders>
+              <w:top w:val="single" w:sz="4" w:space="0" w:color="auto"/>
+              <w:left w:val="single" w:sz="4" w:space="0" w:color="auto"/>
+              <w:bottom w:val="single" w:sz="4" w:space="0" w:color="auto"/>
+              <w:right w:val="single" w:sz="4" w:space="0" w:color="auto"/>
+            </w:tcBorders>
+            <w:vAlign w:val="center"/>
+            <w:hideMark/>
+          </w:tcPr>
+          <w:p>
+            <w:r>
+              <w:t>0.00</w:t>
+            </w:r>
+          </w:p>
+        </w:tc>
+        <w:tc>
+          <w:tcPr>
+            <w:tcW w:w="0" w:type="auto"/>
+            <w:tcBorders>
+              <w:top w:val="single" w:sz="4" w:space="0" w:color="auto"/>
+              <w:left w:val="single" w:sz="4" w:space="0" w:color="auto"/>
+              <w:bottom w:val="single" w:sz="4" w:space="0" w:color="auto"/>
+              <w:right w:val="single" w:sz="4" w:space="0" w:color="auto"/>
+            </w:tcBorders>
+            <w:vAlign w:val="center"/>
+            <w:hideMark/>
+          </w:tcPr>
+          <w:p>
+            <w:r>
+              <w:t>0.00</w:t>
+            </w:r>
+          </w:p>
+        </w:tc>
+        <w:tc>
+          <w:tcPr>
+            <w:tcW w:w="0" w:type="auto"/>
+            <w:tcBorders>
+              <w:top w:val="single" w:sz="4" w:space="0" w:color="auto"/>
+              <w:left w:val="single" w:sz="4" w:space="0" w:color="auto"/>
+              <w:bottom w:val="single" w:sz="4" w:space="0" w:color="auto"/>
+              <w:right w:val="single" w:sz="4" w:space="0" w:color="auto"/>
+            </w:tcBorders>
+            <w:vAlign w:val="center"/>
+            <w:hideMark/>
+          </w:tcPr>
+          <w:p>
+            <w:r>
+              <w:t>0.00</w:t>
+            </w:r>
+          </w:p>
+        </w:tc>
+        <w:tc>
+          <w:tcPr>
+            <w:tcW w:w="0" w:type="auto"/>
+            <w:tcBorders>
+              <w:top w:val="single" w:sz="4" w:space="0" w:color="auto"/>
+              <w:left w:val="single" w:sz="4" w:space="0" w:color="auto"/>
+              <w:bottom w:val="single" w:sz="4" w:space="0" w:color="auto"/>
+              <w:right w:val="single" w:sz="4" w:space="0" w:color="auto"/>
+            </w:tcBorders>
+            <w:vAlign w:val="center"/>
+            <w:hideMark/>
+          </w:tcPr>
+          <w:p>
+            <w:r>
+              <w:t>1.00</w:t>
+            </w:r>
+          </w:p>
+        </w:tc>
+      </w:tr>
+      <w:tr>
+        <w:trPr>
+          <w:tblCellSpacing w:w="15" w:type="dxa"/>
+        </w:trPr>
+        <w:tc>
+          <w:tcPr>
+            <w:tcW w:w="0" w:type="auto"/>
+            <w:tcBorders>
+              <w:top w:val="single" w:sz="4" w:space="0" w:color="auto"/>
+              <w:left w:val="single" w:sz="4" w:space="0" w:color="auto"/>
+              <w:bottom w:val="single" w:sz="4" w:space="0" w:color="auto"/>
+              <w:right w:val="single" w:sz="4" w:space="0" w:color="auto"/>
+            </w:tcBorders>
+            <w:vAlign w:val="center"/>
+            <w:hideMark/>
+          </w:tcPr>
+          <w:p>
+            <w:r>
+              <w:t>num_var42_0</w:t>
+            </w:r>
+          </w:p>
+        </w:tc>
+        <w:tc>
+          <w:tcPr>
+            <w:tcW w:w="0" w:type="auto"/>
+            <w:tcBorders>
+              <w:top w:val="single" w:sz="4" w:space="0" w:color="auto"/>
+              <w:left w:val="single" w:sz="4" w:space="0" w:color="auto"/>
+              <w:bottom w:val="single" w:sz="4" w:space="0" w:color="auto"/>
+              <w:right w:val="single" w:sz="4" w:space="0" w:color="auto"/>
+            </w:tcBorders>
+            <w:vAlign w:val="center"/>
+            <w:hideMark/>
+          </w:tcPr>
+          <w:p>
+            <w:r>
+              <w:t>0.30</w:t>
+            </w:r>
+          </w:p>
+        </w:tc>
+        <w:tc>
+          <w:tcPr>
+            <w:tcW w:w="0" w:type="auto"/>
+            <w:tcBorders>
+              <w:top w:val="single" w:sz="4" w:space="0" w:color="auto"/>
+              <w:left w:val="single" w:sz="4" w:space="0" w:color="auto"/>
+              <w:bottom w:val="single" w:sz="4" w:space="0" w:color="auto"/>
+              <w:right w:val="single" w:sz="4" w:space="0" w:color="auto"/>
+            </w:tcBorders>
+            <w:vAlign w:val="center"/>
+            <w:hideMark/>
+          </w:tcPr>
+          <w:p>
+            <w:r>
+              <w:t>0.47</w:t>
+            </w:r>
+          </w:p>
+        </w:tc>
+        <w:tc>
+          <w:tcPr>
+            <w:tcW w:w="0" w:type="auto"/>
+            <w:tcBorders>
+              <w:top w:val="single" w:sz="4" w:space="0" w:color="auto"/>
+              <w:left w:val="single" w:sz="4" w:space="0" w:color="auto"/>
+              <w:bottom w:val="single" w:sz="4" w:space="0" w:color="auto"/>
+              <w:right w:val="single" w:sz="4" w:space="0" w:color="auto"/>
+            </w:tcBorders>
+            <w:vAlign w:val="center"/>
+            <w:hideMark/>
+          </w:tcPr>
+          <w:p>
+            <w:r>
+              <w:t>0.00</w:t>
+            </w:r>
+          </w:p>
+        </w:tc>
+        <w:tc>
+          <w:tcPr>
+            <w:tcW w:w="0" w:type="auto"/>
+            <w:tcBorders>
+              <w:top w:val="single" w:sz="4" w:space="0" w:color="auto"/>
+              <w:left w:val="single" w:sz="4" w:space="0" w:color="auto"/>
+              <w:bottom w:val="single" w:sz="4" w:space="0" w:color="auto"/>
+              <w:right w:val="single" w:sz="4" w:space="0" w:color="auto"/>
+            </w:tcBorders>
+            <w:vAlign w:val="center"/>
+            <w:hideMark/>
+          </w:tcPr>
+          <w:p>
+            <w:r>
+              <w:t>0.00</w:t>
+            </w:r>
+          </w:p>
+        </w:tc>
+        <w:tc>
+          <w:tcPr>
+            <w:tcW w:w="0" w:type="auto"/>
+            <w:tcBorders>
+              <w:top w:val="single" w:sz="4" w:space="0" w:color="auto"/>
+              <w:left w:val="single" w:sz="4" w:space="0" w:color="auto"/>
+              <w:bottom w:val="single" w:sz="4" w:space="0" w:color="auto"/>
+              <w:right w:val="single" w:sz="4" w:space="0" w:color="auto"/>
+            </w:tcBorders>
+            <w:vAlign w:val="center"/>
+            <w:hideMark/>
+          </w:tcPr>
+          <w:p>
+            <w:r>
+              <w:t>0.00</w:t>
+            </w:r>
+          </w:p>
+        </w:tc>
+        <w:tc>
+          <w:tcPr>
+            <w:tcW w:w="0" w:type="auto"/>
+            <w:tcBorders>
+              <w:top w:val="single" w:sz="4" w:space="0" w:color="auto"/>
+              <w:left w:val="single" w:sz="4" w:space="0" w:color="auto"/>
+              <w:bottom w:val="single" w:sz="4" w:space="0" w:color="auto"/>
+              <w:right w:val="single" w:sz="4" w:space="0" w:color="auto"/>
+            </w:tcBorders>
+            <w:vAlign w:val="center"/>
+            <w:hideMark/>
+          </w:tcPr>
+          <w:p>
+            <w:r>
+              <w:t>1.00</w:t>
+            </w:r>
+          </w:p>
+        </w:tc>
+        <w:tc>
+          <w:tcPr>
+            <w:tcW w:w="0" w:type="auto"/>
+            <w:tcBorders>
+              <w:top w:val="single" w:sz="4" w:space="0" w:color="auto"/>
+              <w:left w:val="single" w:sz="4" w:space="0" w:color="auto"/>
+              <w:bottom w:val="single" w:sz="4" w:space="0" w:color="auto"/>
+              <w:right w:val="single" w:sz="4" w:space="0" w:color="auto"/>
+            </w:tcBorders>
+            <w:vAlign w:val="center"/>
+            <w:hideMark/>
+          </w:tcPr>
+          <w:p>
+            <w:r>
+              <w:t>1.00</w:t>
+            </w:r>
+          </w:p>
+        </w:tc>
+      </w:tr>
+      <w:tr>
+        <w:trPr>
+          <w:tblCellSpacing w:w="15" w:type="dxa"/>
+        </w:trPr>
+        <w:tc>
+          <w:tcPr>
+            <w:tcW w:w="0" w:type="auto"/>
+            <w:tcBorders>
+              <w:top w:val="single" w:sz="4" w:space="0" w:color="auto"/>
+              <w:left w:val="single" w:sz="4" w:space="0" w:color="auto"/>
+              <w:bottom w:val="single" w:sz="4" w:space="0" w:color="auto"/>
+              <w:right w:val="single" w:sz="4" w:space="0" w:color="auto"/>
+            </w:tcBorders>
+            <w:vAlign w:val="center"/>
+            <w:hideMark/>
+          </w:tcPr>
+          <w:p>
+            <w:r>
+              <w:t>imp_var7_recib_ult1</w:t>
+            </w:r>
+          </w:p>
+        </w:tc>
+        <w:tc>
+          <w:tcPr>
+            <w:tcW w:w="0" w:type="auto"/>
+            <w:tcBorders>
+              <w:top w:val="single" w:sz="4" w:space="0" w:color="auto"/>
+              <w:left w:val="single" w:sz="4" w:space="0" w:color="auto"/>
+              <w:bottom w:val="single" w:sz="4" w:space="0" w:color="auto"/>
+              <w:right w:val="single" w:sz="4" w:space="0" w:color="auto"/>
+            </w:tcBorders>
+            <w:vAlign w:val="center"/>
+            <w:hideMark/>
+          </w:tcPr>
+          <w:p>
+            <w:r>
+              <w:t>3.12</w:t>
+            </w:r>
+          </w:p>
+        </w:tc>
+        <w:tc>
+          <w:tcPr>
+            <w:tcW w:w="0" w:type="auto"/>
+            <w:tcBorders>
+              <w:top w:val="single" w:sz="4" w:space="0" w:color="auto"/>
+              <w:left w:val="single" w:sz="4" w:space="0" w:color="auto"/>
+              <w:bottom w:val="single" w:sz="4" w:space="0" w:color="auto"/>
+              <w:right w:val="single" w:sz="4" w:space="0" w:color="auto"/>
+            </w:tcBorders>
+            <w:vAlign w:val="center"/>
+            <w:hideMark/>
+          </w:tcPr>
+          <w:p>
+            <w:r>
+              <w:t>25.20</w:t>
+            </w:r>
+          </w:p>
+        </w:tc>
+        <w:tc>
+          <w:tcPr>
+            <w:tcW w:w="0" w:type="auto"/>
+            <w:tcBorders>
+              <w:top w:val="single" w:sz="4" w:space="0" w:color="auto"/>
+              <w:left w:val="single" w:sz="4" w:space="0" w:color="auto"/>
+              <w:bottom w:val="single" w:sz="4" w:space="0" w:color="auto"/>
+              <w:right w:val="single" w:sz="4" w:space="0" w:color="auto"/>
+            </w:tcBorders>
+            <w:vAlign w:val="center"/>
+            <w:hideMark/>
+          </w:tcPr>
+          <w:p>
+            <w:r>
+              <w:t>0.00</w:t>
+            </w:r>
+          </w:p>
+        </w:tc>
+        <w:tc>
+          <w:tcPr>
+            <w:tcW w:w="0" w:type="auto"/>
+            <w:tcBorders>
+              <w:top w:val="single" w:sz="4" w:space="0" w:color="auto"/>
+              <w:left w:val="single" w:sz="4" w:space="0" w:color="auto"/>
+              <w:bottom w:val="single" w:sz="4" w:space="0" w:color="auto"/>
+              <w:right w:val="single" w:sz="4" w:space="0" w:color="auto"/>
+            </w:tcBorders>
+            <w:vAlign w:val="center"/>
+            <w:hideMark/>
+          </w:tcPr>
+          <w:p>
+            <w:r>
+              <w:t>0.00</w:t>
+            </w:r>
+          </w:p>
+        </w:tc>
+        <w:tc>
+          <w:tcPr>
+            <w:tcW w:w="0" w:type="auto"/>
+            <w:tcBorders>
+              <w:top w:val="single" w:sz="4" w:space="0" w:color="auto"/>
+              <w:left w:val="single" w:sz="4" w:space="0" w:color="auto"/>
+              <w:bottom w:val="single" w:sz="4" w:space="0" w:color="auto"/>
+              <w:right w:val="single" w:sz="4" w:space="0" w:color="auto"/>
+            </w:tcBorders>
+            <w:vAlign w:val="center"/>
+            <w:hideMark/>
+          </w:tcPr>
+          <w:p>
+            <w:r>
+              <w:t>0.00</w:t>
+            </w:r>
+          </w:p>
+        </w:tc>
+        <w:tc>
+          <w:tcPr>
+            <w:tcW w:w="0" w:type="auto"/>
+            <w:tcBorders>
+              <w:top w:val="single" w:sz="4" w:space="0" w:color="auto"/>
+              <w:left w:val="single" w:sz="4" w:space="0" w:color="auto"/>
+              <w:bottom w:val="single" w:sz="4" w:space="0" w:color="auto"/>
+              <w:right w:val="single" w:sz="4" w:space="0" w:color="auto"/>
+            </w:tcBorders>
+            <w:vAlign w:val="center"/>
+            <w:hideMark/>
+          </w:tcPr>
+          <w:p>
+            <w:r>
+              <w:t>0.00</w:t>
+            </w:r>
+          </w:p>
+        </w:tc>
+        <w:tc>
+          <w:tcPr>
+            <w:tcW w:w="0" w:type="auto"/>
+            <w:tcBorders>
+              <w:top w:val="single" w:sz="4" w:space="0" w:color="auto"/>
+              <w:left w:val="single" w:sz="4" w:space="0" w:color="auto"/>
+              <w:bottom w:val="single" w:sz="4" w:space="0" w:color="auto"/>
+              <w:right w:val="single" w:sz="4" w:space="0" w:color="auto"/>
+            </w:tcBorders>
+            <w:vAlign w:val="center"/>
+            <w:hideMark/>
+          </w:tcPr>
+          <w:p>
+            <w:r>
+              <w:t>1440.00</w:t>
+            </w:r>
+          </w:p>
+        </w:tc>
+      </w:tr>
+      <w:tr>
+        <w:trPr>
+          <w:tblCellSpacing w:w="15" w:type="dxa"/>
+        </w:trPr>
+        <w:tc>
+          <w:tcPr>
+            <w:tcW w:w="0" w:type="auto"/>
+            <w:tcBorders>
+              <w:top w:val="single" w:sz="4" w:space="0" w:color="auto"/>
+              <w:left w:val="single" w:sz="4" w:space="0" w:color="auto"/>
+              <w:bottom w:val="single" w:sz="4" w:space="0" w:color="auto"/>
+              <w:right w:val="single" w:sz="4" w:space="0" w:color="auto"/>
+            </w:tcBorders>
+            <w:vAlign w:val="center"/>
+            <w:hideMark/>
+          </w:tcPr>
+          <w:p>
+            <w:r>
+              <w:t>saldo_medio_var5_hace3</w:t>
+            </w:r>
+          </w:p>
+        </w:tc>
+        <w:tc>
+          <w:tcPr>
+            <w:tcW w:w="0" w:type="auto"/>
+            <w:tcBorders>
+              <w:top w:val="single" w:sz="4" w:space="0" w:color="auto"/>
+              <w:left w:val="single" w:sz="4" w:space="0" w:color="auto"/>
+              <w:bottom w:val="single" w:sz="4" w:space="0" w:color="auto"/>
+              <w:right w:val="single" w:sz="4" w:space="0" w:color="auto"/>
+            </w:tcBorders>
+            <w:vAlign w:val="center"/>
+            <w:hideMark/>
+          </w:tcPr>
+          <w:p>
+            <w:r>
+              <w:t>56.61</w:t>
+            </w:r>
+          </w:p>
+        </w:tc>
+        <w:tc>
+          <w:tcPr>
+            <w:tcW w:w="0" w:type="auto"/>
+            <w:tcBorders>
+              <w:top w:val="single" w:sz="4" w:space="0" w:color="auto"/>
+              <w:left w:val="single" w:sz="4" w:space="0" w:color="auto"/>
+              <w:bottom w:val="single" w:sz="4" w:space="0" w:color="auto"/>
+              <w:right w:val="single" w:sz="4" w:space="0" w:color="auto"/>
+            </w:tcBorders>
+            <w:vAlign w:val="center"/>
+            <w:hideMark/>
+          </w:tcPr>
+          <w:p>
+            <w:r>
+              <w:t>2852.58</w:t>
+            </w:r>
+          </w:p>
+        </w:tc>
+        <w:tc>
+          <w:tcPr>
+            <w:tcW w:w="0" w:type="auto"/>
+            <w:tcBorders>
+              <w:top w:val="single" w:sz="4" w:space="0" w:color="auto"/>
+              <w:left w:val="single" w:sz="4" w:space="0" w:color="auto"/>
+              <w:bottom w:val="single" w:sz="4" w:space="0" w:color="auto"/>
+              <w:right w:val="single" w:sz="4" w:space="0" w:color="auto"/>
+            </w:tcBorders>
+            <w:vAlign w:val="center"/>
+            <w:hideMark/>
+          </w:tcPr>
+          <w:p>
+            <w:r>
+              <w:t>0.00</w:t>
+            </w:r>
+          </w:p>
+        </w:tc>
+        <w:tc>
+          <w:tcPr>
+            <w:tcW w:w="0" w:type="auto"/>
+            <w:tcBorders>
+              <w:top w:val="single" w:sz="4" w:space="0" w:color="auto"/>
+              <w:left w:val="single" w:sz="4" w:space="0" w:color="auto"/>
+              <w:bottom w:val="single" w:sz="4" w:space="0" w:color="auto"/>
+              <w:right w:val="single" w:sz="4" w:space="0" w:color="auto"/>
+            </w:tcBorders>
+            <w:vAlign w:val="center"/>
+            <w:hideMark/>
+          </w:tcPr>
+          <w:p>
+            <w:r>
+              <w:t>0.00</w:t>
+            </w:r>
+          </w:p>
+        </w:tc>
+        <w:tc>
+          <w:tcPr>
+            <w:tcW w:w="0" w:type="auto"/>
+            <w:tcBorders>
+              <w:top w:val="single" w:sz="4" w:space="0" w:color="auto"/>
+              <w:left w:val="single" w:sz="4" w:space="0" w:color="auto"/>
+              <w:bottom w:val="single" w:sz="4" w:space="0" w:color="auto"/>
+              <w:right w:val="single" w:sz="4" w:space="0" w:color="auto"/>
+            </w:tcBorders>
+            <w:vAlign w:val="center"/>
+            <w:hideMark/>
+          </w:tcPr>
+          <w:p>
+            <w:r>
+              <w:t>0.00</w:t>
+            </w:r>
+          </w:p>
+        </w:tc>
+        <w:tc>
+          <w:tcPr>
+            <w:tcW w:w="0" w:type="auto"/>
+            <w:tcBorders>
+              <w:top w:val="single" w:sz="4" w:space="0" w:color="auto"/>
+              <w:left w:val="single" w:sz="4" w:space="0" w:color="auto"/>
+              <w:bottom w:val="single" w:sz="4" w:space="0" w:color="auto"/>
+              <w:right w:val="single" w:sz="4" w:space="0" w:color="auto"/>
+            </w:tcBorders>
+            <w:vAlign w:val="center"/>
+            <w:hideMark/>
+          </w:tcPr>
+          <w:p>
+            <w:r>
+              <w:t>0.00</w:t>
+            </w:r>
+          </w:p>
+        </w:tc>
+        <w:tc>
+          <w:tcPr>
+            <w:tcW w:w="0" w:type="auto"/>
+            <w:tcBorders>
+              <w:top w:val="single" w:sz="4" w:space="0" w:color="auto"/>
+              <w:left w:val="single" w:sz="4" w:space="0" w:color="auto"/>
+              <w:bottom w:val="single" w:sz="4" w:space="0" w:color="auto"/>
+              <w:right w:val="single" w:sz="4" w:space="0" w:color="auto"/>
+            </w:tcBorders>
+            <w:vAlign w:val="center"/>
+            <w:hideMark/>
+          </w:tcPr>
+          <w:p>
+            <w:r>
+              <w:t>296.00</w:t>
+            </w:r>
+          </w:p>
+        </w:tc>
+      </w:tr>
+      <w:tr>
+        <w:trPr>
+          <w:tblCellSpacing w:w="15" w:type="dxa"/>
+        </w:trPr>
+        <w:tc>
+          <w:tcPr>
+            <w:tcW w:w="0" w:type="auto"/>
+            <w:tcBorders>
+              <w:top w:val="single" w:sz="4" w:space="0" w:color="auto"/>
+              <w:left w:val="single" w:sz="4" w:space="0" w:color="auto"/>
+              <w:bottom w:val="single" w:sz="4" w:space="0" w:color="auto"/>
+              <w:right w:val="single" w:sz="4" w:space="0" w:color="auto"/>
+            </w:tcBorders>
+            <w:vAlign w:val="center"/>
+            <w:hideMark/>
+          </w:tcPr>
+          <w:p>
+            <w:r>
+              <w:t>var38</w:t>
+            </w:r>
+          </w:p>
+        </w:tc>
+        <w:tc>
+          <w:tcPr>
+            <w:tcW w:w="0" w:type="auto"/>
+            <w:tcBorders>
+              <w:top w:val="single" w:sz="4" w:space="0" w:color="auto"/>
+              <w:left w:val="single" w:sz="4" w:space="0" w:color="auto"/>
+              <w:bottom w:val="single" w:sz="4" w:space="0" w:color="auto"/>
+              <w:right w:val="single" w:sz="4" w:space="0" w:color="auto"/>
+            </w:tcBorders>
+            <w:vAlign w:val="center"/>
+            <w:hideMark/>
+          </w:tcPr>
+          <w:p>
+            <w:r>
+              <w:t>117,235.81</w:t>
+            </w:r>
+          </w:p>
+        </w:tc>
+        <w:tc>
+          <w:tcPr>
+            <w:tcW w:w="0" w:type="auto"/>
+            <w:tcBorders>
+              <w:top w:val="single" w:sz="4" w:space="0" w:color="auto"/>
+              <w:left w:val="single" w:sz="4" w:space="0" w:color="auto"/>
+              <w:bottom w:val="single" w:sz="4" w:space="0" w:color="auto"/>
+              <w:right w:val="single" w:sz="4" w:space="0" w:color="auto"/>
+            </w:tcBorders>
+            <w:vAlign w:val="center"/>
+            <w:hideMark/>
+          </w:tcPr>
+          <w:p>
+            <w:r>
+              <w:t>182,664.59</w:t>
+            </w:r>
+          </w:p>
+        </w:tc>
+        <w:tc>
+          <w:tcPr>
+            <w:tcW w:w="0" w:type="auto"/>
+            <w:tcBorders>
+              <w:top w:val="single" w:sz="4" w:space="0" w:color="auto"/>
+              <w:left w:val="single" w:sz="4" w:space="0" w:color="auto"/>
+              <w:bottom w:val="single" w:sz="4" w:space="0" w:color="auto"/>
+              <w:right w:val="single" w:sz="4" w:space="0" w:color="auto"/>
+            </w:tcBorders>
+            <w:vAlign w:val="center"/>
+            <w:hideMark/>
+          </w:tcPr>
+          <w:p>
+            <w:r>
+              <w:t>5163.75</w:t>
+            </w:r>
+          </w:p>
+        </w:tc>
+        <w:tc>
+          <w:tcPr>
+            <w:tcW w:w="0" w:type="auto"/>
+            <w:tcBorders>
+              <w:top w:val="single" w:sz="4" w:space="0" w:color="auto"/>
+              <w:left w:val="single" w:sz="4" w:space="0" w:color="auto"/>
+              <w:bottom w:val="single" w:sz="4" w:space="0" w:color="auto"/>
+              <w:right w:val="single" w:sz="4" w:space="0" w:color="auto"/>
+            </w:tcBorders>
+            <w:vAlign w:val="center"/>
+            <w:hideMark/>
+          </w:tcPr>
+          <w:p>
+            <w:r>
+              <w:t>67870.61</w:t>
+            </w:r>
+          </w:p>
+        </w:tc>
+        <w:tc>
+          <w:tcPr>
+            <w:tcW w:w="0" w:type="auto"/>
+            <w:tcBorders>
+              <w:top w:val="single" w:sz="4" w:space="0" w:color="auto"/>
+              <w:left w:val="single" w:sz="4" w:space="0" w:color="auto"/>
+              <w:bottom w:val="single" w:sz="4" w:space="0" w:color="auto"/>
+              <w:right w:val="single" w:sz="4" w:space="0" w:color="auto"/>
+            </w:tcBorders>
+            <w:vAlign w:val="center"/>
+            <w:hideMark/>
+          </w:tcPr>
+          <w:p>
+            <w:r>
+              <w:t>59,200.00</w:t>
+            </w:r>
+          </w:p>
+        </w:tc>
+        <w:tc>
+          <w:tcPr>
+            <w:tcW w:w="0" w:type="auto"/>
+            <w:tcBorders>
+              <w:top w:val="single" w:sz="4" w:space="0" w:color="auto"/>
+              <w:left w:val="single" w:sz="4" w:space="0" w:color="auto"/>
+              <w:bottom w:val="single" w:sz="4" w:space="0" w:color="auto"/>
+              <w:right w:val="single" w:sz="4" w:space="0" w:color="auto"/>
+            </w:tcBorders>
+            <w:vAlign w:val="center"/>
+            <w:hideMark/>
+          </w:tcPr>
+          <w:p>
+            <w:r>
+              <w:t>148,000.00</w:t>
+            </w:r>
+          </w:p>
+        </w:tc>
+        <w:tc>
+          <w:tcPr>
+            <w:tcW w:w="0" w:type="auto"/>
+            <w:tcBorders>
+              <w:top w:val="single" w:sz="4" w:space="0" w:color="auto"/>
+              <w:left w:val="single" w:sz="4" w:space="0" w:color="auto"/>
+              <w:bottom w:val="single" w:sz="4" w:space="0" w:color="auto"/>
+              <w:right w:val="single" w:sz="4" w:space="0" w:color="auto"/>
+            </w:tcBorders>
+            <w:vAlign w:val="center"/>
+            <w:hideMark/>
+          </w:tcPr>
+          <w:p>
+            <w:r>
+              <w:t>2,204,177.00</w:t>
+            </w:r>
+          </w:p>
+        </w:tc>
+      </w:tr>
+      <w:tr>
+        <w:trPr>
+          <w:tblCellSpacing w:w="15" w:type="dxa"/>
+        </w:trPr>
+        <w:tc>
+          <w:tcPr>
+            <w:tcW w:w="0" w:type="auto"/>
+            <w:tcBorders>
+              <w:top w:val="single" w:sz="4" w:space="0" w:color="auto"/>
+              <w:left w:val="single" w:sz="4" w:space="0" w:color="auto"/>
+              <w:bottom w:val="single" w:sz="4" w:space="0" w:color="auto"/>
+              <w:right w:val="single" w:sz="4" w:space="0" w:color="auto"/>
+            </w:tcBorders>
+            <w:vAlign w:val="center"/>
+            <w:hideMark/>
+          </w:tcPr>
+          <w:p>
+            <w:r>
+              <w:t>saldo_medio_var5_hace2</w:t>
+            </w:r>
+          </w:p>
+        </w:tc>
+        <w:tc>
+          <w:tcPr>
+            <w:tcW w:w="0" w:type="auto"/>
+            <w:tcBorders>
+              <w:top w:val="single" w:sz="4" w:space="0" w:color="auto"/>
+              <w:left w:val="single" w:sz="4" w:space="0" w:color="auto"/>
+              <w:bottom w:val="single" w:sz="4" w:space="0" w:color="auto"/>
+              <w:right w:val="single" w:sz="4" w:space="0" w:color="auto"/>
+            </w:tcBorders>
+            <w:vAlign w:val="center"/>
+            <w:hideMark/>
+          </w:tcPr>
+          <w:p>
+            <w:r>
+              <w:t>31.50</w:t>
+            </w:r>
+          </w:p>
+        </w:tc>
+        <w:tc>
+          <w:tcPr>
+            <w:tcW w:w="0" w:type="auto"/>
+            <w:tcBorders>
+              <w:top w:val="single" w:sz="4" w:space="0" w:color="auto"/>
+              <w:left w:val="single" w:sz="4" w:space="0" w:color="auto"/>
+              <w:bottom w:val="single" w:sz="4" w:space="0" w:color="auto"/>
+              <w:right w:val="single" w:sz="4" w:space="0" w:color="auto"/>
+            </w:tcBorders>
+            <w:vAlign w:val="center"/>
+            <w:hideMark/>
+          </w:tcPr>
+          <w:p>
+            <w:r>
+              <w:t>2013.12</w:t>
+            </w:r>
+          </w:p>
+        </w:tc>
+        <w:tc>
+          <w:tcPr>
+            <w:tcW w:w="0" w:type="auto"/>
+            <w:tcBorders>
+              <w:top w:val="single" w:sz="4" w:space="0" w:color="auto"/>
+              <w:left w:val="single" w:sz="4" w:space="0" w:color="auto"/>
+              <w:bottom w:val="single" w:sz="4" w:space="0" w:color="auto"/>
+              <w:right w:val="single" w:sz="4" w:space="0" w:color="auto"/>
+            </w:tcBorders>
+            <w:vAlign w:val="center"/>
+            <w:hideMark/>
+          </w:tcPr>
+          <w:p>
+            <w:r>
+              <w:t>0.00</w:t>
+            </w:r>
+          </w:p>
+        </w:tc>
+        <w:tc>
+          <w:tcPr>
+            <w:tcW w:w="0" w:type="auto"/>
+            <w:tcBorders>
+              <w:top w:val="single" w:sz="4" w:space="0" w:color="auto"/>
+              <w:left w:val="single" w:sz="4" w:space="0" w:color="auto"/>
+              <w:bottom w:val="single" w:sz="4" w:space="0" w:color="auto"/>
+              <w:right w:val="single" w:sz="4" w:space="0" w:color="auto"/>
+            </w:tcBorders>
+            <w:vAlign w:val="center"/>
+            <w:hideMark/>
+          </w:tcPr>
+          <w:p>
+            <w:r>
+              <w:t>0.00</w:t>
+            </w:r>
+          </w:p>
+        </w:tc>
+        <w:tc>
+          <w:tcPr>
+            <w:tcW w:w="0" w:type="auto"/>
+            <w:tcBorders>
+              <w:top w:val="single" w:sz="4" w:space="0" w:color="auto"/>
+              <w:left w:val="single" w:sz="4" w:space="0" w:color="auto"/>
+              <w:bottom w:val="single" w:sz="4" w:space="0" w:color="auto"/>
+              <w:right w:val="single" w:sz="4" w:space="0" w:color="auto"/>
+            </w:tcBorders>
+            <w:vAlign w:val="center"/>
+            <w:hideMark/>
+          </w:tcPr>
+          <w:p>
+            <w:r>
+              <w:t>0.00</w:t>
+            </w:r>
+          </w:p>
+        </w:tc>
+        <w:tc>
+          <w:tcPr>
+            <w:tcW w:w="0" w:type="auto"/>
+            <w:tcBorders>
+              <w:top w:val="single" w:sz="4" w:space="0" w:color="auto"/>
+              <w:left w:val="single" w:sz="4" w:space="0" w:color="auto"/>
+              <w:bottom w:val="single" w:sz="4" w:space="0" w:color="auto"/>
+              <w:right w:val="single" w:sz="4" w:space="0" w:color="auto"/>
+            </w:tcBorders>
+            <w:vAlign w:val="center"/>
+            <w:hideMark/>
+          </w:tcPr>
+          <w:p>
+            <w:r>
+              <w:t>0.00</w:t>
+            </w:r>
+          </w:p>
+        </w:tc>
+        <w:tc>
+          <w:tcPr>
+            <w:tcW w:w="0" w:type="auto"/>
+            <w:tcBorders>
+              <w:top w:val="single" w:sz="4" w:space="0" w:color="auto"/>
+              <w:left w:val="single" w:sz="4" w:space="0" w:color="auto"/>
+              <w:bottom w:val="single" w:sz="4" w:space="0" w:color="auto"/>
+              <w:right w:val="single" w:sz="4" w:space="0" w:color="auto"/>
+            </w:tcBorders>
+            <w:vAlign w:val="center"/>
+            <w:hideMark/>
+          </w:tcPr>
+          <w:p>
+            <w:r>
+              <w:t>25000.00</w:t>
+            </w:r>
+          </w:p>
+        </w:tc>
+      </w:tr>
+      <w:tr>
+        <w:trPr>
+          <w:tblCellSpacing w:w="15" w:type="dxa"/>
+        </w:trPr>
+        <w:tc>
+          <w:tcPr>
+            <w:tcW w:w="0" w:type="auto"/>
+            <w:tcBorders>
+              <w:top w:val="single" w:sz="4" w:space="0" w:color="auto"/>
+              <w:left w:val="single" w:sz="4" w:space="0" w:color="auto"/>
+              <w:bottom w:val="single" w:sz="4" w:space="0" w:color="auto"/>
+              <w:right w:val="single" w:sz="4" w:space="0" w:color="auto"/>
+            </w:tcBorders>
+            <w:vAlign w:val="center"/>
+            <w:hideMark/>
+          </w:tcPr>
+          <w:p>
+            <w:r>
+              <w:t>saldo_medio_var5_ult3</w:t>
+            </w:r>
+          </w:p>
+        </w:tc>
+        <w:tc>
+          <w:tcPr>
+            <w:tcW w:w="0" w:type="auto"/>
+            <w:tcBorders>
+              <w:top w:val="single" w:sz="4" w:space="0" w:color="auto"/>
+              <w:left w:val="single" w:sz="4" w:space="0" w:color="auto"/>
+              <w:bottom w:val="single" w:sz="4" w:space="0" w:color="auto"/>
+              <w:right w:val="single" w:sz="4" w:space="0" w:color="auto"/>
+            </w:tcBorders>
+            <w:vAlign w:val="center"/>
+            <w:hideMark/>
+          </w:tcPr>
+          <w:p>
+            <w:r>
+              <w:t>56.61</w:t>
+            </w:r>
+          </w:p>
+        </w:tc>
+        <w:tc>
+          <w:tcPr>
+            <w:tcW w:w="0" w:type="auto"/>
+            <w:tcBorders>
+              <w:top w:val="single" w:sz="4" w:space="0" w:color="auto"/>
+              <w:left w:val="single" w:sz="4" w:space="0" w:color="auto"/>
+              <w:bottom w:val="single" w:sz="4" w:space="0" w:color="auto"/>
+              <w:right w:val="single" w:sz="4" w:space="0" w:color="auto"/>
+            </w:tcBorders>
+            <w:vAlign w:val="center"/>
+            <w:hideMark/>
+          </w:tcPr>
+          <w:p>
+            <w:r>
+              <w:t>2852.58</w:t>
+            </w:r>
+          </w:p>
+        </w:tc>
+        <w:tc>
+          <w:tcPr>
+            <w:tcW w:w="0" w:type="auto"/>
+            <w:tcBorders>
+              <w:top w:val="single" w:sz="4" w:space="0" w:color="auto"/>
+              <w:left w:val="single" w:sz="4" w:space="0" w:color="auto"/>
+              <w:bottom w:val="single" w:sz="4" w:space="0" w:color="auto"/>
+              <w:right w:val="single" w:sz="4" w:space="0" w:color="auto"/>
+            </w:tcBorders>
+            <w:vAlign w:val="center"/>
+            <w:hideMark/>
+          </w:tcPr>
+          <w:p>
+            <w:r>
+              <w:t>0.00</w:t>
+            </w:r>
+          </w:p>
+        </w:tc>
+        <w:tc>
+          <w:tcPr>
+            <w:tcW w:w="0" w:type="auto"/>
+            <w:tcBorders>
+              <w:top w:val="single" w:sz="4" w:space="0" w:color="auto"/>
+              <w:left w:val="single" w:sz="4" w:space="0" w:color="auto"/>
+              <w:bottom w:val="single" w:sz="4" w:space="0" w:color="auto"/>
+              <w:right w:val="single" w:sz="4" w:space="0" w:color="auto"/>
+            </w:tcBorders>
+            <w:vAlign w:val="center"/>
+            <w:hideMark/>
+          </w:tcPr>
+          <w:p>
+            <w:r>
+              <w:t>0.00</w:t>
+            </w:r>
+          </w:p>
+        </w:tc>
+        <w:tc>
+          <w:tcPr>
+            <w:tcW w:w="0" w:type="auto"/>
+            <w:tcBorders>
+              <w:top w:val="single" w:sz="4" w:space="0" w:color="auto"/>
+              <w:left w:val="single" w:sz="4" w:space="0" w:color="auto"/>
+              <w:bottom w:val="single" w:sz="4" w:space="0" w:color="auto"/>
+              <w:right w:val="single" w:sz="4" w:space="0" w:color="auto"/>
+            </w:tcBorders>
+            <w:vAlign w:val="center"/>
+            <w:hideMark/>
+          </w:tcPr>
+          <w:p>
+            <w:r>
+              <w:t>0.00</w:t>
+            </w:r>
+          </w:p>
+        </w:tc>
+        <w:tc>
+          <w:tcPr>
+            <w:tcW w:w="0" w:type="auto"/>
+            <w:tcBorders>
+              <w:top w:val="single" w:sz="4" w:space="0" w:color="auto"/>
+              <w:left w:val="single" w:sz="4" w:space="0" w:color="auto"/>
+              <w:bottom w:val="single" w:sz="4" w:space="0" w:color="auto"/>
+              <w:right w:val="single" w:sz="4" w:space="0" w:color="auto"/>
+            </w:tcBorders>
+            <w:vAlign w:val="center"/>
+            <w:hideMark/>
+          </w:tcPr>
+          <w:p>
+            <w:r>
+              <w:t>0.00</w:t>
+            </w:r>
+          </w:p>
+        </w:tc>
+        <w:tc>
+          <w:tcPr>
+            <w:tcW w:w="0" w:type="auto"/>
+            <w:tcBorders>
+              <w:top w:val="single" w:sz="4" w:space="0" w:color="auto"/>
+              <w:left w:val="single" w:sz="4" w:space="0" w:color="auto"/>
+              <w:bottom w:val="single" w:sz="4" w:space="0" w:color="auto"/>
+              <w:right w:val="single" w:sz="4" w:space="0" w:color="auto"/>
+            </w:tcBorders>
+            <w:vAlign w:val="center"/>
+            <w:hideMark/>
+          </w:tcPr>
+          <w:p>
+            <w:r>
+              <w:t>296.00</w:t>
+            </w:r>
+          </w:p>
+        </w:tc>
+      </w:tr>
+      <w:tr>
+        <w:trPr>
+          <w:tblCellSpacing w:w="15" w:type="dxa"/>
+        </w:trPr>
+        <w:tc>
+          <w:tcPr>
+            <w:tcW w:w="0" w:type="auto"/>
+            <w:tcBorders>
+              <w:top w:val="single" w:sz="4" w:space="0" w:color="auto"/>
+              <w:left w:val="single" w:sz="4" w:space="0" w:color="auto"/>
+              <w:bottom w:val="single" w:sz="4" w:space="0" w:color="auto"/>
+              <w:right w:val="single" w:sz="4" w:space="0" w:color="auto"/>
+            </w:tcBorders>
+            <w:vAlign w:val="center"/>
+            <w:hideMark/>
+          </w:tcPr>
+          <w:p>
+            <w:r>
+              <w:t>saldo_var5</w:t>
+            </w:r>
+          </w:p>
+        </w:tc>
+        <w:tc>
+          <w:tcPr>
+            <w:tcW w:w="0" w:type="auto"/>
+            <w:tcBorders>
+              <w:top w:val="single" w:sz="4" w:space="0" w:color="auto"/>
+              <w:left w:val="single" w:sz="4" w:space="0" w:color="auto"/>
+              <w:bottom w:val="single" w:sz="4" w:space="0" w:color="auto"/>
+              <w:right w:val="single" w:sz="4" w:space="0" w:color="auto"/>
+            </w:tcBorders>
+            <w:vAlign w:val="center"/>
+            <w:hideMark/>
+          </w:tcPr>
+          <w:p>
+            <w:r>
+              <w:t>446.74</w:t>
+            </w:r>
+          </w:p>
+        </w:tc>
+        <w:tc>
+          <w:tcPr>
+            <w:tcW w:w="0" w:type="auto"/>
+            <w:tcBorders>
+              <w:top w:val="single" w:sz="4" w:space="0" w:color="auto"/>
+              <w:left w:val="single" w:sz="4" w:space="0" w:color="auto"/>
+              <w:bottom w:val="single" w:sz="4" w:space="0" w:color="auto"/>
+              <w:right w:val="single" w:sz="4" w:space="0" w:color="auto"/>
+            </w:tcBorders>
+            <w:vAlign w:val="center"/>
+            <w:hideMark/>
+          </w:tcPr>
+          <w:p>
+            <w:r>
+              <w:t>6363.65</w:t>
+            </w:r>
+          </w:p>
+        </w:tc>
+        <w:tc>
+          <w:tcPr>
+            <w:tcW w:w="0" w:type="auto"/>
+            <w:tcBorders>
+              <w:top w:val="single" w:sz="4" w:space="0" w:color="auto"/>
+              <w:left w:val="single" w:sz="4" w:space="0" w:color="auto"/>
+              <w:bottom w:val="single" w:sz="4" w:space="0" w:color="auto"/>
+              <w:right w:val="single" w:sz="4" w:space="0" w:color="auto"/>
+            </w:tcBorders>
+            <w:vAlign w:val="center"/>
+            <w:hideMark/>
+          </w:tcPr>
+          <w:p>
+            <w:r>
+              <w:t>0.00</w:t>
+            </w:r>
+          </w:p>
+        </w:tc>
+        <w:tc>
+          <w:tcPr>
+            <w:tcW w:w="0" w:type="auto"/>
+            <w:tcBorders>
+              <w:top w:val="single" w:sz="4" w:space="0" w:color="auto"/>
+              <w:left w:val="single" w:sz="4" w:space="0" w:color="auto"/>
+              <w:bottom w:val="single" w:sz="4" w:space="0" w:color="auto"/>
+              <w:right w:val="single" w:sz="4" w:space="0" w:color="auto"/>
+            </w:tcBorders>
+            <w:vAlign w:val="center"/>
+            <w:hideMark/>
+          </w:tcPr>
+          <w:p>
+            <w:r>
+              <w:t>0.00</w:t>
+            </w:r>
+          </w:p>
+        </w:tc>
+        <w:tc>
+          <w:tcPr>
+            <w:tcW w:w="0" w:type="auto"/>
+            <w:tcBorders>
+              <w:top w:val="single" w:sz="4" w:space="0" w:color="auto"/>
+              <w:left w:val="single" w:sz="4" w:space="0" w:color="auto"/>
+              <w:bottom w:val="single" w:sz="4" w:space="0" w:color="auto"/>
+              <w:right w:val="single" w:sz="4" w:space="0" w:color="auto"/>
+            </w:tcBorders>
+            <w:vAlign w:val="center"/>
+            <w:hideMark/>
+          </w:tcPr>
+          <w:p>
+            <w:r>
+              <w:t>0.00</w:t>
+            </w:r>
+          </w:p>
+        </w:tc>
+        <w:tc>
+          <w:tcPr>
+            <w:tcW w:w="0" w:type="auto"/>
+            <w:tcBorders>
+              <w:top w:val="single" w:sz="4" w:space="0" w:color="auto"/>
+              <w:left w:val="single" w:sz="4" w:space="0" w:color="auto"/>
+              <w:bottom w:val="single" w:sz="4" w:space="0" w:color="auto"/>
+              <w:right w:val="single" w:sz="4" w:space="0" w:color="auto"/>
+            </w:tcBorders>
+            <w:vAlign w:val="center"/>
+            <w:hideMark/>
+          </w:tcPr>
+          <w:p>
+            <w:r>
+              <w:t>0.00</w:t>
+            </w:r>
+          </w:p>
+        </w:tc>
+        <w:tc>
+          <w:tcPr>
+            <w:tcW w:w="0" w:type="auto"/>
+            <w:tcBorders>
+              <w:top w:val="single" w:sz="4" w:space="0" w:color="auto"/>
+              <w:left w:val="single" w:sz="4" w:space="0" w:color="auto"/>
+              <w:bottom w:val="single" w:sz="4" w:space="0" w:color="auto"/>
+              <w:right w:val="single" w:sz="4" w:space="0" w:color="auto"/>
+            </w:tcBorders>
+            <w:vAlign w:val="center"/>
+            <w:hideMark/>
+          </w:tcPr>
+          <w:p>
+            <w:r>
+              <w:t>25000.00</w:t>
+            </w:r>
+          </w:p>
+        </w:tc>
+      </w:tr>
+      <w:tr>
+        <w:trPr>
+          <w:tblCellSpacing w:w="15" w:type="dxa"/>
+        </w:trPr>
+        <w:tc>
+          <w:tcPr>
+            <w:tcW w:w="0" w:type="auto"/>
+            <w:tcBorders>
+              <w:top w:val="single" w:sz="4" w:space="0" w:color="auto"/>
+              <w:left w:val="single" w:sz="4" w:space="0" w:color="auto"/>
+              <w:bottom w:val="single" w:sz="4" w:space="0" w:color="auto"/>
+              <w:right w:val="single" w:sz="4" w:space="0" w:color="auto"/>
+            </w:tcBorders>
+            <w:vAlign w:val="center"/>
+            <w:hideMark/>
+          </w:tcPr>
+          <w:p>
+            <w:r>
+              <w:t>num_var22_hace2</w:t>
+            </w:r>
+          </w:p>
+        </w:tc>
+        <w:tc>
+          <w:tcPr>
+            <w:tcW w:w="0" w:type="auto"/>
+            <w:tcBorders>
+              <w:top w:val="single" w:sz="4" w:space="0" w:color="auto"/>
+              <w:left w:val="single" w:sz="4" w:space="0" w:color="auto"/>
+              <w:bottom w:val="single" w:sz="4" w:space="0" w:color="auto"/>
+              <w:right w:val="single" w:sz="4" w:space="0" w:color="auto"/>
+            </w:tcBorders>
+            <w:vAlign w:val="center"/>
+            <w:hideMark/>
+          </w:tcPr>
+          <w:p>
+            <w:r>
+              <w:t>0.03</w:t>
+            </w:r>
+          </w:p>
+        </w:tc>
+        <w:tc>
+          <w:tcPr>
+            <w:tcW w:w="0" w:type="auto"/>
+            <w:tcBorders>
+              <w:top w:val="single" w:sz="4" w:space="0" w:color="auto"/>
+              <w:left w:val="single" w:sz="4" w:space="0" w:color="auto"/>
+              <w:bottom w:val="single" w:sz="4" w:space="0" w:color="auto"/>
+              <w:right w:val="single" w:sz="4" w:space="0" w:color="auto"/>
+            </w:tcBorders>
+            <w:vAlign w:val="center"/>
+            <w:hideMark/>
+          </w:tcPr>
+          <w:p>
+            <w:r>
+              <w:t>0.19</w:t>
+            </w:r>
+          </w:p>
+        </w:tc>
+        <w:tc>
+          <w:tcPr>
+            <w:tcW w:w="0" w:type="auto"/>
+            <w:tcBorders>
+              <w:top w:val="single" w:sz="4" w:space="0" w:color="auto"/>
+              <w:left w:val="single" w:sz="4" w:space="0" w:color="auto"/>
+              <w:bottom w:val="single" w:sz="4" w:space="0" w:color="auto"/>
+              <w:right w:val="single" w:sz="4" w:space="0" w:color="auto"/>
+            </w:tcBorders>
+            <w:vAlign w:val="center"/>
+            <w:hideMark/>
+          </w:tcPr>
+          <w:p>
+            <w:r>
+              <w:t>0.00</w:t>
+            </w:r>
+          </w:p>
+        </w:tc>
+        <w:tc>
+          <w:tcPr>
+            <w:tcW w:w="0" w:type="auto"/>
+            <w:tcBorders>
+              <w:top w:val="single" w:sz="4" w:space="0" w:color="auto"/>
+              <w:left w:val="single" w:sz="4" w:space="0" w:color="auto"/>
+              <w:bottom w:val="single" w:sz="4" w:space="0" w:color="auto"/>
+              <w:right w:val="single" w:sz="4" w:space="0" w:color="auto"/>
+            </w:tcBorders>
+            <w:vAlign w:val="center"/>
+            <w:hideMark/>
+          </w:tcPr>
+          <w:p>
+            <w:r>
+              <w:t>0.00</w:t>
+            </w:r>
+          </w:p>
+        </w:tc>
+        <w:tc>
+          <w:tcPr>
+            <w:tcW w:w="0" w:type="auto"/>
+            <w:tcBorders>
+              <w:top w:val="single" w:sz="4" w:space="0" w:color="auto"/>
+              <w:left w:val="single" w:sz="4" w:space="0" w:color="auto"/>
+              <w:bottom w:val="single" w:sz="4" w:space="0" w:color="auto"/>
+              <w:right w:val="single" w:sz="4" w:space="0" w:color="auto"/>
+            </w:tcBorders>
+            <w:vAlign w:val="center"/>
+            <w:hideMark/>
+          </w:tcPr>
+          <w:p>
+            <w:r>
+              <w:t>0.00</w:t>
+            </w:r>
+          </w:p>
+        </w:tc>
+        <w:tc>
+          <w:tcPr>
+            <w:tcW w:w="0" w:type="auto"/>
+            <w:tcBorders>
+              <w:top w:val="single" w:sz="4" w:space="0" w:color="auto"/>
+              <w:left w:val="single" w:sz="4" w:space="0" w:color="auto"/>
+              <w:bottom w:val="single" w:sz="4" w:space="0" w:color="auto"/>
+              <w:right w:val="single" w:sz="4" w:space="0" w:color="auto"/>
+            </w:tcBorders>
+            <w:vAlign w:val="center"/>
+            <w:hideMark/>
+          </w:tcPr>
+          <w:p>
+            <w:r>
+              <w:t>0.00</w:t>
+            </w:r>
+          </w:p>
+        </w:tc>
+        <w:tc>
+          <w:tcPr>
+            <w:tcW w:w="0" w:type="auto"/>
+            <w:tcBorders>
+              <w:top w:val="single" w:sz="4" w:space="0" w:color="auto"/>
+              <w:left w:val="single" w:sz="4" w:space="0" w:color="auto"/>
+              <w:bottom w:val="single" w:sz="4" w:space="0" w:color="auto"/>
+              <w:right w:val="single" w:sz="4" w:space="0" w:color="auto"/>
+            </w:tcBorders>
+            <w:vAlign w:val="center"/>
+            <w:hideMark/>
+          </w:tcPr>
+          <w:p>
+            <w:r>
+              <w:t>3.00</w:t>
+            </w:r>
+          </w:p>
+        </w:tc>
+      </w:tr>
+      <w:tr>
+        <w:trPr>
+          <w:tblCellSpacing w:w="15" w:type="dxa"/>
+        </w:trPr>
+        <w:tc>
+          <w:tcPr>
+            <w:tcW w:w="0" w:type="auto"/>
+            <w:tcBorders>
+              <w:top w:val="single" w:sz="4" w:space="0" w:color="auto"/>
+              <w:left w:val="single" w:sz="4" w:space="0" w:color="auto"/>
+              <w:bottom w:val="single" w:sz="4" w:space="0" w:color="auto"/>
+              <w:right w:val="single" w:sz="4" w:space="0" w:color="auto"/>
+            </w:tcBorders>
+            <w:vAlign w:val="center"/>
+            <w:hideMark/>
+          </w:tcPr>
+          <w:p>
+            <w:r>
+              <w:t>num_var22_ult3</w:t>
+            </w:r>
+          </w:p>
+        </w:tc>
+        <w:tc>
+          <w:tcPr>
+            <w:tcW w:w="0" w:type="auto"/>
+            <w:tcBorders>
+              <w:top w:val="single" w:sz="4" w:space="0" w:color="auto"/>
+              <w:left w:val="single" w:sz="4" w:space="0" w:color="auto"/>
+              <w:bottom w:val="single" w:sz="4" w:space="0" w:color="auto"/>
+              <w:right w:val="single" w:sz="4" w:space="0" w:color="auto"/>
+            </w:tcBorders>
+            <w:vAlign w:val="center"/>
+            <w:hideMark/>
+          </w:tcPr>
+          <w:p>
+            <w:r>
+              <w:t>0.12</w:t>
+            </w:r>
+          </w:p>
+        </w:tc>
+        <w:tc>
+          <w:tcPr>
+            <w:tcW w:w="0" w:type="auto"/>
+            <w:tcBorders>
+              <w:top w:val="single" w:sz="4" w:space="0" w:color="auto"/>
+              <w:left w:val="single" w:sz="4" w:space="0" w:color="auto"/>
+              <w:bottom w:val="single" w:sz="4" w:space="0" w:color="auto"/>
+              <w:right w:val="single" w:sz="4" w:space="0" w:color="auto"/>
+            </w:tcBorders>
+            <w:vAlign w:val="center"/>
+            <w:hideMark/>
+          </w:tcPr>
+          <w:p>
+            <w:r>
+              <w:t>0.50</w:t>
+            </w:r>
+          </w:p>
+        </w:tc>
+        <w:tc>
+          <w:tcPr>
+            <w:tcW w:w="0" w:type="auto"/>
+            <w:tcBorders>
+              <w:top w:val="single" w:sz="4" w:space="0" w:color="auto"/>
+              <w:left w:val="single" w:sz="4" w:space="0" w:color="auto"/>
+              <w:bottom w:val="single" w:sz="4" w:space="0" w:color="auto"/>
+              <w:right w:val="single" w:sz="4" w:space="0" w:color="auto"/>
+            </w:tcBorders>
+            <w:vAlign w:val="center"/>
+            <w:hideMark/>
+          </w:tcPr>
+          <w:p>
+            <w:r>
+              <w:t>0.00</w:t>
+            </w:r>
+          </w:p>
+        </w:tc>
+        <w:tc>
+          <w:tcPr>
+            <w:tcW w:w="0" w:type="auto"/>
+            <w:tcBorders>
+              <w:top w:val="single" w:sz="4" w:space="0" w:color="auto"/>
+              <w:left w:val="single" w:sz="4" w:space="0" w:color="auto"/>
+              <w:bottom w:val="single" w:sz="4" w:space="0" w:color="auto"/>
+              <w:right w:val="single" w:sz="4" w:space="0" w:color="auto"/>
+            </w:tcBorders>
+            <w:vAlign w:val="center"/>
+            <w:hideMark/>
+          </w:tcPr>
+          <w:p>
+            <w:r>
+              <w:t>0.00</w:t>
+            </w:r>
+          </w:p>
+        </w:tc>
+        <w:tc>
+          <w:tcPr>
+            <w:tcW w:w="0" w:type="auto"/>
+            <w:tcBorders>
+              <w:top w:val="single" w:sz="4" w:space="0" w:color="auto"/>
+              <w:left w:val="single" w:sz="4" w:space="0" w:color="auto"/>
+              <w:bottom w:val="single" w:sz="4" w:space="0" w:color="auto"/>
+              <w:right w:val="single" w:sz="4" w:space="0" w:color="auto"/>
+            </w:tcBorders>
+            <w:vAlign w:val="center"/>
+            <w:hideMark/>
+          </w:tcPr>
+          <w:p>
+            <w:r>
+              <w:t>0.00</w:t>
+            </w:r>
+          </w:p>
+        </w:tc>
+        <w:tc>
+          <w:tcPr>
+            <w:tcW w:w="0" w:type="auto"/>
+            <w:tcBorders>
+              <w:top w:val="single" w:sz="4" w:space="0" w:color="auto"/>
+              <w:left w:val="single" w:sz="4" w:space="0" w:color="auto"/>
+              <w:bottom w:val="single" w:sz="4" w:space="0" w:color="auto"/>
+              <w:right w:val="single" w:sz="4" w:space="0" w:color="auto"/>
+            </w:tcBorders>
+            <w:vAlign w:val="center"/>
+            <w:hideMark/>
+          </w:tcPr>
+          <w:p>
+            <w:r>
+              <w:t>0.00</w:t>
+            </w:r>
+          </w:p>
+        </w:tc>
+        <w:tc>
+          <w:tcPr>
+            <w:tcW w:w="0" w:type="auto"/>
+            <w:tcBorders>
+              <w:top w:val="single" w:sz="4" w:space="0" w:color="auto"/>
+              <w:left w:val="single" w:sz="4" w:space="0" w:color="auto"/>
+              <w:bottom w:val="single" w:sz="4" w:space="0" w:color="auto"/>
+              <w:right w:val="single" w:sz="4" w:space="0" w:color="auto"/>
+            </w:tcBorders>
+            <w:vAlign w:val="center"/>
+            <w:hideMark/>
+          </w:tcPr>
+          <w:p>
+            <w:r>
+              <w:t>8.00</w:t>
+            </w:r>
+          </w:p>
+        </w:tc>
+      </w:tr>
+      <w:tr>
+        <w:trPr>
+          <w:tblCellSpacing w:w="15" w:type="dxa"/>
+        </w:trPr>
+        <w:tc>
+          <w:tcPr>
+            <w:tcW w:w="0" w:type="auto"/>
+            <w:tcBorders>
+              <w:top w:val="single" w:sz="4" w:space="0" w:color="auto"/>
+              <w:left w:val="single" w:sz="4" w:space="0" w:color="auto"/>
+              <w:bottom w:val="single" w:sz="4" w:space="0" w:color="auto"/>
+              <w:right w:val="single" w:sz="4" w:space="0" w:color="auto"/>
+            </w:tcBorders>
+            <w:vAlign w:val="center"/>
+            <w:hideMark/>
+          </w:tcPr>
+          <w:p>
+            <w:r>
+              <w:t>imp_op_var41_efect_ult1</w:t>
+            </w:r>
+          </w:p>
+        </w:tc>
+        <w:tc>
+          <w:tcPr>
+            <w:tcW w:w="0" w:type="auto"/>
+            <w:tcBorders>
+              <w:top w:val="single" w:sz="4" w:space="0" w:color="auto"/>
+              <w:left w:val="single" w:sz="4" w:space="0" w:color="auto"/>
+              <w:bottom w:val="single" w:sz="4" w:space="0" w:color="auto"/>
+              <w:right w:val="single" w:sz="4" w:space="0" w:color="auto"/>
+            </w:tcBorders>
+            <w:vAlign w:val="center"/>
+            <w:hideMark/>
+          </w:tcPr>
+          <w:p>
+            <w:r>
+              <w:t>12.30</w:t>
+            </w:r>
+          </w:p>
+        </w:tc>
+        <w:tc>
+          <w:tcPr>
+            <w:tcW w:w="0" w:type="auto"/>
+            <w:tcBorders>
+              <w:top w:val="single" w:sz="4" w:space="0" w:color="auto"/>
+              <w:left w:val="single" w:sz="4" w:space="0" w:color="auto"/>
+              <w:bottom w:val="single" w:sz="4" w:space="0" w:color="auto"/>
+              <w:right w:val="single" w:sz="4" w:space="0" w:color="auto"/>
+            </w:tcBorders>
+            <w:vAlign w:val="center"/>
+            <w:hideMark/>
+          </w:tcPr>
+          <w:p>
+            <w:r>
+              <w:t>88.90</w:t>
+            </w:r>
+          </w:p>
+        </w:tc>
+        <w:tc>
+          <w:tcPr>
+            <w:tcW w:w="0" w:type="auto"/>
+            <w:tcBorders>
+              <w:top w:val="single" w:sz="4" w:space="0" w:color="auto"/>
+              <w:left w:val="single" w:sz="4" w:space="0" w:color="auto"/>
+              <w:bottom w:val="single" w:sz="4" w:space="0" w:color="auto"/>
+              <w:right w:val="single" w:sz="4" w:space="0" w:color="auto"/>
+            </w:tcBorders>
+            <w:vAlign w:val="center"/>
+            <w:hideMark/>
+          </w:tcPr>
+          <w:p>
+            <w:r>
+              <w:t>0.00</w:t>
+            </w:r>
+          </w:p>
+        </w:tc>
+        <w:tc>
+          <w:tcPr>
+            <w:tcW w:w="0" w:type="auto"/>
+            <w:tcBorders>
+              <w:top w:val="single" w:sz="4" w:space="0" w:color="auto"/>
+              <w:left w:val="single" w:sz="4" w:space="0" w:color="auto"/>
+              <w:bottom w:val="single" w:sz="4" w:space="0" w:color="auto"/>
+              <w:right w:val="single" w:sz="4" w:space="0" w:color="auto"/>
+            </w:tcBorders>
+            <w:vAlign w:val="center"/>
+            <w:hideMark/>
+          </w:tcPr>
+          <w:p>
+            <w:r>
+              <w:t>0.00</w:t>
+            </w:r>
+          </w:p>
+        </w:tc>
+        <w:tc>
+          <w:tcPr>
+            <w:tcW w:w="0" w:type="auto"/>
+            <w:tcBorders>
+              <w:top w:val="single" w:sz="4" w:space="0" w:color="auto"/>
+              <w:left w:val="single" w:sz="4" w:space="0" w:color="auto"/>
+              <w:bottom w:val="single" w:sz="4" w:space="0" w:color="auto"/>
+              <w:right w:val="single" w:sz="4" w:space="0" w:color="auto"/>
+            </w:tcBorders>
+            <w:vAlign w:val="center"/>
+            <w:hideMark/>
+          </w:tcPr>
+          <w:p>
+            <w:r>
+              <w:t>0.00</w:t>
+            </w:r>
+          </w:p>
+        </w:tc>
+        <w:tc>
+          <w:tcPr>
+            <w:tcW w:w="0" w:type="auto"/>
+            <w:tcBorders>
+              <w:top w:val="single" w:sz="4" w:space="0" w:color="auto"/>
+              <w:left w:val="single" w:sz="4" w:space="0" w:color="auto"/>
+              <w:bottom w:val="single" w:sz="4" w:space="0" w:color="auto"/>
+              <w:right w:val="single" w:sz="4" w:space="0" w:color="auto"/>
+            </w:tcBorders>
+            <w:vAlign w:val="center"/>
+            <w:hideMark/>
+          </w:tcPr>
+          <w:p>
+            <w:r>
+              <w:t>0.00</w:t>
+            </w:r>
+          </w:p>
+        </w:tc>
+        <w:tc>
+          <w:tcPr>
+            <w:tcW w:w="0" w:type="auto"/>
+            <w:tcBorders>
+              <w:top w:val="single" w:sz="4" w:space="0" w:color="auto"/>
+              <w:left w:val="single" w:sz="4" w:space="0" w:color="auto"/>
+              <w:bottom w:val="single" w:sz="4" w:space="0" w:color="auto"/>
+              <w:right w:val="single" w:sz="4" w:space="0" w:color="auto"/>
+            </w:tcBorders>
+            <w:vAlign w:val="center"/>
+            <w:hideMark/>
+          </w:tcPr>
+          <w:p>
+            <w:r>
+              <w:t>2500.00</w:t>
+            </w:r>
+          </w:p>
+        </w:tc>
+      </w:tr>
+      <w:tr>
+        <w:trPr>
+          <w:tblCellSpacing w:w="15" w:type="dxa"/>
+        </w:trPr>
+        <w:tc>
+          <w:tcPr>
+            <w:tcW w:w="0" w:type="auto"/>
+            <w:tcBorders>
+              <w:top w:val="single" w:sz="4" w:space="0" w:color="auto"/>
+              <w:left w:val="single" w:sz="4" w:space="0" w:color="auto"/>
+              <w:bottom w:val="single" w:sz="4" w:space="0" w:color="auto"/>
+              <w:right w:val="single" w:sz="4" w:space="0" w:color="auto"/>
+            </w:tcBorders>
+            <w:vAlign w:val="center"/>
+            <w:hideMark/>
+          </w:tcPr>
+          <w:p>
+            <w:r>
+              <w:t>num_mes_var13_largo_ult3</w:t>
+            </w:r>
+          </w:p>
+        </w:tc>
+        <w:tc>
+          <w:tcPr>
+            <w:tcW w:w="0" w:type="auto"/>
+            <w:tcBorders>
+              <w:top w:val="single" w:sz="4" w:space="0" w:color="auto"/>
+              <w:left w:val="single" w:sz="4" w:space="0" w:color="auto"/>
+              <w:bottom w:val="single" w:sz="4" w:space="0" w:color="auto"/>
+              <w:right w:val="single" w:sz="4" w:space="0" w:color="auto"/>
+            </w:tcBorders>
+            <w:vAlign w:val="center"/>
+            <w:hideMark/>
+          </w:tcPr>
+          <w:p>
+            <w:r>
+              <w:t>0.03</w:t>
+            </w:r>
+          </w:p>
+        </w:tc>
+        <w:tc>
+          <w:tcPr>
+            <w:tcW w:w="0" w:type="auto"/>
+            <w:tcBorders>
+              <w:top w:val="single" w:sz="4" w:space="0" w:color="auto"/>
+              <w:left w:val="single" w:sz="4" w:space="0" w:color="auto"/>
+              <w:bottom w:val="single" w:sz="4" w:space="0" w:color="auto"/>
+              <w:right w:val="single" w:sz="4" w:space="0" w:color="auto"/>
+            </w:tcBorders>
+            <w:vAlign w:val="center"/>
+            <w:hideMark/>
+          </w:tcPr>
+          <w:p>
+            <w:r>
+              <w:t>0.21</w:t>
+            </w:r>
+          </w:p>
+        </w:tc>
+        <w:tc>
+          <w:tcPr>
+            <w:tcW w:w="0" w:type="auto"/>
+            <w:tcBorders>
+              <w:top w:val="single" w:sz="4" w:space="0" w:color="auto"/>
+              <w:left w:val="single" w:sz="4" w:space="0" w:color="auto"/>
+              <w:bottom w:val="single" w:sz="4" w:space="0" w:color="auto"/>
+              <w:right w:val="single" w:sz="4" w:space="0" w:color="auto"/>
+            </w:tcBorders>
+            <w:vAlign w:val="center"/>
+            <w:hideMark/>
+          </w:tcPr>
+          <w:p>
+            <w:r>
+              <w:t>0.00</w:t>
+            </w:r>
+          </w:p>
+        </w:tc>
+        <w:tc>
+          <w:tcPr>
+            <w:tcW w:w="0" w:type="auto"/>
+            <w:tcBorders>
+              <w:top w:val="single" w:sz="4" w:space="0" w:color="auto"/>
+              <w:left w:val="single" w:sz="4" w:space="0" w:color="auto"/>
+              <w:bottom w:val="single" w:sz="4" w:space="0" w:color="auto"/>
+              <w:right w:val="single" w:sz="4" w:space="0" w:color="auto"/>
+            </w:tcBorders>
+            <w:vAlign w:val="center"/>
+            <w:hideMark/>
+          </w:tcPr>
+          <w:p>
+            <w:r>
+              <w:t>0.00</w:t>
+            </w:r>
+          </w:p>
+        </w:tc>
+        <w:tc>
+          <w:tcPr>
+            <w:tcW w:w="0" w:type="auto"/>
+            <w:tcBorders>
+              <w:top w:val="single" w:sz="4" w:space="0" w:color="auto"/>
+              <w:left w:val="single" w:sz="4" w:space="0" w:color="auto"/>
+              <w:bottom w:val="single" w:sz="4" w:space="0" w:color="auto"/>
+              <w:right w:val="single" w:sz="4" w:space="0" w:color="auto"/>
+            </w:tcBorders>
+            <w:vAlign w:val="center"/>
+            <w:hideMark/>
+          </w:tcPr>
+          <w:p>
+            <w:r>
+              <w:t>0.00</w:t>
+            </w:r>
+          </w:p>
+        </w:tc>
+        <w:tc>
+          <w:tcPr>
+            <w:tcW w:w="0" w:type="auto"/>
+            <w:tcBorders>
+              <w:top w:val="single" w:sz="4" w:space="0" w:color="auto"/>
+              <w:left w:val="single" w:sz="4" w:space="0" w:color="auto"/>
+              <w:bottom w:val="single" w:sz="4" w:space="0" w:color="auto"/>
+              <w:right w:val="single" w:sz="4" w:space="0" w:color="auto"/>
+            </w:tcBorders>
+            <w:vAlign w:val="center"/>
+            <w:hideMark/>
+          </w:tcPr>
+          <w:p>
+            <w:r>
+              <w:t>0.00</w:t>
+            </w:r>
+          </w:p>
+        </w:tc>
+        <w:tc>
+          <w:tcPr>
+            <w:tcW w:w="0" w:type="auto"/>
+            <w:tcBorders>
+              <w:top w:val="single" w:sz="4" w:space="0" w:color="auto"/>
+              <w:left w:val="single" w:sz="4" w:space="0" w:color="auto"/>
+              <w:bottom w:val="single" w:sz="4" w:space="0" w:color="auto"/>
+              <w:right w:val="single" w:sz="4" w:space="0" w:color="auto"/>
+            </w:tcBorders>
+            <w:vAlign w:val="center"/>
+            <w:hideMark/>
+          </w:tcPr>
+          <w:p>
+            <w:r>
+              <w:t>3.00</w:t>
+            </w:r>
+          </w:p>
+        </w:tc>
+      </w:tr>
+      <w:tr>
+        <w:trPr>
+          <w:tblCellSpacing w:w="15" w:type="dxa"/>
+        </w:trPr>
+        <w:tc>
+          <w:tcPr>
+            <w:tcW w:w="0" w:type="auto"/>
+            <w:tcBorders>
+              <w:top w:val="single" w:sz="4" w:space="0" w:color="auto"/>
+              <w:left w:val="single" w:sz="4" w:space="0" w:color="auto"/>
+              <w:bottom w:val="single" w:sz="4" w:space="0" w:color="auto"/>
+              <w:right w:val="single" w:sz="4" w:space="0" w:color="auto"/>
+            </w:tcBorders>
+            <w:vAlign w:val="center"/>
+            <w:hideMark/>
+          </w:tcPr>
+          <w:p>
+            <w:r>
+              <w:t>ind_var24</w:t>
+            </w:r>
+          </w:p>
+        </w:tc>
+        <w:tc>
+          <w:tcPr>
+            <w:tcW w:w="0" w:type="auto"/>
+            <w:tcBorders>
+              <w:top w:val="single" w:sz="4" w:space="0" w:color="auto"/>
+              <w:left w:val="single" w:sz="4" w:space="0" w:color="auto"/>
+              <w:bottom w:val="single" w:sz="4" w:space="0" w:color="auto"/>
+              <w:right w:val="single" w:sz="4" w:space="0" w:color="auto"/>
+            </w:tcBorders>
+            <w:vAlign w:val="center"/>
+            <w:hideMark/>
+          </w:tcPr>
+          <w:p>
+            <w:r>
+              <w:t>0.00</w:t>
+            </w:r>
+          </w:p>
+        </w:tc>
+        <w:tc>
+          <w:tcPr>
+            <w:tcW w:w="0" w:type="auto"/>
+            <w:tcBorders>
+              <w:top w:val="single" w:sz="4" w:space="0" w:color="auto"/>
+              <w:left w:val="single" w:sz="4" w:space="0" w:color="auto"/>
+              <w:bottom w:val="single" w:sz="4" w:space="0" w:color="auto"/>
+              <w:right w:val="single" w:sz="4" w:space="0" w:color="auto"/>
+            </w:tcBorders>
+            <w:vAlign w:val="center"/>
+            <w:hideMark/>
+          </w:tcPr>
+          <w:p>
+            <w:r>
+              <w:t>0.02</w:t>
+            </w:r>
+          </w:p>
+        </w:tc>
+        <w:tc>
+          <w:tcPr>
+            <w:tcW w:w="0" w:type="auto"/>
+            <w:tcBorders>
+              <w:top w:val="single" w:sz="4" w:space="0" w:color="auto"/>
+              <w:left w:val="single" w:sz="4" w:space="0" w:color="auto"/>
+              <w:bottom w:val="single" w:sz="4" w:space="0" w:color="auto"/>
+              <w:right w:val="single" w:sz="4" w:space="0" w:color="auto"/>
+            </w:tcBorders>
+            <w:vAlign w:val="center"/>
+            <w:hideMark/>
+          </w:tcPr>
+          <w:p>
+            <w:r>
+              <w:t>0.00</w:t>
+            </w:r>
+          </w:p>
+        </w:tc>
+        <w:tc>
+          <w:tcPr>
+            <w:tcW w:w="0" w:type="auto"/>
+            <w:tcBorders>
+              <w:top w:val="single" w:sz="4" w:space="0" w:color="auto"/>
+              <w:left w:val="single" w:sz="4" w:space="0" w:color="auto"/>
+              <w:bottom w:val="single" w:sz="4" w:space="0" w:color="auto"/>
+              <w:right w:val="single" w:sz="4" w:space="0" w:color="auto"/>
+            </w:tcBorders>
+            <w:vAlign w:val="center"/>
+            <w:hideMark/>
+          </w:tcPr>
+          <w:p>
+            <w:r>
+              <w:t>0.00</w:t>
+            </w:r>
+          </w:p>
+        </w:tc>
+        <w:tc>
+          <w:tcPr>
+            <w:tcW w:w="0" w:type="auto"/>
+            <w:tcBorders>
+              <w:top w:val="single" w:sz="4" w:space="0" w:color="auto"/>
+              <w:left w:val="single" w:sz="4" w:space="0" w:color="auto"/>
+              <w:bottom w:val="single" w:sz="4" w:space="0" w:color="auto"/>
+              <w:right w:val="single" w:sz="4" w:space="0" w:color="auto"/>
+            </w:tcBorders>
+            <w:vAlign w:val="center"/>
+            <w:hideMark/>
+          </w:tcPr>
+          <w:p>
+            <w:r>
+              <w:t>0.00</w:t>
+            </w:r>
+          </w:p>
+        </w:tc>
+        <w:tc>
+          <w:tcPr>
+            <w:tcW w:w="0" w:type="auto"/>
+            <w:tcBorders>
+              <w:top w:val="single" w:sz="4" w:space="0" w:color="auto"/>
+              <w:left w:val="single" w:sz="4" w:space="0" w:color="auto"/>
+              <w:bottom w:val="single" w:sz="4" w:space="0" w:color="auto"/>
+              <w:right w:val="single" w:sz="4" w:space="0" w:color="auto"/>
+            </w:tcBorders>
+            <w:vAlign w:val="center"/>
+            <w:hideMark/>
+          </w:tcPr>
+          <w:p>
+            <w:r>
+              <w:t>0.00</w:t>
+            </w:r>
+          </w:p>
+        </w:tc>
+        <w:tc>
+          <w:tcPr>
+            <w:tcW w:w="0" w:type="auto"/>
+            <w:tcBorders>
+              <w:top w:val="single" w:sz="4" w:space="0" w:color="auto"/>
+              <w:left w:val="single" w:sz="4" w:space="0" w:color="auto"/>
+              <w:bottom w:val="single" w:sz="4" w:space="0" w:color="auto"/>
+              <w:right w:val="single" w:sz="4" w:space="0" w:color="auto"/>
+            </w:tcBorders>
+            <w:vAlign w:val="center"/>
+            <w:hideMark/>
+          </w:tcPr>
+          <w:p>
+            <w:r>
+              <w:t>1.00</w:t>
+            </w:r>
+          </w:p>
+        </w:tc>
+      </w:tr>
+    </w:tbl>
+    <w:p/>
+    <w:p/>
+    <w:p>
+      <w:pPr>
+        <w:rPr>
+          <w:rFonts w:hint="eastAsia"/>
+        </w:rPr>
+      </w:pPr>
+      <w:r>
+        <w:lastRenderedPageBreak/>
+        <w:t xml:space="preserve">주요 피처들의 기술통계를 분석한 결과, 대부분의 변수는 중앙값(50%)과 사분위수(25%, 75%) 값이 0에 위치하며 희소(sparse)한 분포 특성을 나타냈다. 반면 </w:t>
+      </w:r>
+      <w:r>
+        <w:rPr>
+          <w:b/>
+          <w:bCs/>
+        </w:rPr>
+        <w:t>var15(고객 연령)</w:t>
+      </w:r>
+      <w:r>
+        <w:t xml:space="preserve">과 </w:t>
+      </w:r>
+      <w:r>
+        <w:rPr>
+          <w:b/>
+          <w:bCs/>
+        </w:rPr>
+        <w:t>var38(금액 규모)</w:t>
+      </w:r>
+      <w:r>
+        <w:t xml:space="preserve">는 범위와 표준편차가 크며 이상치가 존재하는 비정규 분포 형태를 보였다. 특히 </w:t>
+      </w:r>
+      <w:proofErr w:type="spellStart"/>
+      <w:r>
+        <w:rPr>
+          <w:b/>
+          <w:bCs/>
+        </w:rPr>
+        <w:t>saldo_medio</w:t>
+      </w:r>
+      <w:proofErr w:type="spellEnd"/>
+      <w:r>
+        <w:t xml:space="preserve">와 </w:t>
+      </w:r>
+      <w:proofErr w:type="spellStart"/>
+      <w:r>
+        <w:rPr>
+          <w:b/>
+          <w:bCs/>
+        </w:rPr>
+        <w:t>imp_var</w:t>
+      </w:r>
+      <w:proofErr w:type="spellEnd"/>
+      <w:r>
+        <w:t xml:space="preserve"> 계열 변수들은 최댓값과 평균 간 차이가 매우 커 </w:t>
+      </w:r>
+      <w:proofErr w:type="spellStart"/>
+      <w:r>
+        <w:t>극단값의</w:t>
+      </w:r>
+      <w:proofErr w:type="spellEnd"/>
+      <w:r>
+        <w:t xml:space="preserve"> 영향이 큼을 확인하였다. 이러한 결과는 금융 활동 규모와 특정 서비스 이용 여부가 고객 만족도 예측에 중요한 역할을 한다는 모델 피처 중요도 결과와 일치한다.</w:t>
+      </w:r>
+    </w:p>
+    <w:p>
+      <w:pPr>
+        <w:pStyle w:val="4"/>
+        <w:numPr>
+          <w:ilvl w:val="2"/>
+          <w:numId w:val="46"/>
+        </w:numPr>
+        <w:rPr>
+          <w:bCs/>
+        </w:rPr>
+      </w:pPr>
+      <w:r>
+        <w:rPr>
+          <w:bCs/>
+        </w:rPr>
+        <w:t>시각화 분석</w:t>
+      </w:r>
+    </w:p>
+    <w:p>
+      <w:pPr>
+        <w:rPr>
+          <w:rFonts w:hint="eastAsia"/>
+        </w:rPr>
+      </w:pPr>
+    </w:p>
+    <w:p>
+      <w:pPr>
+        <w:pStyle w:val="4"/>
+      </w:pPr>
+      <w:r>
+        <w:rPr>
+          <w:bCs/>
+        </w:rPr>
+        <w:t>2.2.3 발견된 문제점</w:t>
+      </w:r>
+    </w:p>
     <w:sectPr>
       <w:pgSz w:w="11906" w:h="16838"/>
       <w:pgMar w:top="720" w:right="720" w:bottom="720" w:left="720" w:header="851" w:footer="992" w:gutter="0"/>
@@ -2077,6 +5809,119 @@
     </w:lvl>
   </w:abstractNum>
   <w:abstractNum w:abstractNumId="14" w15:restartNumberingAfterBreak="0">
+    <w:nsid w:val="273D13CB"/>
+    <w:multiLevelType w:val="multilevel"/>
+    <w:tmpl w:val="F488AB40"/>
+    <w:lvl w:ilvl="0">
+      <w:start w:val="2"/>
+      <w:numFmt w:val="decimal"/>
+      <w:lvlText w:val="%1"/>
+      <w:lvlJc w:val="left"/>
+      <w:pPr>
+        <w:ind w:left="720" w:hanging="720"/>
+      </w:pPr>
+      <w:rPr>
+        <w:rFonts w:hint="eastAsia"/>
+      </w:rPr>
+    </w:lvl>
+    <w:lvl w:ilvl="1">
+      <w:start w:val="2"/>
+      <w:numFmt w:val="decimal"/>
+      <w:lvlText w:val="%1.%2"/>
+      <w:lvlJc w:val="left"/>
+      <w:pPr>
+        <w:ind w:left="720" w:hanging="720"/>
+      </w:pPr>
+      <w:rPr>
+        <w:rFonts w:hint="eastAsia"/>
+      </w:rPr>
+    </w:lvl>
+    <w:lvl w:ilvl="2">
+      <w:start w:val="1"/>
+      <w:numFmt w:val="decimal"/>
+      <w:lvlText w:val="%1.%2.%3"/>
+      <w:lvlJc w:val="left"/>
+      <w:pPr>
+        <w:ind w:left="720" w:hanging="720"/>
+      </w:pPr>
+      <w:rPr>
+        <w:rFonts w:hint="eastAsia"/>
+      </w:rPr>
+    </w:lvl>
+    <w:lvl w:ilvl="3">
+      <w:start w:val="1"/>
+      <w:numFmt w:val="decimal"/>
+      <w:lvlText w:val="%1.%2.%3.%4"/>
+      <w:lvlJc w:val="left"/>
+      <w:pPr>
+        <w:ind w:left="720" w:hanging="720"/>
+      </w:pPr>
+      <w:rPr>
+        <w:rFonts w:hint="eastAsia"/>
+      </w:rPr>
+    </w:lvl>
+    <w:lvl w:ilvl="4">
+      <w:start w:val="1"/>
+      <w:numFmt w:val="decimal"/>
+      <w:lvlText w:val="%1.%2.%3.%4.%5"/>
+      <w:lvlJc w:val="left"/>
+      <w:pPr>
+        <w:ind w:left="1080" w:hanging="1080"/>
+      </w:pPr>
+      <w:rPr>
+        <w:rFonts w:hint="eastAsia"/>
+      </w:rPr>
+    </w:lvl>
+    <w:lvl w:ilvl="5">
+      <w:start w:val="1"/>
+      <w:numFmt w:val="decimal"/>
+      <w:lvlText w:val="%1.%2.%3.%4.%5.%6"/>
+      <w:lvlJc w:val="left"/>
+      <w:pPr>
+        <w:ind w:left="1080" w:hanging="1080"/>
+      </w:pPr>
+      <w:rPr>
+        <w:rFonts w:hint="eastAsia"/>
+      </w:rPr>
+    </w:lvl>
+    <w:lvl w:ilvl="6">
+      <w:start w:val="1"/>
+      <w:numFmt w:val="decimal"/>
+      <w:lvlText w:val="%1.%2.%3.%4.%5.%6.%7"/>
+      <w:lvlJc w:val="left"/>
+      <w:pPr>
+        <w:ind w:left="1440" w:hanging="1440"/>
+      </w:pPr>
+      <w:rPr>
+        <w:rFonts w:hint="eastAsia"/>
+      </w:rPr>
+    </w:lvl>
+    <w:lvl w:ilvl="7">
+      <w:start w:val="1"/>
+      <w:numFmt w:val="decimal"/>
+      <w:lvlText w:val="%1.%2.%3.%4.%5.%6.%7.%8"/>
+      <w:lvlJc w:val="left"/>
+      <w:pPr>
+        <w:ind w:left="1440" w:hanging="1440"/>
+      </w:pPr>
+      <w:rPr>
+        <w:rFonts w:hint="eastAsia"/>
+      </w:rPr>
+    </w:lvl>
+    <w:lvl w:ilvl="8">
+      <w:start w:val="1"/>
+      <w:numFmt w:val="decimal"/>
+      <w:lvlText w:val="%1.%2.%3.%4.%5.%6.%7.%8.%9"/>
+      <w:lvlJc w:val="left"/>
+      <w:pPr>
+        <w:ind w:left="1800" w:hanging="1800"/>
+      </w:pPr>
+      <w:rPr>
+        <w:rFonts w:hint="eastAsia"/>
+      </w:rPr>
+    </w:lvl>
+  </w:abstractNum>
+  <w:abstractNum w:abstractNumId="15" w15:restartNumberingAfterBreak="0">
     <w:nsid w:val="274942BC"/>
     <w:multiLevelType w:val="multilevel"/>
     <w:tmpl w:val="C748C888"/>
@@ -2189,7 +6034,7 @@
       </w:rPr>
     </w:lvl>
   </w:abstractNum>
-  <w:abstractNum w:abstractNumId="15" w15:restartNumberingAfterBreak="0">
+  <w:abstractNum w:abstractNumId="16" w15:restartNumberingAfterBreak="0">
     <w:nsid w:val="274A0B03"/>
     <w:multiLevelType w:val="multilevel"/>
     <w:tmpl w:val="5226E306"/>
@@ -2302,7 +6147,7 @@
       </w:rPr>
     </w:lvl>
   </w:abstractNum>
-  <w:abstractNum w:abstractNumId="16" w15:restartNumberingAfterBreak="0">
+  <w:abstractNum w:abstractNumId="17" w15:restartNumberingAfterBreak="0">
     <w:nsid w:val="296D64A2"/>
     <w:multiLevelType w:val="multilevel"/>
     <w:tmpl w:val="A8F680A8"/>
@@ -2415,7 +6260,7 @@
       </w:rPr>
     </w:lvl>
   </w:abstractNum>
-  <w:abstractNum w:abstractNumId="17" w15:restartNumberingAfterBreak="0">
+  <w:abstractNum w:abstractNumId="18" w15:restartNumberingAfterBreak="0">
     <w:nsid w:val="2A205A8C"/>
     <w:multiLevelType w:val="multilevel"/>
     <w:tmpl w:val="CCFC7210"/>
@@ -2528,7 +6373,7 @@
       </w:rPr>
     </w:lvl>
   </w:abstractNum>
-  <w:abstractNum w:abstractNumId="18" w15:restartNumberingAfterBreak="0">
+  <w:abstractNum w:abstractNumId="19" w15:restartNumberingAfterBreak="0">
     <w:nsid w:val="2BF354CB"/>
     <w:multiLevelType w:val="multilevel"/>
     <w:tmpl w:val="866A0BBA"/>
@@ -2641,7 +6486,7 @@
       </w:rPr>
     </w:lvl>
   </w:abstractNum>
-  <w:abstractNum w:abstractNumId="19" w15:restartNumberingAfterBreak="0">
+  <w:abstractNum w:abstractNumId="20" w15:restartNumberingAfterBreak="0">
     <w:nsid w:val="2C5E4C22"/>
     <w:multiLevelType w:val="multilevel"/>
     <w:tmpl w:val="1272E71E"/>
@@ -2754,7 +6599,7 @@
       </w:rPr>
     </w:lvl>
   </w:abstractNum>
-  <w:abstractNum w:abstractNumId="20" w15:restartNumberingAfterBreak="0">
+  <w:abstractNum w:abstractNumId="21" w15:restartNumberingAfterBreak="0">
     <w:nsid w:val="2DFF3C1C"/>
     <w:multiLevelType w:val="multilevel"/>
     <w:tmpl w:val="8B76A10C"/>
@@ -2867,7 +6712,120 @@
       </w:rPr>
     </w:lvl>
   </w:abstractNum>
-  <w:abstractNum w:abstractNumId="21" w15:restartNumberingAfterBreak="0">
+  <w:abstractNum w:abstractNumId="22" w15:restartNumberingAfterBreak="0">
+    <w:nsid w:val="31ED12F0"/>
+    <w:multiLevelType w:val="hybridMultilevel"/>
+    <w:tmpl w:val="2B4E9766"/>
+    <w:lvl w:ilvl="0" w:tplc="A2FE92A4">
+      <w:start w:val="2"/>
+      <w:numFmt w:val="bullet"/>
+      <w:lvlText w:val="-"/>
+      <w:lvlJc w:val="left"/>
+      <w:pPr>
+        <w:ind w:left="800" w:hanging="360"/>
+      </w:pPr>
+      <w:rPr>
+        <w:rFonts w:ascii="맑은 고딕" w:eastAsia="맑은 고딕" w:hAnsi="맑은 고딕" w:cstheme="minorBidi" w:hint="eastAsia"/>
+      </w:rPr>
+    </w:lvl>
+    <w:lvl w:ilvl="1" w:tplc="04090003" w:tentative="1">
+      <w:start w:val="1"/>
+      <w:numFmt w:val="bullet"/>
+      <w:lvlText w:val=""/>
+      <w:lvlJc w:val="left"/>
+      <w:pPr>
+        <w:ind w:left="1320" w:hanging="440"/>
+      </w:pPr>
+      <w:rPr>
+        <w:rFonts w:ascii="Wingdings" w:hAnsi="Wingdings" w:hint="default"/>
+      </w:rPr>
+    </w:lvl>
+    <w:lvl w:ilvl="2" w:tplc="04090005" w:tentative="1">
+      <w:start w:val="1"/>
+      <w:numFmt w:val="bullet"/>
+      <w:lvlText w:val=""/>
+      <w:lvlJc w:val="left"/>
+      <w:pPr>
+        <w:ind w:left="1760" w:hanging="440"/>
+      </w:pPr>
+      <w:rPr>
+        <w:rFonts w:ascii="Wingdings" w:hAnsi="Wingdings" w:hint="default"/>
+      </w:rPr>
+    </w:lvl>
+    <w:lvl w:ilvl="3" w:tplc="04090001" w:tentative="1">
+      <w:start w:val="1"/>
+      <w:numFmt w:val="bullet"/>
+      <w:lvlText w:val=""/>
+      <w:lvlJc w:val="left"/>
+      <w:pPr>
+        <w:ind w:left="2200" w:hanging="440"/>
+      </w:pPr>
+      <w:rPr>
+        <w:rFonts w:ascii="Wingdings" w:hAnsi="Wingdings" w:hint="default"/>
+      </w:rPr>
+    </w:lvl>
+    <w:lvl w:ilvl="4" w:tplc="04090003" w:tentative="1">
+      <w:start w:val="1"/>
+      <w:numFmt w:val="bullet"/>
+      <w:lvlText w:val=""/>
+      <w:lvlJc w:val="left"/>
+      <w:pPr>
+        <w:ind w:left="2640" w:hanging="440"/>
+      </w:pPr>
+      <w:rPr>
+        <w:rFonts w:ascii="Wingdings" w:hAnsi="Wingdings" w:hint="default"/>
+      </w:rPr>
+    </w:lvl>
+    <w:lvl w:ilvl="5" w:tplc="04090005" w:tentative="1">
+      <w:start w:val="1"/>
+      <w:numFmt w:val="bullet"/>
+      <w:lvlText w:val=""/>
+      <w:lvlJc w:val="left"/>
+      <w:pPr>
+        <w:ind w:left="3080" w:hanging="440"/>
+      </w:pPr>
+      <w:rPr>
+        <w:rFonts w:ascii="Wingdings" w:hAnsi="Wingdings" w:hint="default"/>
+      </w:rPr>
+    </w:lvl>
+    <w:lvl w:ilvl="6" w:tplc="04090001" w:tentative="1">
+      <w:start w:val="1"/>
+      <w:numFmt w:val="bullet"/>
+      <w:lvlText w:val=""/>
+      <w:lvlJc w:val="left"/>
+      <w:pPr>
+        <w:ind w:left="3520" w:hanging="440"/>
+      </w:pPr>
+      <w:rPr>
+        <w:rFonts w:ascii="Wingdings" w:hAnsi="Wingdings" w:hint="default"/>
+      </w:rPr>
+    </w:lvl>
+    <w:lvl w:ilvl="7" w:tplc="04090003" w:tentative="1">
+      <w:start w:val="1"/>
+      <w:numFmt w:val="bullet"/>
+      <w:lvlText w:val=""/>
+      <w:lvlJc w:val="left"/>
+      <w:pPr>
+        <w:ind w:left="3960" w:hanging="440"/>
+      </w:pPr>
+      <w:rPr>
+        <w:rFonts w:ascii="Wingdings" w:hAnsi="Wingdings" w:hint="default"/>
+      </w:rPr>
+    </w:lvl>
+    <w:lvl w:ilvl="8" w:tplc="04090005" w:tentative="1">
+      <w:start w:val="1"/>
+      <w:numFmt w:val="bullet"/>
+      <w:lvlText w:val=""/>
+      <w:lvlJc w:val="left"/>
+      <w:pPr>
+        <w:ind w:left="4400" w:hanging="440"/>
+      </w:pPr>
+      <w:rPr>
+        <w:rFonts w:ascii="Wingdings" w:hAnsi="Wingdings" w:hint="default"/>
+      </w:rPr>
+    </w:lvl>
+  </w:abstractNum>
+  <w:abstractNum w:abstractNumId="23" w15:restartNumberingAfterBreak="0">
     <w:nsid w:val="32B4545C"/>
     <w:multiLevelType w:val="multilevel"/>
     <w:tmpl w:val="089EF376"/>
@@ -3012,7 +6970,7 @@
       </w:rPr>
     </w:lvl>
   </w:abstractNum>
-  <w:abstractNum w:abstractNumId="22" w15:restartNumberingAfterBreak="0">
+  <w:abstractNum w:abstractNumId="24" w15:restartNumberingAfterBreak="0">
     <w:nsid w:val="33E63B2B"/>
     <w:multiLevelType w:val="multilevel"/>
     <w:tmpl w:val="3E56D05E"/>
@@ -3125,7 +7083,7 @@
       </w:rPr>
     </w:lvl>
   </w:abstractNum>
-  <w:abstractNum w:abstractNumId="23" w15:restartNumberingAfterBreak="0">
+  <w:abstractNum w:abstractNumId="25" w15:restartNumberingAfterBreak="0">
     <w:nsid w:val="352B657B"/>
     <w:multiLevelType w:val="multilevel"/>
     <w:tmpl w:val="B7A6127C"/>
@@ -3238,7 +7196,7 @@
       </w:rPr>
     </w:lvl>
   </w:abstractNum>
-  <w:abstractNum w:abstractNumId="24" w15:restartNumberingAfterBreak="0">
+  <w:abstractNum w:abstractNumId="26" w15:restartNumberingAfterBreak="0">
     <w:nsid w:val="36C73493"/>
     <w:multiLevelType w:val="multilevel"/>
     <w:tmpl w:val="5AFCD9BC"/>
@@ -3387,7 +7345,7 @@
       </w:rPr>
     </w:lvl>
   </w:abstractNum>
-  <w:abstractNum w:abstractNumId="25" w15:restartNumberingAfterBreak="0">
+  <w:abstractNum w:abstractNumId="27" w15:restartNumberingAfterBreak="0">
     <w:nsid w:val="3BD63B6F"/>
     <w:multiLevelType w:val="hybridMultilevel"/>
     <w:tmpl w:val="892254C2"/>
@@ -3476,7 +7434,7 @@
       </w:pPr>
     </w:lvl>
   </w:abstractNum>
-  <w:abstractNum w:abstractNumId="26" w15:restartNumberingAfterBreak="0">
+  <w:abstractNum w:abstractNumId="28" w15:restartNumberingAfterBreak="0">
     <w:nsid w:val="407B7D11"/>
     <w:multiLevelType w:val="multilevel"/>
     <w:tmpl w:val="8EF83546"/>
@@ -3589,7 +7547,7 @@
       </w:rPr>
     </w:lvl>
   </w:abstractNum>
-  <w:abstractNum w:abstractNumId="27" w15:restartNumberingAfterBreak="0">
+  <w:abstractNum w:abstractNumId="29" w15:restartNumberingAfterBreak="0">
     <w:nsid w:val="440E06F7"/>
     <w:multiLevelType w:val="multilevel"/>
     <w:tmpl w:val="C7A6D616"/>
@@ -3702,7 +7660,7 @@
       </w:rPr>
     </w:lvl>
   </w:abstractNum>
-  <w:abstractNum w:abstractNumId="28" w15:restartNumberingAfterBreak="0">
+  <w:abstractNum w:abstractNumId="30" w15:restartNumberingAfterBreak="0">
     <w:nsid w:val="44F52C2F"/>
     <w:multiLevelType w:val="multilevel"/>
     <w:tmpl w:val="9ADA1E0C"/>
@@ -3851,7 +7809,7 @@
       </w:rPr>
     </w:lvl>
   </w:abstractNum>
-  <w:abstractNum w:abstractNumId="29" w15:restartNumberingAfterBreak="0">
+  <w:abstractNum w:abstractNumId="31" w15:restartNumberingAfterBreak="0">
     <w:nsid w:val="4A38175C"/>
     <w:multiLevelType w:val="multilevel"/>
     <w:tmpl w:val="22A46AC4"/>
@@ -3964,7 +7922,7 @@
       </w:rPr>
     </w:lvl>
   </w:abstractNum>
-  <w:abstractNum w:abstractNumId="30" w15:restartNumberingAfterBreak="0">
+  <w:abstractNum w:abstractNumId="32" w15:restartNumberingAfterBreak="0">
     <w:nsid w:val="4B08338D"/>
     <w:multiLevelType w:val="multilevel"/>
     <w:tmpl w:val="C32851E0"/>
@@ -4077,7 +8035,7 @@
       </w:rPr>
     </w:lvl>
   </w:abstractNum>
-  <w:abstractNum w:abstractNumId="31" w15:restartNumberingAfterBreak="0">
+  <w:abstractNum w:abstractNumId="33" w15:restartNumberingAfterBreak="0">
     <w:nsid w:val="4D5168C1"/>
     <w:multiLevelType w:val="hybridMultilevel"/>
     <w:tmpl w:val="1CC05BB0"/>
@@ -4166,7 +8124,7 @@
       </w:pPr>
     </w:lvl>
   </w:abstractNum>
-  <w:abstractNum w:abstractNumId="32" w15:restartNumberingAfterBreak="0">
+  <w:abstractNum w:abstractNumId="34" w15:restartNumberingAfterBreak="0">
     <w:nsid w:val="4EC051B9"/>
     <w:multiLevelType w:val="multilevel"/>
     <w:tmpl w:val="FD7AFA18"/>
@@ -4279,7 +8237,7 @@
       </w:rPr>
     </w:lvl>
   </w:abstractNum>
-  <w:abstractNum w:abstractNumId="33" w15:restartNumberingAfterBreak="0">
+  <w:abstractNum w:abstractNumId="35" w15:restartNumberingAfterBreak="0">
     <w:nsid w:val="4F874405"/>
     <w:multiLevelType w:val="multilevel"/>
     <w:tmpl w:val="480C65A8"/>
@@ -4392,7 +8350,7 @@
       </w:rPr>
     </w:lvl>
   </w:abstractNum>
-  <w:abstractNum w:abstractNumId="34" w15:restartNumberingAfterBreak="0">
+  <w:abstractNum w:abstractNumId="36" w15:restartNumberingAfterBreak="0">
     <w:nsid w:val="51FA2F2B"/>
     <w:multiLevelType w:val="multilevel"/>
     <w:tmpl w:val="605AB292"/>
@@ -4505,7 +8463,7 @@
       </w:rPr>
     </w:lvl>
   </w:abstractNum>
-  <w:abstractNum w:abstractNumId="35" w15:restartNumberingAfterBreak="0">
+  <w:abstractNum w:abstractNumId="37" w15:restartNumberingAfterBreak="0">
     <w:nsid w:val="553C2741"/>
     <w:multiLevelType w:val="multilevel"/>
     <w:tmpl w:val="313646EA"/>
@@ -4618,7 +8576,7 @@
       </w:rPr>
     </w:lvl>
   </w:abstractNum>
-  <w:abstractNum w:abstractNumId="36" w15:restartNumberingAfterBreak="0">
+  <w:abstractNum w:abstractNumId="38" w15:restartNumberingAfterBreak="0">
     <w:nsid w:val="5EF241E9"/>
     <w:multiLevelType w:val="multilevel"/>
     <w:tmpl w:val="A9966C46"/>
@@ -4731,7 +8689,7 @@
       </w:rPr>
     </w:lvl>
   </w:abstractNum>
-  <w:abstractNum w:abstractNumId="37" w15:restartNumberingAfterBreak="0">
+  <w:abstractNum w:abstractNumId="39" w15:restartNumberingAfterBreak="0">
     <w:nsid w:val="6151371B"/>
     <w:multiLevelType w:val="hybridMultilevel"/>
     <w:tmpl w:val="DD3C0B62"/>
@@ -4820,7 +8778,7 @@
       </w:pPr>
     </w:lvl>
   </w:abstractNum>
-  <w:abstractNum w:abstractNumId="38" w15:restartNumberingAfterBreak="0">
+  <w:abstractNum w:abstractNumId="40" w15:restartNumberingAfterBreak="0">
     <w:nsid w:val="6A44007B"/>
     <w:multiLevelType w:val="multilevel"/>
     <w:tmpl w:val="569AAAC0"/>
@@ -4933,7 +8891,7 @@
       </w:rPr>
     </w:lvl>
   </w:abstractNum>
-  <w:abstractNum w:abstractNumId="39" w15:restartNumberingAfterBreak="0">
+  <w:abstractNum w:abstractNumId="41" w15:restartNumberingAfterBreak="0">
     <w:nsid w:val="6D4667EA"/>
     <w:multiLevelType w:val="multilevel"/>
     <w:tmpl w:val="8286BBFC"/>
@@ -5046,7 +9004,7 @@
       </w:rPr>
     </w:lvl>
   </w:abstractNum>
-  <w:abstractNum w:abstractNumId="40" w15:restartNumberingAfterBreak="0">
+  <w:abstractNum w:abstractNumId="42" w15:restartNumberingAfterBreak="0">
     <w:nsid w:val="70E711C6"/>
     <w:multiLevelType w:val="multilevel"/>
     <w:tmpl w:val="2164484C"/>
@@ -5159,7 +9117,156 @@
       </w:rPr>
     </w:lvl>
   </w:abstractNum>
-  <w:abstractNum w:abstractNumId="41" w15:restartNumberingAfterBreak="0">
+  <w:abstractNum w:abstractNumId="43" w15:restartNumberingAfterBreak="0">
+    <w:nsid w:val="790F09D6"/>
+    <w:multiLevelType w:val="multilevel"/>
+    <w:tmpl w:val="18280C96"/>
+    <w:lvl w:ilvl="0">
+      <w:start w:val="1"/>
+      <w:numFmt w:val="bullet"/>
+      <w:lvlText w:val=""/>
+      <w:lvlJc w:val="left"/>
+      <w:pPr>
+        <w:tabs>
+          <w:tab w:val="num" w:pos="720"/>
+        </w:tabs>
+        <w:ind w:left="720" w:hanging="360"/>
+      </w:pPr>
+      <w:rPr>
+        <w:rFonts w:ascii="Symbol" w:hAnsi="Symbol" w:hint="default"/>
+        <w:sz w:val="20"/>
+      </w:rPr>
+    </w:lvl>
+    <w:lvl w:ilvl="1" w:tentative="1">
+      <w:start w:val="1"/>
+      <w:numFmt w:val="bullet"/>
+      <w:lvlText w:val="o"/>
+      <w:lvlJc w:val="left"/>
+      <w:pPr>
+        <w:tabs>
+          <w:tab w:val="num" w:pos="1440"/>
+        </w:tabs>
+        <w:ind w:left="1440" w:hanging="360"/>
+      </w:pPr>
+      <w:rPr>
+        <w:rFonts w:ascii="Courier New" w:hAnsi="Courier New" w:hint="default"/>
+        <w:sz w:val="20"/>
+      </w:rPr>
+    </w:lvl>
+    <w:lvl w:ilvl="2" w:tentative="1">
+      <w:start w:val="1"/>
+      <w:numFmt w:val="bullet"/>
+      <w:lvlText w:val=""/>
+      <w:lvlJc w:val="left"/>
+      <w:pPr>
+        <w:tabs>
+          <w:tab w:val="num" w:pos="2160"/>
+        </w:tabs>
+        <w:ind w:left="2160" w:hanging="360"/>
+      </w:pPr>
+      <w:rPr>
+        <w:rFonts w:ascii="Wingdings" w:hAnsi="Wingdings" w:hint="default"/>
+        <w:sz w:val="20"/>
+      </w:rPr>
+    </w:lvl>
+    <w:lvl w:ilvl="3" w:tentative="1">
+      <w:start w:val="1"/>
+      <w:numFmt w:val="bullet"/>
+      <w:lvlText w:val=""/>
+      <w:lvlJc w:val="left"/>
+      <w:pPr>
+        <w:tabs>
+          <w:tab w:val="num" w:pos="2880"/>
+        </w:tabs>
+        <w:ind w:left="2880" w:hanging="360"/>
+      </w:pPr>
+      <w:rPr>
+        <w:rFonts w:ascii="Wingdings" w:hAnsi="Wingdings" w:hint="default"/>
+        <w:sz w:val="20"/>
+      </w:rPr>
+    </w:lvl>
+    <w:lvl w:ilvl="4" w:tentative="1">
+      <w:start w:val="1"/>
+      <w:numFmt w:val="bullet"/>
+      <w:lvlText w:val=""/>
+      <w:lvlJc w:val="left"/>
+      <w:pPr>
+        <w:tabs>
+          <w:tab w:val="num" w:pos="3600"/>
+        </w:tabs>
+        <w:ind w:left="3600" w:hanging="360"/>
+      </w:pPr>
+      <w:rPr>
+        <w:rFonts w:ascii="Wingdings" w:hAnsi="Wingdings" w:hint="default"/>
+        <w:sz w:val="20"/>
+      </w:rPr>
+    </w:lvl>
+    <w:lvl w:ilvl="5" w:tentative="1">
+      <w:start w:val="1"/>
+      <w:numFmt w:val="bullet"/>
+      <w:lvlText w:val=""/>
+      <w:lvlJc w:val="left"/>
+      <w:pPr>
+        <w:tabs>
+          <w:tab w:val="num" w:pos="4320"/>
+        </w:tabs>
+        <w:ind w:left="4320" w:hanging="360"/>
+      </w:pPr>
+      <w:rPr>
+        <w:rFonts w:ascii="Wingdings" w:hAnsi="Wingdings" w:hint="default"/>
+        <w:sz w:val="20"/>
+      </w:rPr>
+    </w:lvl>
+    <w:lvl w:ilvl="6" w:tentative="1">
+      <w:start w:val="1"/>
+      <w:numFmt w:val="bullet"/>
+      <w:lvlText w:val=""/>
+      <w:lvlJc w:val="left"/>
+      <w:pPr>
+        <w:tabs>
+          <w:tab w:val="num" w:pos="5040"/>
+        </w:tabs>
+        <w:ind w:left="5040" w:hanging="360"/>
+      </w:pPr>
+      <w:rPr>
+        <w:rFonts w:ascii="Wingdings" w:hAnsi="Wingdings" w:hint="default"/>
+        <w:sz w:val="20"/>
+      </w:rPr>
+    </w:lvl>
+    <w:lvl w:ilvl="7" w:tentative="1">
+      <w:start w:val="1"/>
+      <w:numFmt w:val="bullet"/>
+      <w:lvlText w:val=""/>
+      <w:lvlJc w:val="left"/>
+      <w:pPr>
+        <w:tabs>
+          <w:tab w:val="num" w:pos="5760"/>
+        </w:tabs>
+        <w:ind w:left="5760" w:hanging="360"/>
+      </w:pPr>
+      <w:rPr>
+        <w:rFonts w:ascii="Wingdings" w:hAnsi="Wingdings" w:hint="default"/>
+        <w:sz w:val="20"/>
+      </w:rPr>
+    </w:lvl>
+    <w:lvl w:ilvl="8" w:tentative="1">
+      <w:start w:val="1"/>
+      <w:numFmt w:val="bullet"/>
+      <w:lvlText w:val=""/>
+      <w:lvlJc w:val="left"/>
+      <w:pPr>
+        <w:tabs>
+          <w:tab w:val="num" w:pos="6480"/>
+        </w:tabs>
+        <w:ind w:left="6480" w:hanging="360"/>
+      </w:pPr>
+      <w:rPr>
+        <w:rFonts w:ascii="Wingdings" w:hAnsi="Wingdings" w:hint="default"/>
+        <w:sz w:val="20"/>
+      </w:rPr>
+    </w:lvl>
+  </w:abstractNum>
+  <w:abstractNum w:abstractNumId="44" w15:restartNumberingAfterBreak="0">
     <w:nsid w:val="7C5B0B74"/>
     <w:multiLevelType w:val="multilevel"/>
     <w:tmpl w:val="476E9A9E"/>
@@ -5272,7 +9379,7 @@
       </w:rPr>
     </w:lvl>
   </w:abstractNum>
-  <w:abstractNum w:abstractNumId="42" w15:restartNumberingAfterBreak="0">
+  <w:abstractNum w:abstractNumId="45" w15:restartNumberingAfterBreak="0">
     <w:nsid w:val="7EC10415"/>
     <w:multiLevelType w:val="multilevel"/>
     <w:tmpl w:val="97C2610A"/>
@@ -5422,73 +9529,73 @@
     </w:lvl>
   </w:abstractNum>
   <w:num w:numId="1" w16cid:durableId="1161002362">
+    <w:abstractNumId w:val="33"/>
+  </w:num>
+  <w:num w:numId="2" w16cid:durableId="646665901">
+    <w:abstractNumId w:val="27"/>
+  </w:num>
+  <w:num w:numId="3" w16cid:durableId="579220518">
+    <w:abstractNumId w:val="39"/>
+  </w:num>
+  <w:num w:numId="4" w16cid:durableId="103500681">
     <w:abstractNumId w:val="31"/>
   </w:num>
-  <w:num w:numId="2" w16cid:durableId="646665901">
-    <w:abstractNumId w:val="25"/>
-  </w:num>
-  <w:num w:numId="3" w16cid:durableId="579220518">
-    <w:abstractNumId w:val="37"/>
-  </w:num>
-  <w:num w:numId="4" w16cid:durableId="103500681">
-    <w:abstractNumId w:val="29"/>
-  </w:num>
   <w:num w:numId="5" w16cid:durableId="617296083">
-    <w:abstractNumId w:val="20"/>
+    <w:abstractNumId w:val="21"/>
   </w:num>
   <w:num w:numId="6" w16cid:durableId="2052149824">
     <w:abstractNumId w:val="7"/>
   </w:num>
   <w:num w:numId="7" w16cid:durableId="402222522">
-    <w:abstractNumId w:val="38"/>
+    <w:abstractNumId w:val="40"/>
   </w:num>
   <w:num w:numId="8" w16cid:durableId="1647200662">
     <w:abstractNumId w:val="3"/>
   </w:num>
   <w:num w:numId="9" w16cid:durableId="1682121071">
-    <w:abstractNumId w:val="41"/>
+    <w:abstractNumId w:val="44"/>
   </w:num>
   <w:num w:numId="10" w16cid:durableId="246695865">
     <w:abstractNumId w:val="12"/>
   </w:num>
   <w:num w:numId="11" w16cid:durableId="2141993432">
-    <w:abstractNumId w:val="39"/>
+    <w:abstractNumId w:val="41"/>
   </w:num>
   <w:num w:numId="12" w16cid:durableId="641038559">
-    <w:abstractNumId w:val="22"/>
+    <w:abstractNumId w:val="24"/>
   </w:num>
   <w:num w:numId="13" w16cid:durableId="1611089610">
     <w:abstractNumId w:val="8"/>
   </w:num>
   <w:num w:numId="14" w16cid:durableId="1505780277">
-    <w:abstractNumId w:val="23"/>
+    <w:abstractNumId w:val="25"/>
   </w:num>
   <w:num w:numId="15" w16cid:durableId="1285043431">
-    <w:abstractNumId w:val="36"/>
+    <w:abstractNumId w:val="38"/>
   </w:num>
   <w:num w:numId="16" w16cid:durableId="60640942">
-    <w:abstractNumId w:val="26"/>
+    <w:abstractNumId w:val="28"/>
   </w:num>
   <w:num w:numId="17" w16cid:durableId="1933391165">
-    <w:abstractNumId w:val="16"/>
+    <w:abstractNumId w:val="17"/>
   </w:num>
   <w:num w:numId="18" w16cid:durableId="493376280">
-    <w:abstractNumId w:val="18"/>
+    <w:abstractNumId w:val="19"/>
   </w:num>
   <w:num w:numId="19" w16cid:durableId="128474687">
     <w:abstractNumId w:val="11"/>
   </w:num>
   <w:num w:numId="20" w16cid:durableId="2080013416">
-    <w:abstractNumId w:val="40"/>
+    <w:abstractNumId w:val="42"/>
   </w:num>
   <w:num w:numId="21" w16cid:durableId="1864705951">
-    <w:abstractNumId w:val="15"/>
+    <w:abstractNumId w:val="16"/>
   </w:num>
   <w:num w:numId="22" w16cid:durableId="1466965471">
-    <w:abstractNumId w:val="32"/>
+    <w:abstractNumId w:val="34"/>
   </w:num>
   <w:num w:numId="23" w16cid:durableId="232741186">
-    <w:abstractNumId w:val="34"/>
+    <w:abstractNumId w:val="36"/>
   </w:num>
   <w:num w:numId="24" w16cid:durableId="1743454208">
     <w:abstractNumId w:val="10"/>
@@ -5497,37 +9604,37 @@
     <w:abstractNumId w:val="1"/>
   </w:num>
   <w:num w:numId="26" w16cid:durableId="1428041549">
-    <w:abstractNumId w:val="19"/>
+    <w:abstractNumId w:val="20"/>
   </w:num>
   <w:num w:numId="27" w16cid:durableId="1168205411">
-    <w:abstractNumId w:val="30"/>
+    <w:abstractNumId w:val="32"/>
   </w:num>
   <w:num w:numId="28" w16cid:durableId="847213060">
-    <w:abstractNumId w:val="33"/>
+    <w:abstractNumId w:val="35"/>
   </w:num>
   <w:num w:numId="29" w16cid:durableId="461116745">
     <w:abstractNumId w:val="4"/>
   </w:num>
   <w:num w:numId="30" w16cid:durableId="780611823">
-    <w:abstractNumId w:val="21"/>
+    <w:abstractNumId w:val="23"/>
   </w:num>
   <w:num w:numId="31" w16cid:durableId="560598764">
-    <w:abstractNumId w:val="42"/>
+    <w:abstractNumId w:val="45"/>
   </w:num>
   <w:num w:numId="32" w16cid:durableId="1577281594">
-    <w:abstractNumId w:val="24"/>
+    <w:abstractNumId w:val="26"/>
   </w:num>
   <w:num w:numId="33" w16cid:durableId="219678338">
-    <w:abstractNumId w:val="28"/>
+    <w:abstractNumId w:val="30"/>
   </w:num>
   <w:num w:numId="34" w16cid:durableId="1347437688">
-    <w:abstractNumId w:val="14"/>
+    <w:abstractNumId w:val="15"/>
   </w:num>
   <w:num w:numId="35" w16cid:durableId="176117207">
     <w:abstractNumId w:val="9"/>
   </w:num>
   <w:num w:numId="36" w16cid:durableId="60299312">
-    <w:abstractNumId w:val="27"/>
+    <w:abstractNumId w:val="29"/>
   </w:num>
   <w:num w:numId="37" w16cid:durableId="132262369">
     <w:abstractNumId w:val="6"/>
@@ -5539,7 +9646,7 @@
     <w:abstractNumId w:val="5"/>
   </w:num>
   <w:num w:numId="40" w16cid:durableId="2057505569">
-    <w:abstractNumId w:val="17"/>
+    <w:abstractNumId w:val="18"/>
   </w:num>
   <w:num w:numId="41" w16cid:durableId="1611353309">
     <w:abstractNumId w:val="2"/>
@@ -5548,7 +9655,16 @@
     <w:abstractNumId w:val="13"/>
   </w:num>
   <w:num w:numId="43" w16cid:durableId="1978870285">
-    <w:abstractNumId w:val="35"/>
+    <w:abstractNumId w:val="37"/>
+  </w:num>
+  <w:num w:numId="44" w16cid:durableId="216085356">
+    <w:abstractNumId w:val="43"/>
+  </w:num>
+  <w:num w:numId="45" w16cid:durableId="2055301859">
+    <w:abstractNumId w:val="22"/>
+  </w:num>
+  <w:num w:numId="46" w16cid:durableId="782530867">
+    <w:abstractNumId w:val="14"/>
   </w:num>
 </w:numbering>
 </file>
@@ -6050,7 +10166,6 @@
     <w:next w:val="a"/>
     <w:link w:val="5Char"/>
     <w:uiPriority w:val="9"/>
-    <w:semiHidden/>
     <w:unhideWhenUsed/>
     <w:qFormat/>
     <w:rsid w:val="00660AD6"/>
@@ -6162,7 +10277,6 @@
   <w:style w:type="character" w:default="1" w:styleId="a0">
     <w:name w:val="Default Paragraph Font"/>
     <w:uiPriority w:val="1"/>
-    <w:semiHidden/>
     <w:unhideWhenUsed/>
   </w:style>
   <w:style w:type="table" w:default="1" w:styleId="a1">
@@ -6245,7 +10359,6 @@
     <w:basedOn w:val="a0"/>
     <w:link w:val="5"/>
     <w:uiPriority w:val="9"/>
-    <w:semiHidden/>
     <w:rsid w:val="00660AD6"/>
     <w:rPr>
       <w:rFonts w:asciiTheme="majorHAnsi" w:eastAsiaTheme="majorEastAsia" w:hAnsiTheme="majorHAnsi" w:cstheme="majorBidi"/>
@@ -6661,6 +10774,35 @@
       </w:tblBorders>
     </w:tblPr>
   </w:style>
+  <w:style w:type="paragraph" w:styleId="af4">
+    <w:name w:val="Normal (Web)"/>
+    <w:basedOn w:val="a"/>
+    <w:uiPriority w:val="99"/>
+    <w:semiHidden/>
+    <w:unhideWhenUsed/>
+    <w:rsid w:val="00AA2B94"/>
+    <w:pPr>
+      <w:spacing w:before="100" w:beforeAutospacing="1" w:after="100" w:afterAutospacing="1" w:line="240" w:lineRule="auto"/>
+    </w:pPr>
+    <w:rPr>
+      <w:rFonts w:ascii="굴림" w:eastAsia="굴림" w:hAnsi="굴림" w:cs="굴림"/>
+      <w:sz w:val="24"/>
+      <w:szCs w:val="24"/>
+    </w:rPr>
+  </w:style>
+  <w:style w:type="character" w:styleId="HTML">
+    <w:name w:val="HTML Code"/>
+    <w:basedOn w:val="a0"/>
+    <w:uiPriority w:val="99"/>
+    <w:semiHidden/>
+    <w:unhideWhenUsed/>
+    <w:rsid w:val="00AA2B94"/>
+    <w:rPr>
+      <w:rFonts w:ascii="굴림체" w:eastAsia="굴림체" w:hAnsi="굴림체" w:cs="굴림체"/>
+      <w:sz w:val="24"/>
+      <w:szCs w:val="24"/>
+    </w:rPr>
+  </w:style>
 </w:styles>
 </file>
 
